--- a/4.质量管理/1.流程制度规范类文件/ZGS-04-04-运维服务质量改进管理制度.docx
+++ b/4.质量管理/1.流程制度规范类文件/ZGS-04-04-运维服务质量改进管理制度.docx
@@ -1,10 +1,11 @@
 
 <file path=word/document.xml><?xml version="1.0" encoding="utf-8"?>
-<w:document xmlns:wpc="http://schemas.microsoft.com/office/word/2010/wordprocessingCanvas" xmlns:mc="http://schemas.openxmlformats.org/markup-compatibility/2006" xmlns:o="urn:schemas-microsoft-com:office:office" xmlns:r="http://schemas.openxmlformats.org/officeDocument/2006/relationships" xmlns:m="http://schemas.openxmlformats.org/officeDocument/2006/math" xmlns:v="urn:schemas-microsoft-com:vml" xmlns:wp14="http://schemas.microsoft.com/office/word/2010/wordprocessingDrawing" xmlns:wp="http://schemas.openxmlformats.org/drawingml/2006/wordprocessingDrawing" xmlns:w="http://schemas.openxmlformats.org/wordprocessingml/2006/main" xmlns:w14="http://schemas.microsoft.com/office/word/2010/wordml" xmlns:w10="urn:schemas-microsoft-com:office:word" xmlns:w15="http://schemas.microsoft.com/office/word/2012/wordml" xmlns:wpg="http://schemas.microsoft.com/office/word/2010/wordprocessingGroup" xmlns:wpi="http://schemas.microsoft.com/office/word/2010/wordprocessingInk" xmlns:wne="http://schemas.microsoft.com/office/word/2006/wordml" xmlns:wps="http://schemas.microsoft.com/office/word/2010/wordprocessingShape" xmlns:wpsCustomData="http://www.wps.cn/officeDocument/2013/wpsCustomData" mc:Ignorable="w14 w15 wp14">
+<w:document xmlns:wpc="http://schemas.microsoft.com/office/word/2010/wordprocessingCanvas" xmlns:mc="http://schemas.openxmlformats.org/markup-compatibility/2006" xmlns:o="urn:schemas-microsoft-com:office:office" xmlns:r="http://schemas.openxmlformats.org/officeDocument/2006/relationships" xmlns:m="http://schemas.openxmlformats.org/officeDocument/2006/math" xmlns:v="urn:schemas-microsoft-com:vml" xmlns:wp14="http://schemas.microsoft.com/office/word/2010/wordprocessingDrawing" xmlns:wp="http://schemas.openxmlformats.org/drawingml/2006/wordprocessingDrawing" xmlns:w10="urn:schemas-microsoft-com:office:word" xmlns:w="http://schemas.openxmlformats.org/wordprocessingml/2006/main" xmlns:w14="http://schemas.microsoft.com/office/word/2010/wordml" xmlns:w15="http://schemas.microsoft.com/office/word/2012/wordml" xmlns:wne="http://schemas.microsoft.com/office/word/2006/wordml" xmlns:wpg="http://schemas.microsoft.com/office/word/2010/wordprocessingGroup" xmlns:wpi="http://schemas.microsoft.com/office/word/2010/wordprocessingInk" xmlns:wps="http://schemas.microsoft.com/office/word/2010/wordprocessingShape" mc:Ignorable="w14 w15 wp14">
+  <!-- Generated by Aspose.Words for .NET 13.3.0.1 -->
   <w:body>
     <w:p>
       <w:pPr>
-        <w:pStyle w:val="24"/>
+        <w:pStyle w:val="a"/>
         <w:keepNext w:val="0"/>
         <w:keepLines w:val="0"/>
         <w:pageBreakBefore w:val="0"/>
@@ -24,7 +25,7 @@
       <w:bookmarkStart w:id="0" w:name="_Toc18911"/>
       <w:r>
         <w:drawing>
-          <wp:anchor distT="0" distB="0" distL="114300" distR="114300" simplePos="0" relativeHeight="251660288" behindDoc="1" locked="0" layoutInCell="1" allowOverlap="1">
+          <wp:anchor distT="0" distB="0" distL="114300" distR="114300" simplePos="0" relativeHeight="251659264" behindDoc="1" locked="0" layoutInCell="1" allowOverlap="1">
             <wp:simplePos x="0" y="0"/>
             <wp:positionH relativeFrom="column">
               <wp:posOffset>0</wp:posOffset>
@@ -49,7 +50,7 @@
                     </pic:cNvPicPr>
                   </pic:nvPicPr>
                   <pic:blipFill>
-                    <a:blip r:embed="rId7"/>
+                    <a:blip xmlns:r="http://schemas.openxmlformats.org/officeDocument/2006/relationships" r:embed="rId4"/>
                     <a:stretch>
                       <a:fillRect/>
                     </a:stretch>
@@ -79,7 +80,7 @@
           <w:lang w:val="en-US" w:eastAsia="zh-CN"/>
         </w:rPr>
         <w:drawing>
-          <wp:anchor distT="0" distB="0" distL="114300" distR="114300" simplePos="0" relativeHeight="251659264" behindDoc="1" locked="0" layoutInCell="1" allowOverlap="1">
+          <wp:anchor distT="0" distB="0" distL="114300" distR="114300" simplePos="0" relativeHeight="251658240" behindDoc="1" locked="0" layoutInCell="1" allowOverlap="1">
             <wp:simplePos x="0" y="0"/>
             <wp:positionH relativeFrom="column">
               <wp:posOffset>635</wp:posOffset>
@@ -104,7 +105,7 @@
                     </pic:cNvPicPr>
                   </pic:nvPicPr>
                   <pic:blipFill>
-                    <a:blip r:embed="rId8">
+                    <a:blip xmlns:r="http://schemas.openxmlformats.org/officeDocument/2006/relationships" r:embed="rId5">
                       <a:alphaModFix amt="58000"/>
                       <a:lum contrast="-52000"/>
                     </a:blip>
@@ -138,7 +139,7 @@
     </w:p>
     <w:p>
       <w:pPr>
-        <w:pStyle w:val="25"/>
+        <w:pStyle w:val="a0"/>
         <w:keepNext w:val="0"/>
         <w:keepLines w:val="0"/>
         <w:pageBreakBefore w:val="0"/>
@@ -185,11 +186,11 @@
         <w:adjustRightInd w:val="0"/>
         <w:snapToGrid w:val="0"/>
         <w:spacing w:after="624" w:afterLines="200" w:line="219" w:lineRule="auto"/>
-        <w:ind w:left="0" w:leftChars="0" w:right="0" w:rightChars="0" w:firstLine="0" w:firstLineChars="0"/>
+        <w:ind w:left="0" w:right="0" w:firstLine="0" w:leftChars="0" w:rightChars="0" w:firstLineChars="0"/>
         <w:jc w:val="center"/>
         <w:textAlignment w:val="baseline"/>
         <w:rPr>
-          <w:rFonts w:hint="eastAsia" w:ascii="宋体" w:hAnsi="宋体" w:eastAsia="宋体" w:cs="宋体"/>
+          <w:rFonts w:ascii="宋体" w:eastAsia="宋体" w:hAnsi="宋体" w:cs="宋体" w:hint="eastAsia"/>
           <w:sz w:val="24"/>
           <w:szCs w:val="24"/>
           <w:lang w:val="en-US" w:eastAsia="zh-CN"/>
@@ -197,7 +198,7 @@
       </w:pPr>
       <w:r>
         <w:rPr>
-          <w:rFonts w:ascii="宋体" w:hAnsi="宋体" w:eastAsia="宋体" w:cs="宋体"/>
+          <w:rFonts w:ascii="宋体" w:eastAsia="宋体" w:hAnsi="宋体" w:cs="宋体"/>
           <w:b/>
           <w:bCs/>
           <w:spacing w:val="-3"/>
@@ -206,74 +207,20 @@
         </w:rPr>
         <w:t>文件编号：ZGS-04-04</w:t>
       </w:r>
-      <w:r>
-        <w:rPr>
-          <w:rFonts w:hint="eastAsia" w:ascii="宋体" w:hAnsi="宋体" w:eastAsia="宋体" w:cs="宋体"/>
-          <w:b/>
-          <w:bCs/>
-          <w:spacing w:val="-3"/>
-          <w:sz w:val="24"/>
-          <w:szCs w:val="24"/>
-          <w:lang w:val="en-US" w:eastAsia="zh-CN"/>
-        </w:rPr>
-      </w:r>
-      <w:r>
-        <w:rPr>
-          <w:rFonts w:ascii="宋体" w:hAnsi="宋体" w:eastAsia="宋体" w:cs="宋体"/>
-          <w:b/>
-          <w:bCs/>
-          <w:spacing w:val="-3"/>
-          <w:sz w:val="24"/>
-          <w:szCs w:val="24"/>
-        </w:rPr>
-      </w:r>
-      <w:r>
-        <w:rPr>
-          <w:rFonts w:hint="eastAsia" w:ascii="宋体" w:hAnsi="宋体" w:cs="宋体"/>
-          <w:b/>
-          <w:bCs/>
-          <w:spacing w:val="-3"/>
-          <w:sz w:val="24"/>
-          <w:szCs w:val="24"/>
-          <w:lang w:val="en-US" w:eastAsia="zh-CN"/>
-        </w:rPr>
-      </w:r>
-      <w:r>
-        <w:rPr>
-          <w:rFonts w:ascii="宋体" w:hAnsi="宋体" w:eastAsia="宋体" w:cs="宋体"/>
-          <w:b/>
-          <w:bCs/>
-          <w:spacing w:val="-3"/>
-          <w:sz w:val="24"/>
-          <w:szCs w:val="24"/>
-        </w:rPr>
-      </w:r>
-      <w:r>
-        <w:rPr>
-          <w:rFonts w:hint="eastAsia" w:ascii="宋体" w:hAnsi="宋体" w:cs="宋体"/>
-          <w:b/>
-          <w:bCs/>
-          <w:spacing w:val="-3"/>
-          <w:sz w:val="24"/>
-          <w:szCs w:val="24"/>
-          <w:lang w:val="en-US" w:eastAsia="zh-CN"/>
-        </w:rPr>
-      </w:r>
     </w:p>
     <w:tbl>
       <w:tblPr>
-        <w:tblStyle w:val="21"/>
+        <w:tblStyle w:val="TableGrid"/>
         <w:tblW w:w="0" w:type="auto"/>
         <w:jc w:val="center"/>
         <w:tblBorders>
-          <w:top w:val="none" w:color="auto" w:sz="0" w:space="0"/>
-          <w:left w:val="none" w:color="auto" w:sz="0" w:space="0"/>
-          <w:bottom w:val="none" w:color="auto" w:sz="0" w:space="0"/>
-          <w:right w:val="none" w:color="auto" w:sz="0" w:space="0"/>
-          <w:insideH w:val="none" w:color="auto" w:sz="0" w:space="0"/>
-          <w:insideV w:val="none" w:color="auto" w:sz="0" w:space="0"/>
+          <w:top w:val="nil"/>
+          <w:left w:val="nil"/>
+          <w:bottom w:val="nil"/>
+          <w:right w:val="nil"/>
+          <w:insideH w:val="nil"/>
+          <w:insideV w:val="nil"/>
         </w:tblBorders>
-        <w:tblLayout w:type="autofit"/>
         <w:tblCellMar>
           <w:top w:w="0" w:type="dxa"/>
           <w:left w:w="108" w:type="dxa"/>
@@ -287,13 +234,15 @@
       </w:tblGrid>
       <w:tr>
         <w:tblPrEx>
+          <w:tblW w:w="0" w:type="auto"/>
+          <w:jc w:val="center"/>
           <w:tblBorders>
-            <w:top w:val="none" w:color="auto" w:sz="0" w:space="0"/>
-            <w:left w:val="none" w:color="auto" w:sz="0" w:space="0"/>
-            <w:bottom w:val="none" w:color="auto" w:sz="0" w:space="0"/>
-            <w:right w:val="none" w:color="auto" w:sz="0" w:space="0"/>
-            <w:insideH w:val="none" w:color="auto" w:sz="0" w:space="0"/>
-            <w:insideV w:val="none" w:color="auto" w:sz="0" w:space="0"/>
+            <w:top w:val="nil"/>
+            <w:left w:val="nil"/>
+            <w:bottom w:val="nil"/>
+            <w:right w:val="nil"/>
+            <w:insideH w:val="nil"/>
+            <w:insideV w:val="nil"/>
           </w:tblBorders>
           <w:tblCellMar>
             <w:top w:w="0" w:type="dxa"/>
@@ -303,7 +252,7 @@
           </w:tblCellMar>
         </w:tblPrEx>
         <w:trPr>
-          <w:trHeight w:val="810" w:hRule="atLeast"/>
+          <w:trHeight w:val="810"/>
           <w:jc w:val="center"/>
         </w:trPr>
         <w:tc>
@@ -338,23 +287,6 @@
                 <w:lang w:val="en-US" w:eastAsia="zh-CN"/>
               </w:rPr>
               <w:t>编制部门:质量部</w:t>
-            </w:r>
-            <w:r>
-              <w:rPr>
-                <w:rFonts w:hint="default" w:asciiTheme="minorAscii" w:hAnsiTheme="minorAscii" w:eastAsiaTheme="minorEastAsia"/>
-                <w:spacing w:val="227"/>
-                <w:sz w:val="21"/>
-                <w:vertAlign w:val="baseline"/>
-                <w:lang w:val="en-US" w:eastAsia="zh-CN"/>
-              </w:rPr>
-            </w:r>
-            <w:r>
-              <w:rPr>
-                <w:rFonts w:hint="eastAsia"/>
-                <w:u w:val="single"/>
-                <w:vertAlign w:val="baseline"/>
-                <w:lang w:val="en-US" w:eastAsia="zh-CN"/>
-              </w:rPr>
             </w:r>
           </w:p>
         </w:tc>
@@ -393,7 +325,7 @@
             </w:r>
             <w:r>
               <w:rPr>
-                <w:rFonts w:hint="eastAsia" w:asciiTheme="minorAscii" w:hAnsiTheme="minorAscii" w:eastAsiaTheme="minorEastAsia"/>
+                <w:rFonts w:asciiTheme="minorAscii" w:eastAsiaTheme="minorEastAsia" w:hAnsiTheme="minorAscii" w:hint="eastAsia"/>
                 <w:spacing w:val="227"/>
                 <w:sz w:val="21"/>
                 <w:vertAlign w:val="baseline"/>
@@ -415,14 +347,8 @@
       </w:tr>
       <w:tr>
         <w:tblPrEx>
-          <w:tblBorders>
-            <w:top w:val="none" w:color="auto" w:sz="0" w:space="0"/>
-            <w:left w:val="none" w:color="auto" w:sz="0" w:space="0"/>
-            <w:bottom w:val="none" w:color="auto" w:sz="0" w:space="0"/>
-            <w:right w:val="none" w:color="auto" w:sz="0" w:space="0"/>
-            <w:insideH w:val="none" w:color="auto" w:sz="0" w:space="0"/>
-            <w:insideV w:val="none" w:color="auto" w:sz="0" w:space="0"/>
-          </w:tblBorders>
+          <w:tblW w:w="0" w:type="auto"/>
+          <w:jc w:val="center"/>
           <w:tblCellMar>
             <w:top w:w="0" w:type="dxa"/>
             <w:left w:w="108" w:type="dxa"/>
@@ -431,7 +357,7 @@
           </w:tblCellMar>
         </w:tblPrEx>
         <w:trPr>
-          <w:trHeight w:val="810" w:hRule="atLeast"/>
+          <w:trHeight w:val="810"/>
           <w:jc w:val="center"/>
         </w:trPr>
         <w:tc>
@@ -455,7 +381,7 @@
               <w:snapToGrid w:val="0"/>
               <w:textAlignment w:val="baseline"/>
               <w:rPr>
-                <w:rFonts w:hint="default" w:ascii="Arial" w:hAnsi="Arial" w:eastAsia="Arial" w:cs="Arial"/>
+                <w:rFonts w:ascii="Arial" w:eastAsia="Arial" w:hAnsi="Arial" w:cs="Arial" w:hint="default"/>
                 <w:snapToGrid w:val="0"/>
                 <w:color w:val="000000"/>
                 <w:kern w:val="0"/>
@@ -487,7 +413,7 @@
             </w:r>
             <w:r>
               <w:rPr>
-                <w:rFonts w:hint="default" w:asciiTheme="minorAscii" w:hAnsiTheme="minorAscii" w:eastAsiaTheme="minorEastAsia"/>
+                <w:rFonts w:asciiTheme="minorAscii" w:eastAsiaTheme="minorEastAsia" w:hAnsiTheme="minorAscii" w:hint="default"/>
                 <w:spacing w:val="227"/>
                 <w:sz w:val="21"/>
                 <w:vertAlign w:val="baseline"/>
@@ -540,7 +466,7 @@
               <w:snapToGrid w:val="0"/>
               <w:textAlignment w:val="baseline"/>
               <w:rPr>
-                <w:rFonts w:hint="default" w:ascii="Arial" w:hAnsi="Arial" w:eastAsia="Arial" w:cs="Arial"/>
+                <w:rFonts w:ascii="Arial" w:eastAsia="Arial" w:hAnsi="Arial" w:cs="Arial" w:hint="default"/>
                 <w:snapToGrid w:val="0"/>
                 <w:color w:val="000000"/>
                 <w:kern w:val="0"/>
@@ -560,7 +486,7 @@
             </w:r>
             <w:r>
               <w:rPr>
-                <w:rFonts w:hint="eastAsia" w:asciiTheme="minorAscii" w:hAnsiTheme="minorAscii" w:eastAsiaTheme="minorEastAsia"/>
+                <w:rFonts w:asciiTheme="minorAscii" w:eastAsiaTheme="minorEastAsia" w:hAnsiTheme="minorAscii" w:hint="eastAsia"/>
                 <w:spacing w:val="227"/>
                 <w:sz w:val="21"/>
                 <w:vertAlign w:val="baseline"/>
@@ -582,14 +508,8 @@
       </w:tr>
       <w:tr>
         <w:tblPrEx>
-          <w:tblBorders>
-            <w:top w:val="none" w:color="auto" w:sz="0" w:space="0"/>
-            <w:left w:val="none" w:color="auto" w:sz="0" w:space="0"/>
-            <w:bottom w:val="none" w:color="auto" w:sz="0" w:space="0"/>
-            <w:right w:val="none" w:color="auto" w:sz="0" w:space="0"/>
-            <w:insideH w:val="none" w:color="auto" w:sz="0" w:space="0"/>
-            <w:insideV w:val="none" w:color="auto" w:sz="0" w:space="0"/>
-          </w:tblBorders>
+          <w:tblW w:w="0" w:type="auto"/>
+          <w:jc w:val="center"/>
           <w:tblCellMar>
             <w:top w:w="0" w:type="dxa"/>
             <w:left w:w="108" w:type="dxa"/>
@@ -598,7 +518,7 @@
           </w:tblCellMar>
         </w:tblPrEx>
         <w:trPr>
-          <w:trHeight w:val="635" w:hRule="atLeast"/>
+          <w:trHeight w:val="635"/>
           <w:jc w:val="center"/>
         </w:trPr>
         <w:tc>
@@ -635,31 +555,6 @@
                 <w:lang w:val="en-US" w:eastAsia="zh-CN"/>
               </w:rPr>
               <w:t>批准人:刘长凡</w:t>
-            </w:r>
-            <w:r>
-              <w:rPr>
-                <w:rFonts w:hint="eastAsia"/>
-                <w:spacing w:val="1"/>
-                <w:kern w:val="0"/>
-                <w:vertAlign w:val="baseline"/>
-                <w:lang w:val="en-US" w:eastAsia="zh-CN"/>
-              </w:rPr>
-            </w:r>
-            <w:r>
-              <w:rPr>
-                <w:rFonts w:hint="eastAsia" w:asciiTheme="minorAscii" w:hAnsiTheme="minorAscii" w:eastAsiaTheme="minorEastAsia"/>
-                <w:spacing w:val="227"/>
-                <w:sz w:val="21"/>
-                <w:vertAlign w:val="baseline"/>
-                <w:lang w:val="en-US" w:eastAsia="zh-CN"/>
-              </w:rPr>
-            </w:r>
-            <w:r>
-              <w:rPr>
-                <w:rFonts w:hint="eastAsia"/>
-                <w:u w:val="single"/>
-                <w:lang w:val="en-US" w:eastAsia="zh-CN"/>
-              </w:rPr>
             </w:r>
           </w:p>
         </w:tc>
@@ -698,7 +593,7 @@
             </w:r>
             <w:r>
               <w:rPr>
-                <w:rFonts w:hint="eastAsia" w:asciiTheme="minorAscii" w:hAnsiTheme="minorAscii" w:eastAsiaTheme="minorEastAsia"/>
+                <w:rFonts w:asciiTheme="minorAscii" w:eastAsiaTheme="minorEastAsia" w:hAnsiTheme="minorAscii" w:hint="eastAsia"/>
                 <w:spacing w:val="227"/>
                 <w:sz w:val="21"/>
                 <w:vertAlign w:val="baseline"/>
@@ -757,14 +652,14 @@
         <w:ind w:left="3634"/>
         <w:textAlignment w:val="baseline"/>
         <w:rPr>
-          <w:rFonts w:ascii="宋体" w:hAnsi="宋体" w:eastAsia="宋体" w:cs="宋体"/>
+          <w:rFonts w:ascii="宋体" w:eastAsia="宋体" w:hAnsi="宋体" w:cs="宋体"/>
           <w:sz w:val="31"/>
           <w:szCs w:val="31"/>
         </w:rPr>
       </w:pPr>
       <w:r>
         <w:rPr>
-          <w:rFonts w:ascii="宋体" w:hAnsi="宋体" w:eastAsia="宋体" w:cs="宋体"/>
+          <w:rFonts w:ascii="宋体" w:eastAsia="宋体" w:hAnsi="宋体" w:cs="宋体"/>
           <w:b/>
           <w:bCs/>
           <w:spacing w:val="4"/>
@@ -776,16 +671,16 @@
     </w:p>
     <w:tbl>
       <w:tblPr>
-        <w:tblStyle w:val="26"/>
+        <w:tblStyle w:val="TableNormal0"/>
         <w:tblW w:w="7137" w:type="dxa"/>
         <w:jc w:val="center"/>
         <w:tblBorders>
-          <w:top w:val="single" w:color="000000" w:sz="2" w:space="0"/>
-          <w:left w:val="single" w:color="000000" w:sz="2" w:space="0"/>
-          <w:bottom w:val="single" w:color="000000" w:sz="2" w:space="0"/>
-          <w:right w:val="single" w:color="000000" w:sz="2" w:space="0"/>
-          <w:insideH w:val="single" w:color="000000" w:sz="2" w:space="0"/>
-          <w:insideV w:val="single" w:color="000000" w:sz="2" w:space="0"/>
+          <w:top w:val="single" w:sz="2" w:space="0" w:color="000000"/>
+          <w:left w:val="single" w:sz="2" w:space="0" w:color="000000"/>
+          <w:bottom w:val="single" w:sz="2" w:space="0" w:color="000000"/>
+          <w:right w:val="single" w:sz="2" w:space="0" w:color="000000"/>
+          <w:insideH w:val="single" w:sz="2" w:space="0" w:color="000000"/>
+          <w:insideV w:val="single" w:sz="2" w:space="0" w:color="000000"/>
         </w:tblBorders>
         <w:tblLayout w:type="fixed"/>
         <w:tblCellMar>
@@ -803,14 +698,17 @@
       </w:tblGrid>
       <w:tr>
         <w:tblPrEx>
+          <w:tblW w:w="7137" w:type="dxa"/>
+          <w:jc w:val="center"/>
           <w:tblBorders>
-            <w:top w:val="single" w:color="000000" w:sz="2" w:space="0"/>
-            <w:left w:val="single" w:color="000000" w:sz="2" w:space="0"/>
-            <w:bottom w:val="single" w:color="000000" w:sz="2" w:space="0"/>
-            <w:right w:val="single" w:color="000000" w:sz="2" w:space="0"/>
-            <w:insideH w:val="single" w:color="000000" w:sz="2" w:space="0"/>
-            <w:insideV w:val="single" w:color="000000" w:sz="2" w:space="0"/>
+            <w:top w:val="single" w:sz="2" w:space="0" w:color="000000"/>
+            <w:left w:val="single" w:sz="2" w:space="0" w:color="000000"/>
+            <w:bottom w:val="single" w:sz="2" w:space="0" w:color="000000"/>
+            <w:right w:val="single" w:sz="2" w:space="0" w:color="000000"/>
+            <w:insideH w:val="single" w:sz="2" w:space="0" w:color="000000"/>
+            <w:insideV w:val="single" w:sz="2" w:space="0" w:color="000000"/>
           </w:tblBorders>
+          <w:tblLayout w:type="fixed"/>
           <w:tblCellMar>
             <w:top w:w="0" w:type="dxa"/>
             <w:left w:w="0" w:type="dxa"/>
@@ -819,7 +717,7 @@
           </w:tblCellMar>
         </w:tblPrEx>
         <w:trPr>
-          <w:trHeight w:val="593" w:hRule="atLeast"/>
+          <w:trHeight w:val="593"/>
           <w:jc w:val="center"/>
         </w:trPr>
         <w:tc>
@@ -841,18 +739,18 @@
               <w:adjustRightInd w:val="0"/>
               <w:snapToGrid w:val="0"/>
               <w:spacing w:before="176" w:line="228" w:lineRule="auto"/>
-              <w:ind w:left="0" w:leftChars="0" w:right="0" w:rightChars="0" w:firstLine="0" w:firstLineChars="0"/>
+              <w:ind w:left="0" w:right="0" w:firstLine="0" w:leftChars="0" w:rightChars="0" w:firstLineChars="0"/>
               <w:jc w:val="center"/>
               <w:textAlignment w:val="baseline"/>
               <w:rPr>
-                <w:rFonts w:ascii="宋体" w:hAnsi="宋体" w:eastAsia="宋体" w:cs="宋体"/>
+                <w:rFonts w:ascii="宋体" w:eastAsia="宋体" w:hAnsi="宋体" w:cs="宋体"/>
                 <w:sz w:val="20"/>
                 <w:szCs w:val="20"/>
               </w:rPr>
             </w:pPr>
             <w:r>
               <w:rPr>
-                <w:rFonts w:ascii="宋体" w:hAnsi="宋体" w:eastAsia="宋体" w:cs="宋体"/>
+                <w:rFonts w:ascii="宋体" w:eastAsia="宋体" w:hAnsi="宋体" w:cs="宋体"/>
                 <w:spacing w:val="-14"/>
                 <w:sz w:val="20"/>
                 <w:szCs w:val="20"/>
@@ -880,18 +778,18 @@
               <w:adjustRightInd w:val="0"/>
               <w:snapToGrid w:val="0"/>
               <w:spacing w:before="175" w:line="227" w:lineRule="auto"/>
-              <w:ind w:left="0" w:leftChars="0" w:right="0" w:rightChars="0" w:firstLine="0" w:firstLineChars="0"/>
+              <w:ind w:left="0" w:right="0" w:firstLine="0" w:leftChars="0" w:rightChars="0" w:firstLineChars="0"/>
               <w:jc w:val="center"/>
               <w:textAlignment w:val="baseline"/>
               <w:rPr>
-                <w:rFonts w:ascii="宋体" w:hAnsi="宋体" w:eastAsia="宋体" w:cs="宋体"/>
+                <w:rFonts w:ascii="宋体" w:eastAsia="宋体" w:hAnsi="宋体" w:cs="宋体"/>
                 <w:sz w:val="20"/>
                 <w:szCs w:val="20"/>
               </w:rPr>
             </w:pPr>
             <w:r>
               <w:rPr>
-                <w:rFonts w:ascii="宋体" w:hAnsi="宋体" w:eastAsia="宋体" w:cs="宋体"/>
+                <w:rFonts w:ascii="宋体" w:eastAsia="宋体" w:hAnsi="宋体" w:cs="宋体"/>
                 <w:spacing w:val="4"/>
                 <w:sz w:val="20"/>
                 <w:szCs w:val="20"/>
@@ -919,18 +817,18 @@
               <w:adjustRightInd w:val="0"/>
               <w:snapToGrid w:val="0"/>
               <w:spacing w:before="175" w:line="228" w:lineRule="auto"/>
-              <w:ind w:left="0" w:leftChars="0" w:right="0" w:rightChars="0" w:firstLine="0" w:firstLineChars="0"/>
+              <w:ind w:left="0" w:right="0" w:firstLine="0" w:leftChars="0" w:rightChars="0" w:firstLineChars="0"/>
               <w:jc w:val="center"/>
               <w:textAlignment w:val="baseline"/>
               <w:rPr>
-                <w:rFonts w:ascii="宋体" w:hAnsi="宋体" w:eastAsia="宋体" w:cs="宋体"/>
+                <w:rFonts w:ascii="宋体" w:eastAsia="宋体" w:hAnsi="宋体" w:cs="宋体"/>
                 <w:sz w:val="20"/>
                 <w:szCs w:val="20"/>
               </w:rPr>
             </w:pPr>
             <w:r>
               <w:rPr>
-                <w:rFonts w:ascii="宋体" w:hAnsi="宋体" w:eastAsia="宋体" w:cs="宋体"/>
+                <w:rFonts w:ascii="宋体" w:eastAsia="宋体" w:hAnsi="宋体" w:cs="宋体"/>
                 <w:spacing w:val="7"/>
                 <w:sz w:val="20"/>
                 <w:szCs w:val="20"/>
@@ -958,18 +856,18 @@
               <w:adjustRightInd w:val="0"/>
               <w:snapToGrid w:val="0"/>
               <w:spacing w:before="176" w:line="229" w:lineRule="auto"/>
-              <w:ind w:left="0" w:leftChars="0" w:right="0" w:rightChars="0" w:firstLine="0" w:firstLineChars="0"/>
+              <w:ind w:left="0" w:right="0" w:firstLine="0" w:leftChars="0" w:rightChars="0" w:firstLineChars="0"/>
               <w:jc w:val="center"/>
               <w:textAlignment w:val="baseline"/>
               <w:rPr>
-                <w:rFonts w:ascii="宋体" w:hAnsi="宋体" w:eastAsia="宋体" w:cs="宋体"/>
+                <w:rFonts w:ascii="宋体" w:eastAsia="宋体" w:hAnsi="宋体" w:cs="宋体"/>
                 <w:sz w:val="20"/>
                 <w:szCs w:val="20"/>
               </w:rPr>
             </w:pPr>
             <w:r>
               <w:rPr>
-                <w:rFonts w:ascii="宋体" w:hAnsi="宋体" w:eastAsia="宋体" w:cs="宋体"/>
+                <w:rFonts w:ascii="宋体" w:eastAsia="宋体" w:hAnsi="宋体" w:cs="宋体"/>
                 <w:spacing w:val="7"/>
                 <w:sz w:val="20"/>
                 <w:szCs w:val="20"/>
@@ -981,14 +879,9 @@
       </w:tr>
       <w:tr>
         <w:tblPrEx>
-          <w:tblBorders>
-            <w:top w:val="single" w:color="000000" w:sz="2" w:space="0"/>
-            <w:left w:val="single" w:color="000000" w:sz="2" w:space="0"/>
-            <w:bottom w:val="single" w:color="000000" w:sz="2" w:space="0"/>
-            <w:right w:val="single" w:color="000000" w:sz="2" w:space="0"/>
-            <w:insideH w:val="single" w:color="000000" w:sz="2" w:space="0"/>
-            <w:insideV w:val="single" w:color="000000" w:sz="2" w:space="0"/>
-          </w:tblBorders>
+          <w:tblW w:w="7137" w:type="dxa"/>
+          <w:jc w:val="center"/>
+          <w:tblLayout w:type="fixed"/>
           <w:tblCellMar>
             <w:top w:w="0" w:type="dxa"/>
             <w:left w:w="0" w:type="dxa"/>
@@ -997,7 +890,7 @@
           </w:tblCellMar>
         </w:tblPrEx>
         <w:trPr>
-          <w:trHeight w:val="516" w:hRule="atLeast"/>
+          <w:trHeight w:val="516"/>
           <w:jc w:val="center"/>
         </w:trPr>
         <w:tc>
@@ -1019,11 +912,11 @@
               <w:adjustRightInd w:val="0"/>
               <w:snapToGrid w:val="0"/>
               <w:spacing w:before="173" w:line="267" w:lineRule="exact"/>
-              <w:ind w:left="0" w:leftChars="0" w:right="0" w:rightChars="0" w:firstLine="0" w:firstLineChars="0"/>
+              <w:ind w:left="0" w:right="0" w:firstLine="0" w:leftChars="0" w:rightChars="0" w:firstLineChars="0"/>
               <w:jc w:val="center"/>
               <w:textAlignment w:val="baseline"/>
               <w:rPr>
-                <w:rFonts w:hint="default" w:ascii="宋体" w:hAnsi="宋体" w:eastAsia="宋体" w:cs="宋体"/>
+                <w:rFonts w:ascii="宋体" w:eastAsia="宋体" w:hAnsi="宋体" w:cs="宋体" w:hint="default"/>
                 <w:sz w:val="20"/>
                 <w:szCs w:val="20"/>
                 <w:lang w:val="en-US" w:eastAsia="zh-CN"/>
@@ -1031,7 +924,7 @@
             </w:pPr>
             <w:r>
               <w:rPr>
-                <w:rFonts w:ascii="宋体" w:hAnsi="宋体" w:eastAsia="宋体" w:cs="宋体"/>
+                <w:rFonts w:ascii="宋体" w:eastAsia="宋体" w:hAnsi="宋体" w:cs="宋体"/>
                 <w:spacing w:val="3"/>
                 <w:position w:val="1"/>
                 <w:sz w:val="20"/>
@@ -1041,7 +934,7 @@
             </w:r>
             <w:r>
               <w:rPr>
-                <w:rFonts w:hint="eastAsia" w:ascii="宋体" w:hAnsi="宋体" w:cs="宋体"/>
+                <w:rFonts w:ascii="宋体" w:hAnsi="宋体" w:cs="宋体" w:hint="eastAsia"/>
                 <w:spacing w:val="3"/>
                 <w:position w:val="1"/>
                 <w:sz w:val="20"/>
@@ -1071,18 +964,18 @@
               <w:adjustRightInd w:val="0"/>
               <w:snapToGrid w:val="0"/>
               <w:spacing w:before="173" w:line="267" w:lineRule="exact"/>
-              <w:ind w:left="0" w:leftChars="0" w:right="0" w:rightChars="0" w:firstLine="0" w:firstLineChars="0"/>
+              <w:ind w:left="0" w:right="0" w:firstLine="0" w:leftChars="0" w:rightChars="0" w:firstLineChars="0"/>
               <w:jc w:val="center"/>
               <w:textAlignment w:val="baseline"/>
               <w:rPr>
-                <w:rFonts w:ascii="宋体" w:hAnsi="宋体" w:eastAsia="宋体" w:cs="宋体"/>
+                <w:rFonts w:ascii="宋体" w:eastAsia="宋体" w:hAnsi="宋体" w:cs="宋体"/>
                 <w:sz w:val="20"/>
                 <w:szCs w:val="20"/>
               </w:rPr>
             </w:pPr>
             <w:r>
               <w:rPr>
-                <w:rFonts w:ascii="宋体" w:hAnsi="宋体" w:eastAsia="宋体" w:cs="宋体"/>
+                <w:rFonts w:ascii="宋体" w:eastAsia="宋体" w:hAnsi="宋体" w:cs="宋体"/>
                 <w:spacing w:val="4"/>
                 <w:position w:val="1"/>
                 <w:sz w:val="20"/>
@@ -1111,18 +1004,18 @@
               <w:adjustRightInd w:val="0"/>
               <w:snapToGrid w:val="0"/>
               <w:spacing w:before="172" w:line="228" w:lineRule="auto"/>
-              <w:ind w:left="0" w:leftChars="0" w:right="0" w:rightChars="0" w:firstLine="0" w:firstLineChars="0"/>
+              <w:ind w:left="0" w:right="0" w:firstLine="0" w:leftChars="0" w:rightChars="0" w:firstLineChars="0"/>
               <w:jc w:val="center"/>
               <w:textAlignment w:val="baseline"/>
               <w:rPr>
-                <w:rFonts w:ascii="宋体" w:hAnsi="宋体" w:eastAsia="宋体" w:cs="宋体"/>
+                <w:rFonts w:ascii="宋体" w:eastAsia="宋体" w:hAnsi="宋体" w:cs="宋体"/>
                 <w:sz w:val="20"/>
                 <w:szCs w:val="20"/>
               </w:rPr>
             </w:pPr>
             <w:r>
               <w:rPr>
-                <w:rFonts w:ascii="宋体" w:hAnsi="宋体" w:eastAsia="宋体" w:cs="宋体"/>
+                <w:rFonts w:ascii="宋体" w:eastAsia="宋体" w:hAnsi="宋体" w:cs="宋体"/>
                 <w:spacing w:val="7"/>
                 <w:sz w:val="20"/>
                 <w:szCs w:val="20"/>
@@ -1150,11 +1043,11 @@
               <w:adjustRightInd w:val="0"/>
               <w:snapToGrid w:val="0"/>
               <w:spacing w:before="173" w:line="229" w:lineRule="auto"/>
-              <w:ind w:left="0" w:leftChars="0" w:right="0" w:rightChars="0" w:firstLine="0" w:firstLineChars="0"/>
+              <w:ind w:left="0" w:right="0" w:firstLine="0" w:leftChars="0" w:rightChars="0" w:firstLineChars="0"/>
               <w:jc w:val="center"/>
               <w:textAlignment w:val="baseline"/>
               <w:rPr>
-                <w:rFonts w:ascii="宋体" w:hAnsi="宋体" w:eastAsia="宋体" w:cs="宋体"/>
+                <w:rFonts w:ascii="宋体" w:eastAsia="宋体" w:hAnsi="宋体" w:cs="宋体"/>
                 <w:sz w:val="20"/>
                 <w:szCs w:val="20"/>
               </w:rPr>
@@ -1171,14 +1064,9 @@
       </w:tr>
       <w:tr>
         <w:tblPrEx>
-          <w:tblBorders>
-            <w:top w:val="single" w:color="000000" w:sz="2" w:space="0"/>
-            <w:left w:val="single" w:color="000000" w:sz="2" w:space="0"/>
-            <w:bottom w:val="single" w:color="000000" w:sz="2" w:space="0"/>
-            <w:right w:val="single" w:color="000000" w:sz="2" w:space="0"/>
-            <w:insideH w:val="single" w:color="000000" w:sz="2" w:space="0"/>
-            <w:insideV w:val="single" w:color="000000" w:sz="2" w:space="0"/>
-          </w:tblBorders>
+          <w:tblW w:w="7137" w:type="dxa"/>
+          <w:jc w:val="center"/>
+          <w:tblLayout w:type="fixed"/>
           <w:tblCellMar>
             <w:top w:w="0" w:type="dxa"/>
             <w:left w:w="0" w:type="dxa"/>
@@ -1187,7 +1075,7 @@
           </w:tblCellMar>
         </w:tblPrEx>
         <w:trPr>
-          <w:trHeight w:val="556" w:hRule="atLeast"/>
+          <w:trHeight w:val="556"/>
           <w:jc w:val="center"/>
         </w:trPr>
         <w:tc>
@@ -1196,7 +1084,7 @@
           </w:tcPr>
           <w:p>
             <w:pPr>
-              <w:pStyle w:val="27"/>
+              <w:pStyle w:val="TableText"/>
               <w:keepNext w:val="0"/>
               <w:keepLines w:val="0"/>
               <w:pageBreakBefore w:val="0"/>
@@ -1209,7 +1097,7 @@
               <w:bidi w:val="0"/>
               <w:adjustRightInd w:val="0"/>
               <w:snapToGrid w:val="0"/>
-              <w:ind w:left="0" w:leftChars="0" w:right="0" w:rightChars="0" w:firstLine="0" w:firstLineChars="0"/>
+              <w:ind w:left="0" w:right="0" w:firstLine="0" w:leftChars="0" w:rightChars="0" w:firstLineChars="0"/>
               <w:jc w:val="center"/>
               <w:textAlignment w:val="baseline"/>
             </w:pPr>
@@ -1221,7 +1109,7 @@
           </w:tcPr>
           <w:p>
             <w:pPr>
-              <w:pStyle w:val="27"/>
+              <w:pStyle w:val="TableText"/>
               <w:keepNext w:val="0"/>
               <w:keepLines w:val="0"/>
               <w:pageBreakBefore w:val="0"/>
@@ -1234,7 +1122,7 @@
               <w:bidi w:val="0"/>
               <w:adjustRightInd w:val="0"/>
               <w:snapToGrid w:val="0"/>
-              <w:ind w:left="0" w:leftChars="0" w:right="0" w:rightChars="0" w:firstLine="0" w:firstLineChars="0"/>
+              <w:ind w:left="0" w:right="0" w:firstLine="0" w:leftChars="0" w:rightChars="0" w:firstLineChars="0"/>
               <w:jc w:val="center"/>
               <w:textAlignment w:val="baseline"/>
             </w:pPr>
@@ -1246,7 +1134,7 @@
           </w:tcPr>
           <w:p>
             <w:pPr>
-              <w:pStyle w:val="27"/>
+              <w:pStyle w:val="TableText"/>
               <w:keepNext w:val="0"/>
               <w:keepLines w:val="0"/>
               <w:pageBreakBefore w:val="0"/>
@@ -1259,7 +1147,7 @@
               <w:bidi w:val="0"/>
               <w:adjustRightInd w:val="0"/>
               <w:snapToGrid w:val="0"/>
-              <w:ind w:left="0" w:leftChars="0" w:right="0" w:rightChars="0" w:firstLine="0" w:firstLineChars="0"/>
+              <w:ind w:left="0" w:right="0" w:firstLine="0" w:leftChars="0" w:rightChars="0" w:firstLineChars="0"/>
               <w:jc w:val="center"/>
               <w:textAlignment w:val="baseline"/>
             </w:pPr>
@@ -1271,7 +1159,7 @@
           </w:tcPr>
           <w:p>
             <w:pPr>
-              <w:pStyle w:val="27"/>
+              <w:pStyle w:val="TableText"/>
               <w:keepNext w:val="0"/>
               <w:keepLines w:val="0"/>
               <w:pageBreakBefore w:val="0"/>
@@ -1284,7 +1172,7 @@
               <w:bidi w:val="0"/>
               <w:adjustRightInd w:val="0"/>
               <w:snapToGrid w:val="0"/>
-              <w:ind w:left="0" w:leftChars="0" w:right="0" w:rightChars="0" w:firstLine="0" w:firstLineChars="0"/>
+              <w:ind w:left="0" w:right="0" w:firstLine="0" w:leftChars="0" w:rightChars="0" w:firstLineChars="0"/>
               <w:jc w:val="center"/>
               <w:textAlignment w:val="baseline"/>
             </w:pPr>
@@ -1293,14 +1181,9 @@
       </w:tr>
       <w:tr>
         <w:tblPrEx>
-          <w:tblBorders>
-            <w:top w:val="single" w:color="000000" w:sz="2" w:space="0"/>
-            <w:left w:val="single" w:color="000000" w:sz="2" w:space="0"/>
-            <w:bottom w:val="single" w:color="000000" w:sz="2" w:space="0"/>
-            <w:right w:val="single" w:color="000000" w:sz="2" w:space="0"/>
-            <w:insideH w:val="single" w:color="000000" w:sz="2" w:space="0"/>
-            <w:insideV w:val="single" w:color="000000" w:sz="2" w:space="0"/>
-          </w:tblBorders>
+          <w:tblW w:w="7137" w:type="dxa"/>
+          <w:jc w:val="center"/>
+          <w:tblLayout w:type="fixed"/>
           <w:tblCellMar>
             <w:top w:w="0" w:type="dxa"/>
             <w:left w:w="0" w:type="dxa"/>
@@ -1309,7 +1192,7 @@
           </w:tblCellMar>
         </w:tblPrEx>
         <w:trPr>
-          <w:trHeight w:val="556" w:hRule="atLeast"/>
+          <w:trHeight w:val="556"/>
           <w:jc w:val="center"/>
         </w:trPr>
         <w:tc>
@@ -1318,7 +1201,7 @@
           </w:tcPr>
           <w:p>
             <w:pPr>
-              <w:pStyle w:val="27"/>
+              <w:pStyle w:val="TableText"/>
               <w:keepNext w:val="0"/>
               <w:keepLines w:val="0"/>
               <w:pageBreakBefore w:val="0"/>
@@ -1331,7 +1214,7 @@
               <w:bidi w:val="0"/>
               <w:adjustRightInd w:val="0"/>
               <w:snapToGrid w:val="0"/>
-              <w:ind w:left="0" w:leftChars="0" w:right="0" w:rightChars="0" w:firstLine="0" w:firstLineChars="0"/>
+              <w:ind w:left="0" w:right="0" w:firstLine="0" w:leftChars="0" w:rightChars="0" w:firstLineChars="0"/>
               <w:jc w:val="center"/>
               <w:textAlignment w:val="baseline"/>
             </w:pPr>
@@ -1343,7 +1226,7 @@
           </w:tcPr>
           <w:p>
             <w:pPr>
-              <w:pStyle w:val="27"/>
+              <w:pStyle w:val="TableText"/>
               <w:keepNext w:val="0"/>
               <w:keepLines w:val="0"/>
               <w:pageBreakBefore w:val="0"/>
@@ -1356,7 +1239,7 @@
               <w:bidi w:val="0"/>
               <w:adjustRightInd w:val="0"/>
               <w:snapToGrid w:val="0"/>
-              <w:ind w:left="0" w:leftChars="0" w:right="0" w:rightChars="0" w:firstLine="0" w:firstLineChars="0"/>
+              <w:ind w:left="0" w:right="0" w:firstLine="0" w:leftChars="0" w:rightChars="0" w:firstLineChars="0"/>
               <w:jc w:val="center"/>
               <w:textAlignment w:val="baseline"/>
             </w:pPr>
@@ -1368,7 +1251,7 @@
           </w:tcPr>
           <w:p>
             <w:pPr>
-              <w:pStyle w:val="27"/>
+              <w:pStyle w:val="TableText"/>
               <w:keepNext w:val="0"/>
               <w:keepLines w:val="0"/>
               <w:pageBreakBefore w:val="0"/>
@@ -1381,7 +1264,7 @@
               <w:bidi w:val="0"/>
               <w:adjustRightInd w:val="0"/>
               <w:snapToGrid w:val="0"/>
-              <w:ind w:left="0" w:leftChars="0" w:right="0" w:rightChars="0" w:firstLine="0" w:firstLineChars="0"/>
+              <w:ind w:left="0" w:right="0" w:firstLine="0" w:leftChars="0" w:rightChars="0" w:firstLineChars="0"/>
               <w:jc w:val="center"/>
               <w:textAlignment w:val="baseline"/>
             </w:pPr>
@@ -1393,7 +1276,7 @@
           </w:tcPr>
           <w:p>
             <w:pPr>
-              <w:pStyle w:val="27"/>
+              <w:pStyle w:val="TableText"/>
               <w:keepNext w:val="0"/>
               <w:keepLines w:val="0"/>
               <w:pageBreakBefore w:val="0"/>
@@ -1406,7 +1289,7 @@
               <w:bidi w:val="0"/>
               <w:adjustRightInd w:val="0"/>
               <w:snapToGrid w:val="0"/>
-              <w:ind w:left="0" w:leftChars="0" w:right="0" w:rightChars="0" w:firstLine="0" w:firstLineChars="0"/>
+              <w:ind w:left="0" w:right="0" w:firstLine="0" w:leftChars="0" w:rightChars="0" w:firstLineChars="0"/>
               <w:jc w:val="center"/>
               <w:textAlignment w:val="baseline"/>
             </w:pPr>
@@ -1415,14 +1298,9 @@
       </w:tr>
       <w:tr>
         <w:tblPrEx>
-          <w:tblBorders>
-            <w:top w:val="single" w:color="000000" w:sz="2" w:space="0"/>
-            <w:left w:val="single" w:color="000000" w:sz="2" w:space="0"/>
-            <w:bottom w:val="single" w:color="000000" w:sz="2" w:space="0"/>
-            <w:right w:val="single" w:color="000000" w:sz="2" w:space="0"/>
-            <w:insideH w:val="single" w:color="000000" w:sz="2" w:space="0"/>
-            <w:insideV w:val="single" w:color="000000" w:sz="2" w:space="0"/>
-          </w:tblBorders>
+          <w:tblW w:w="7137" w:type="dxa"/>
+          <w:jc w:val="center"/>
+          <w:tblLayout w:type="fixed"/>
           <w:tblCellMar>
             <w:top w:w="0" w:type="dxa"/>
             <w:left w:w="0" w:type="dxa"/>
@@ -1431,7 +1309,7 @@
           </w:tblCellMar>
         </w:tblPrEx>
         <w:trPr>
-          <w:trHeight w:val="557" w:hRule="atLeast"/>
+          <w:trHeight w:val="557"/>
           <w:jc w:val="center"/>
         </w:trPr>
         <w:tc>
@@ -1440,7 +1318,7 @@
           </w:tcPr>
           <w:p>
             <w:pPr>
-              <w:pStyle w:val="27"/>
+              <w:pStyle w:val="TableText"/>
               <w:keepNext w:val="0"/>
               <w:keepLines w:val="0"/>
               <w:pageBreakBefore w:val="0"/>
@@ -1453,7 +1331,7 @@
               <w:bidi w:val="0"/>
               <w:adjustRightInd w:val="0"/>
               <w:snapToGrid w:val="0"/>
-              <w:ind w:left="0" w:leftChars="0" w:right="0" w:rightChars="0" w:firstLine="0" w:firstLineChars="0"/>
+              <w:ind w:left="0" w:right="0" w:firstLine="0" w:leftChars="0" w:rightChars="0" w:firstLineChars="0"/>
               <w:jc w:val="center"/>
               <w:textAlignment w:val="baseline"/>
             </w:pPr>
@@ -1465,7 +1343,7 @@
           </w:tcPr>
           <w:p>
             <w:pPr>
-              <w:pStyle w:val="27"/>
+              <w:pStyle w:val="TableText"/>
               <w:keepNext w:val="0"/>
               <w:keepLines w:val="0"/>
               <w:pageBreakBefore w:val="0"/>
@@ -1478,7 +1356,7 @@
               <w:bidi w:val="0"/>
               <w:adjustRightInd w:val="0"/>
               <w:snapToGrid w:val="0"/>
-              <w:ind w:left="0" w:leftChars="0" w:right="0" w:rightChars="0" w:firstLine="0" w:firstLineChars="0"/>
+              <w:ind w:left="0" w:right="0" w:firstLine="0" w:leftChars="0" w:rightChars="0" w:firstLineChars="0"/>
               <w:jc w:val="center"/>
               <w:textAlignment w:val="baseline"/>
             </w:pPr>
@@ -1490,7 +1368,7 @@
           </w:tcPr>
           <w:p>
             <w:pPr>
-              <w:pStyle w:val="27"/>
+              <w:pStyle w:val="TableText"/>
               <w:keepNext w:val="0"/>
               <w:keepLines w:val="0"/>
               <w:pageBreakBefore w:val="0"/>
@@ -1503,7 +1381,7 @@
               <w:bidi w:val="0"/>
               <w:adjustRightInd w:val="0"/>
               <w:snapToGrid w:val="0"/>
-              <w:ind w:left="0" w:leftChars="0" w:right="0" w:rightChars="0" w:firstLine="0" w:firstLineChars="0"/>
+              <w:ind w:left="0" w:right="0" w:firstLine="0" w:leftChars="0" w:rightChars="0" w:firstLineChars="0"/>
               <w:jc w:val="center"/>
               <w:textAlignment w:val="baseline"/>
             </w:pPr>
@@ -1515,7 +1393,7 @@
           </w:tcPr>
           <w:p>
             <w:pPr>
-              <w:pStyle w:val="27"/>
+              <w:pStyle w:val="TableText"/>
               <w:keepNext w:val="0"/>
               <w:keepLines w:val="0"/>
               <w:pageBreakBefore w:val="0"/>
@@ -1528,7 +1406,7 @@
               <w:bidi w:val="0"/>
               <w:adjustRightInd w:val="0"/>
               <w:snapToGrid w:val="0"/>
-              <w:ind w:left="0" w:leftChars="0" w:right="0" w:rightChars="0" w:firstLine="0" w:firstLineChars="0"/>
+              <w:ind w:left="0" w:right="0" w:firstLine="0" w:leftChars="0" w:rightChars="0" w:firstLineChars="0"/>
               <w:jc w:val="center"/>
               <w:textAlignment w:val="baseline"/>
             </w:pPr>
@@ -1559,7 +1437,7 @@
     <w:sdt>
       <w:sdtPr>
         <w:rPr>
-          <w:rFonts w:hint="eastAsia" w:ascii="宋体" w:hAnsi="宋体" w:eastAsia="宋体" w:cs="宋体"/>
+          <w:rFonts w:ascii="宋体" w:eastAsia="宋体" w:hAnsi="宋体" w:cs="宋体" w:hint="eastAsia"/>
           <w:snapToGrid w:val="0"/>
           <w:color w:val="000000"/>
           <w:kern w:val="0"/>
@@ -1575,7 +1453,7 @@
       </w:sdtPr>
       <w:sdtEndPr>
         <w:rPr>
-          <w:rFonts w:hint="eastAsia" w:ascii="宋体" w:hAnsi="宋体" w:eastAsia="宋体" w:cs="宋体"/>
+          <w:rFonts w:ascii="宋体" w:eastAsia="宋体" w:hAnsi="宋体" w:cs="宋体" w:hint="eastAsia"/>
           <w:snapToGrid w:val="0"/>
           <w:color w:val="000000"/>
           <w:kern w:val="0"/>
@@ -1600,18 +1478,18 @@
             <w:adjustRightInd w:val="0"/>
             <w:snapToGrid w:val="0"/>
             <w:spacing w:before="0" w:beforeLines="0" w:after="0" w:afterLines="0" w:line="240" w:lineRule="auto"/>
-            <w:ind w:left="0" w:leftChars="0" w:right="0" w:rightChars="0" w:firstLine="0" w:firstLineChars="0"/>
+            <w:ind w:left="0" w:right="0" w:firstLine="0" w:leftChars="0" w:rightChars="0" w:firstLineChars="0"/>
             <w:jc w:val="center"/>
             <w:textAlignment w:val="baseline"/>
             <w:rPr>
-              <w:rFonts w:hint="eastAsia" w:ascii="宋体" w:hAnsi="宋体" w:eastAsia="宋体" w:cs="宋体"/>
+              <w:rFonts w:ascii="宋体" w:eastAsia="宋体" w:hAnsi="宋体" w:cs="宋体" w:hint="eastAsia"/>
               <w:sz w:val="20"/>
               <w:szCs w:val="20"/>
             </w:rPr>
           </w:pPr>
           <w:r>
             <w:rPr>
-              <w:rFonts w:hint="eastAsia" w:ascii="宋体" w:hAnsi="宋体" w:eastAsia="宋体" w:cs="宋体"/>
+              <w:rFonts w:ascii="宋体" w:eastAsia="宋体" w:hAnsi="宋体" w:cs="宋体" w:hint="eastAsia"/>
               <w:sz w:val="20"/>
               <w:szCs w:val="20"/>
             </w:rPr>
@@ -1620,14 +1498,14 @@
         </w:p>
         <w:p>
           <w:pPr>
-            <w:pStyle w:val="16"/>
+            <w:pStyle w:val="TOC1"/>
             <w:tabs>
               <w:tab w:val="right" w:leader="dot" w:pos="8306"/>
             </w:tabs>
           </w:pPr>
           <w:r>
             <w:rPr>
-              <w:rFonts w:hint="eastAsia" w:ascii="宋体" w:hAnsi="宋体" w:eastAsia="宋体" w:cs="宋体"/>
+              <w:rFonts w:ascii="宋体" w:eastAsia="宋体" w:hAnsi="宋体" w:cs="宋体" w:hint="eastAsia"/>
               <w:sz w:val="20"/>
               <w:szCs w:val="20"/>
             </w:rPr>
@@ -1635,7 +1513,7 @@
           </w:r>
           <w:r>
             <w:rPr>
-              <w:rFonts w:hint="eastAsia" w:ascii="宋体" w:hAnsi="宋体" w:eastAsia="宋体" w:cs="宋体"/>
+              <w:rFonts w:ascii="宋体" w:eastAsia="宋体" w:hAnsi="宋体" w:cs="宋体" w:hint="eastAsia"/>
               <w:sz w:val="20"/>
               <w:szCs w:val="20"/>
             </w:rPr>
@@ -1643,7 +1521,7 @@
           </w:r>
           <w:r>
             <w:rPr>
-              <w:rFonts w:hint="eastAsia" w:ascii="宋体" w:hAnsi="宋体" w:eastAsia="宋体" w:cs="宋体"/>
+              <w:rFonts w:ascii="宋体" w:eastAsia="宋体" w:hAnsi="宋体" w:cs="宋体" w:hint="eastAsia"/>
               <w:sz w:val="20"/>
               <w:szCs w:val="20"/>
             </w:rPr>
@@ -1651,21 +1529,21 @@
           </w:r>
           <w:r>
             <w:rPr>
-              <w:rFonts w:hint="eastAsia" w:ascii="宋体" w:hAnsi="宋体" w:eastAsia="宋体" w:cs="宋体"/>
+              <w:rFonts w:ascii="宋体" w:eastAsia="宋体" w:hAnsi="宋体" w:cs="宋体" w:hint="eastAsia"/>
               <w:szCs w:val="20"/>
             </w:rPr>
             <w:fldChar w:fldCharType="begin"/>
           </w:r>
           <w:r>
             <w:rPr>
-              <w:rFonts w:hint="eastAsia" w:ascii="宋体" w:hAnsi="宋体" w:eastAsia="宋体" w:cs="宋体"/>
+              <w:rFonts w:ascii="宋体" w:eastAsia="宋体" w:hAnsi="宋体" w:cs="宋体" w:hint="eastAsia"/>
               <w:szCs w:val="20"/>
             </w:rPr>
             <w:instrText xml:space="preserve"> HYPERLINK \l _Toc18911 </w:instrText>
           </w:r>
           <w:r>
             <w:rPr>
-              <w:rFonts w:hint="eastAsia" w:ascii="宋体" w:hAnsi="宋体" w:eastAsia="宋体" w:cs="宋体"/>
+              <w:rFonts w:ascii="宋体" w:eastAsia="宋体" w:hAnsi="宋体" w:cs="宋体" w:hint="eastAsia"/>
               <w:szCs w:val="20"/>
             </w:rPr>
             <w:fldChar w:fldCharType="separate"/>
@@ -1697,7 +1575,7 @@
           </w:r>
           <w:r>
             <w:rPr>
-              <w:rFonts w:hint="eastAsia" w:ascii="宋体" w:hAnsi="宋体" w:eastAsia="宋体" w:cs="宋体"/>
+              <w:rFonts w:ascii="宋体" w:eastAsia="宋体" w:hAnsi="宋体" w:cs="宋体" w:hint="eastAsia"/>
               <w:szCs w:val="20"/>
             </w:rPr>
             <w:fldChar w:fldCharType="end"/>
@@ -1705,28 +1583,28 @@
         </w:p>
         <w:p>
           <w:pPr>
-            <w:pStyle w:val="16"/>
+            <w:pStyle w:val="TOC1"/>
             <w:tabs>
               <w:tab w:val="right" w:leader="dot" w:pos="8306"/>
             </w:tabs>
           </w:pPr>
           <w:r>
             <w:rPr>
-              <w:rFonts w:hint="eastAsia" w:ascii="宋体" w:hAnsi="宋体" w:eastAsia="宋体" w:cs="宋体"/>
+              <w:rFonts w:ascii="宋体" w:eastAsia="宋体" w:hAnsi="宋体" w:cs="宋体" w:hint="eastAsia"/>
               <w:szCs w:val="20"/>
             </w:rPr>
             <w:fldChar w:fldCharType="begin"/>
           </w:r>
           <w:r>
             <w:rPr>
-              <w:rFonts w:hint="eastAsia" w:ascii="宋体" w:hAnsi="宋体" w:eastAsia="宋体" w:cs="宋体"/>
+              <w:rFonts w:ascii="宋体" w:eastAsia="宋体" w:hAnsi="宋体" w:cs="宋体" w:hint="eastAsia"/>
               <w:szCs w:val="20"/>
             </w:rPr>
             <w:instrText xml:space="preserve"> HYPERLINK \l _Toc2040 </w:instrText>
           </w:r>
           <w:r>
             <w:rPr>
-              <w:rFonts w:hint="eastAsia" w:ascii="宋体" w:hAnsi="宋体" w:eastAsia="宋体" w:cs="宋体"/>
+              <w:rFonts w:ascii="宋体" w:eastAsia="宋体" w:hAnsi="宋体" w:cs="宋体" w:hint="eastAsia"/>
               <w:szCs w:val="20"/>
             </w:rPr>
             <w:fldChar w:fldCharType="separate"/>
@@ -1758,7 +1636,7 @@
           </w:r>
           <w:r>
             <w:rPr>
-              <w:rFonts w:hint="eastAsia" w:ascii="宋体" w:hAnsi="宋体" w:eastAsia="宋体" w:cs="宋体"/>
+              <w:rFonts w:ascii="宋体" w:eastAsia="宋体" w:hAnsi="宋体" w:cs="宋体" w:hint="eastAsia"/>
               <w:szCs w:val="20"/>
             </w:rPr>
             <w:fldChar w:fldCharType="end"/>
@@ -1766,28 +1644,28 @@
         </w:p>
         <w:p>
           <w:pPr>
-            <w:pStyle w:val="16"/>
+            <w:pStyle w:val="TOC1"/>
             <w:tabs>
               <w:tab w:val="right" w:leader="dot" w:pos="8306"/>
             </w:tabs>
           </w:pPr>
           <w:r>
             <w:rPr>
-              <w:rFonts w:hint="eastAsia" w:ascii="宋体" w:hAnsi="宋体" w:eastAsia="宋体" w:cs="宋体"/>
+              <w:rFonts w:ascii="宋体" w:eastAsia="宋体" w:hAnsi="宋体" w:cs="宋体" w:hint="eastAsia"/>
               <w:szCs w:val="20"/>
             </w:rPr>
             <w:fldChar w:fldCharType="begin"/>
           </w:r>
           <w:r>
             <w:rPr>
-              <w:rFonts w:hint="eastAsia" w:ascii="宋体" w:hAnsi="宋体" w:eastAsia="宋体" w:cs="宋体"/>
+              <w:rFonts w:ascii="宋体" w:eastAsia="宋体" w:hAnsi="宋体" w:cs="宋体" w:hint="eastAsia"/>
               <w:szCs w:val="20"/>
             </w:rPr>
             <w:instrText xml:space="preserve"> HYPERLINK \l _Toc358 </w:instrText>
           </w:r>
           <w:r>
             <w:rPr>
-              <w:rFonts w:hint="eastAsia" w:ascii="宋体" w:hAnsi="宋体" w:eastAsia="宋体" w:cs="宋体"/>
+              <w:rFonts w:ascii="宋体" w:eastAsia="宋体" w:hAnsi="宋体" w:cs="宋体" w:hint="eastAsia"/>
               <w:szCs w:val="20"/>
             </w:rPr>
             <w:fldChar w:fldCharType="separate"/>
@@ -1825,7 +1703,7 @@
           </w:r>
           <w:r>
             <w:rPr>
-              <w:rFonts w:hint="eastAsia" w:ascii="宋体" w:hAnsi="宋体" w:eastAsia="宋体" w:cs="宋体"/>
+              <w:rFonts w:ascii="宋体" w:eastAsia="宋体" w:hAnsi="宋体" w:cs="宋体" w:hint="eastAsia"/>
               <w:szCs w:val="20"/>
             </w:rPr>
             <w:fldChar w:fldCharType="end"/>
@@ -1833,28 +1711,28 @@
         </w:p>
         <w:p>
           <w:pPr>
-            <w:pStyle w:val="17"/>
+            <w:pStyle w:val="TOC2"/>
             <w:tabs>
               <w:tab w:val="right" w:leader="dot" w:pos="8306"/>
             </w:tabs>
           </w:pPr>
           <w:r>
             <w:rPr>
-              <w:rFonts w:hint="eastAsia" w:ascii="宋体" w:hAnsi="宋体" w:eastAsia="宋体" w:cs="宋体"/>
+              <w:rFonts w:ascii="宋体" w:eastAsia="宋体" w:hAnsi="宋体" w:cs="宋体" w:hint="eastAsia"/>
               <w:szCs w:val="20"/>
             </w:rPr>
             <w:fldChar w:fldCharType="begin"/>
           </w:r>
           <w:r>
             <w:rPr>
-              <w:rFonts w:hint="eastAsia" w:ascii="宋体" w:hAnsi="宋体" w:eastAsia="宋体" w:cs="宋体"/>
+              <w:rFonts w:ascii="宋体" w:eastAsia="宋体" w:hAnsi="宋体" w:cs="宋体" w:hint="eastAsia"/>
               <w:szCs w:val="20"/>
             </w:rPr>
             <w:instrText xml:space="preserve"> HYPERLINK \l _Toc14366 </w:instrText>
           </w:r>
           <w:r>
             <w:rPr>
-              <w:rFonts w:hint="eastAsia" w:ascii="宋体" w:hAnsi="宋体" w:eastAsia="宋体" w:cs="宋体"/>
+              <w:rFonts w:ascii="宋体" w:eastAsia="宋体" w:hAnsi="宋体" w:cs="宋体" w:hint="eastAsia"/>
               <w:szCs w:val="20"/>
             </w:rPr>
             <w:fldChar w:fldCharType="separate"/>
@@ -1893,7 +1771,7 @@
           </w:r>
           <w:r>
             <w:rPr>
-              <w:rFonts w:hint="eastAsia" w:ascii="宋体" w:hAnsi="宋体" w:eastAsia="宋体" w:cs="宋体"/>
+              <w:rFonts w:ascii="宋体" w:eastAsia="宋体" w:hAnsi="宋体" w:cs="宋体" w:hint="eastAsia"/>
               <w:szCs w:val="20"/>
             </w:rPr>
             <w:fldChar w:fldCharType="end"/>
@@ -1901,28 +1779,28 @@
         </w:p>
         <w:p>
           <w:pPr>
-            <w:pStyle w:val="17"/>
+            <w:pStyle w:val="TOC2"/>
             <w:tabs>
               <w:tab w:val="right" w:leader="dot" w:pos="8306"/>
             </w:tabs>
           </w:pPr>
           <w:r>
             <w:rPr>
-              <w:rFonts w:hint="eastAsia" w:ascii="宋体" w:hAnsi="宋体" w:eastAsia="宋体" w:cs="宋体"/>
+              <w:rFonts w:ascii="宋体" w:eastAsia="宋体" w:hAnsi="宋体" w:cs="宋体" w:hint="eastAsia"/>
               <w:szCs w:val="20"/>
             </w:rPr>
             <w:fldChar w:fldCharType="begin"/>
           </w:r>
           <w:r>
             <w:rPr>
-              <w:rFonts w:hint="eastAsia" w:ascii="宋体" w:hAnsi="宋体" w:eastAsia="宋体" w:cs="宋体"/>
+              <w:rFonts w:ascii="宋体" w:eastAsia="宋体" w:hAnsi="宋体" w:cs="宋体" w:hint="eastAsia"/>
               <w:szCs w:val="20"/>
             </w:rPr>
             <w:instrText xml:space="preserve"> HYPERLINK \l _Toc12383 </w:instrText>
           </w:r>
           <w:r>
             <w:rPr>
-              <w:rFonts w:hint="eastAsia" w:ascii="宋体" w:hAnsi="宋体" w:eastAsia="宋体" w:cs="宋体"/>
+              <w:rFonts w:ascii="宋体" w:eastAsia="宋体" w:hAnsi="宋体" w:cs="宋体" w:hint="eastAsia"/>
               <w:szCs w:val="20"/>
             </w:rPr>
             <w:fldChar w:fldCharType="separate"/>
@@ -1961,7 +1839,7 @@
           </w:r>
           <w:r>
             <w:rPr>
-              <w:rFonts w:hint="eastAsia" w:ascii="宋体" w:hAnsi="宋体" w:eastAsia="宋体" w:cs="宋体"/>
+              <w:rFonts w:ascii="宋体" w:eastAsia="宋体" w:hAnsi="宋体" w:cs="宋体" w:hint="eastAsia"/>
               <w:szCs w:val="20"/>
             </w:rPr>
             <w:fldChar w:fldCharType="end"/>
@@ -1969,28 +1847,28 @@
         </w:p>
         <w:p>
           <w:pPr>
-            <w:pStyle w:val="17"/>
+            <w:pStyle w:val="TOC2"/>
             <w:tabs>
               <w:tab w:val="right" w:leader="dot" w:pos="8306"/>
             </w:tabs>
           </w:pPr>
           <w:r>
             <w:rPr>
-              <w:rFonts w:hint="eastAsia" w:ascii="宋体" w:hAnsi="宋体" w:eastAsia="宋体" w:cs="宋体"/>
+              <w:rFonts w:ascii="宋体" w:eastAsia="宋体" w:hAnsi="宋体" w:cs="宋体" w:hint="eastAsia"/>
               <w:szCs w:val="20"/>
             </w:rPr>
             <w:fldChar w:fldCharType="begin"/>
           </w:r>
           <w:r>
             <w:rPr>
-              <w:rFonts w:hint="eastAsia" w:ascii="宋体" w:hAnsi="宋体" w:eastAsia="宋体" w:cs="宋体"/>
+              <w:rFonts w:ascii="宋体" w:eastAsia="宋体" w:hAnsi="宋体" w:cs="宋体" w:hint="eastAsia"/>
               <w:szCs w:val="20"/>
             </w:rPr>
             <w:instrText xml:space="preserve"> HYPERLINK \l _Toc8724 </w:instrText>
           </w:r>
           <w:r>
             <w:rPr>
-              <w:rFonts w:hint="eastAsia" w:ascii="宋体" w:hAnsi="宋体" w:eastAsia="宋体" w:cs="宋体"/>
+              <w:rFonts w:ascii="宋体" w:eastAsia="宋体" w:hAnsi="宋体" w:cs="宋体" w:hint="eastAsia"/>
               <w:szCs w:val="20"/>
             </w:rPr>
             <w:fldChar w:fldCharType="separate"/>
@@ -2029,7 +1907,7 @@
           </w:r>
           <w:r>
             <w:rPr>
-              <w:rFonts w:hint="eastAsia" w:ascii="宋体" w:hAnsi="宋体" w:eastAsia="宋体" w:cs="宋体"/>
+              <w:rFonts w:ascii="宋体" w:eastAsia="宋体" w:hAnsi="宋体" w:cs="宋体" w:hint="eastAsia"/>
               <w:szCs w:val="20"/>
             </w:rPr>
             <w:fldChar w:fldCharType="end"/>
@@ -2037,28 +1915,28 @@
         </w:p>
         <w:p>
           <w:pPr>
-            <w:pStyle w:val="17"/>
+            <w:pStyle w:val="TOC2"/>
             <w:tabs>
               <w:tab w:val="right" w:leader="dot" w:pos="8306"/>
             </w:tabs>
           </w:pPr>
           <w:r>
             <w:rPr>
-              <w:rFonts w:hint="eastAsia" w:ascii="宋体" w:hAnsi="宋体" w:eastAsia="宋体" w:cs="宋体"/>
+              <w:rFonts w:ascii="宋体" w:eastAsia="宋体" w:hAnsi="宋体" w:cs="宋体" w:hint="eastAsia"/>
               <w:szCs w:val="20"/>
             </w:rPr>
             <w:fldChar w:fldCharType="begin"/>
           </w:r>
           <w:r>
             <w:rPr>
-              <w:rFonts w:hint="eastAsia" w:ascii="宋体" w:hAnsi="宋体" w:eastAsia="宋体" w:cs="宋体"/>
+              <w:rFonts w:ascii="宋体" w:eastAsia="宋体" w:hAnsi="宋体" w:cs="宋体" w:hint="eastAsia"/>
               <w:szCs w:val="20"/>
             </w:rPr>
             <w:instrText xml:space="preserve"> HYPERLINK \l _Toc28286 </w:instrText>
           </w:r>
           <w:r>
             <w:rPr>
-              <w:rFonts w:hint="eastAsia" w:ascii="宋体" w:hAnsi="宋体" w:eastAsia="宋体" w:cs="宋体"/>
+              <w:rFonts w:ascii="宋体" w:eastAsia="宋体" w:hAnsi="宋体" w:cs="宋体" w:hint="eastAsia"/>
               <w:szCs w:val="20"/>
             </w:rPr>
             <w:fldChar w:fldCharType="separate"/>
@@ -2097,7 +1975,7 @@
           </w:r>
           <w:r>
             <w:rPr>
-              <w:rFonts w:hint="eastAsia" w:ascii="宋体" w:hAnsi="宋体" w:eastAsia="宋体" w:cs="宋体"/>
+              <w:rFonts w:ascii="宋体" w:eastAsia="宋体" w:hAnsi="宋体" w:cs="宋体" w:hint="eastAsia"/>
               <w:szCs w:val="20"/>
             </w:rPr>
             <w:fldChar w:fldCharType="end"/>
@@ -2105,28 +1983,28 @@
         </w:p>
         <w:p>
           <w:pPr>
-            <w:pStyle w:val="13"/>
+            <w:pStyle w:val="TOC3"/>
             <w:tabs>
               <w:tab w:val="right" w:leader="dot" w:pos="8306"/>
             </w:tabs>
           </w:pPr>
           <w:r>
             <w:rPr>
-              <w:rFonts w:hint="eastAsia" w:ascii="宋体" w:hAnsi="宋体" w:eastAsia="宋体" w:cs="宋体"/>
+              <w:rFonts w:ascii="宋体" w:eastAsia="宋体" w:hAnsi="宋体" w:cs="宋体" w:hint="eastAsia"/>
               <w:szCs w:val="20"/>
             </w:rPr>
             <w:fldChar w:fldCharType="begin"/>
           </w:r>
           <w:r>
             <w:rPr>
-              <w:rFonts w:hint="eastAsia" w:ascii="宋体" w:hAnsi="宋体" w:eastAsia="宋体" w:cs="宋体"/>
+              <w:rFonts w:ascii="宋体" w:eastAsia="宋体" w:hAnsi="宋体" w:cs="宋体" w:hint="eastAsia"/>
               <w:szCs w:val="20"/>
             </w:rPr>
             <w:instrText xml:space="preserve"> HYPERLINK \l _Toc20945 </w:instrText>
           </w:r>
           <w:r>
             <w:rPr>
-              <w:rFonts w:hint="eastAsia" w:ascii="宋体" w:hAnsi="宋体" w:eastAsia="宋体" w:cs="宋体"/>
+              <w:rFonts w:ascii="宋体" w:eastAsia="宋体" w:hAnsi="宋体" w:cs="宋体" w:hint="eastAsia"/>
               <w:szCs w:val="20"/>
             </w:rPr>
             <w:fldChar w:fldCharType="separate"/>
@@ -2158,7 +2036,7 @@
           </w:r>
           <w:r>
             <w:rPr>
-              <w:rFonts w:hint="eastAsia" w:ascii="宋体" w:hAnsi="宋体" w:eastAsia="宋体" w:cs="宋体"/>
+              <w:rFonts w:ascii="宋体" w:eastAsia="宋体" w:hAnsi="宋体" w:cs="宋体" w:hint="eastAsia"/>
               <w:szCs w:val="20"/>
             </w:rPr>
             <w:fldChar w:fldCharType="end"/>
@@ -2166,28 +2044,28 @@
         </w:p>
         <w:p>
           <w:pPr>
-            <w:pStyle w:val="13"/>
+            <w:pStyle w:val="TOC3"/>
             <w:tabs>
               <w:tab w:val="right" w:leader="dot" w:pos="8306"/>
             </w:tabs>
           </w:pPr>
           <w:r>
             <w:rPr>
-              <w:rFonts w:hint="eastAsia" w:ascii="宋体" w:hAnsi="宋体" w:eastAsia="宋体" w:cs="宋体"/>
+              <w:rFonts w:ascii="宋体" w:eastAsia="宋体" w:hAnsi="宋体" w:cs="宋体" w:hint="eastAsia"/>
               <w:szCs w:val="20"/>
             </w:rPr>
             <w:fldChar w:fldCharType="begin"/>
           </w:r>
           <w:r>
             <w:rPr>
-              <w:rFonts w:hint="eastAsia" w:ascii="宋体" w:hAnsi="宋体" w:eastAsia="宋体" w:cs="宋体"/>
+              <w:rFonts w:ascii="宋体" w:eastAsia="宋体" w:hAnsi="宋体" w:cs="宋体" w:hint="eastAsia"/>
               <w:szCs w:val="20"/>
             </w:rPr>
             <w:instrText xml:space="preserve"> HYPERLINK \l _Toc1679 </w:instrText>
           </w:r>
           <w:r>
             <w:rPr>
-              <w:rFonts w:hint="eastAsia" w:ascii="宋体" w:hAnsi="宋体" w:eastAsia="宋体" w:cs="宋体"/>
+              <w:rFonts w:ascii="宋体" w:eastAsia="宋体" w:hAnsi="宋体" w:cs="宋体" w:hint="eastAsia"/>
               <w:szCs w:val="20"/>
             </w:rPr>
             <w:fldChar w:fldCharType="separate"/>
@@ -2219,7 +2097,7 @@
           </w:r>
           <w:r>
             <w:rPr>
-              <w:rFonts w:hint="eastAsia" w:ascii="宋体" w:hAnsi="宋体" w:eastAsia="宋体" w:cs="宋体"/>
+              <w:rFonts w:ascii="宋体" w:eastAsia="宋体" w:hAnsi="宋体" w:cs="宋体" w:hint="eastAsia"/>
               <w:szCs w:val="20"/>
             </w:rPr>
             <w:fldChar w:fldCharType="end"/>
@@ -2227,28 +2105,28 @@
         </w:p>
         <w:p>
           <w:pPr>
-            <w:pStyle w:val="13"/>
+            <w:pStyle w:val="TOC3"/>
             <w:tabs>
               <w:tab w:val="right" w:leader="dot" w:pos="8306"/>
             </w:tabs>
           </w:pPr>
           <w:r>
             <w:rPr>
-              <w:rFonts w:hint="eastAsia" w:ascii="宋体" w:hAnsi="宋体" w:eastAsia="宋体" w:cs="宋体"/>
+              <w:rFonts w:ascii="宋体" w:eastAsia="宋体" w:hAnsi="宋体" w:cs="宋体" w:hint="eastAsia"/>
               <w:szCs w:val="20"/>
             </w:rPr>
             <w:fldChar w:fldCharType="begin"/>
           </w:r>
           <w:r>
             <w:rPr>
-              <w:rFonts w:hint="eastAsia" w:ascii="宋体" w:hAnsi="宋体" w:eastAsia="宋体" w:cs="宋体"/>
+              <w:rFonts w:ascii="宋体" w:eastAsia="宋体" w:hAnsi="宋体" w:cs="宋体" w:hint="eastAsia"/>
               <w:szCs w:val="20"/>
             </w:rPr>
             <w:instrText xml:space="preserve"> HYPERLINK \l _Toc25314 </w:instrText>
           </w:r>
           <w:r>
             <w:rPr>
-              <w:rFonts w:hint="eastAsia" w:ascii="宋体" w:hAnsi="宋体" w:eastAsia="宋体" w:cs="宋体"/>
+              <w:rFonts w:ascii="宋体" w:eastAsia="宋体" w:hAnsi="宋体" w:cs="宋体" w:hint="eastAsia"/>
               <w:szCs w:val="20"/>
             </w:rPr>
             <w:fldChar w:fldCharType="separate"/>
@@ -2280,7 +2158,7 @@
           </w:r>
           <w:r>
             <w:rPr>
-              <w:rFonts w:hint="eastAsia" w:ascii="宋体" w:hAnsi="宋体" w:eastAsia="宋体" w:cs="宋体"/>
+              <w:rFonts w:ascii="宋体" w:eastAsia="宋体" w:hAnsi="宋体" w:cs="宋体" w:hint="eastAsia"/>
               <w:szCs w:val="20"/>
             </w:rPr>
             <w:fldChar w:fldCharType="end"/>
@@ -2288,28 +2166,28 @@
         </w:p>
         <w:p>
           <w:pPr>
-            <w:pStyle w:val="13"/>
+            <w:pStyle w:val="TOC3"/>
             <w:tabs>
               <w:tab w:val="right" w:leader="dot" w:pos="8306"/>
             </w:tabs>
           </w:pPr>
           <w:r>
             <w:rPr>
-              <w:rFonts w:hint="eastAsia" w:ascii="宋体" w:hAnsi="宋体" w:eastAsia="宋体" w:cs="宋体"/>
+              <w:rFonts w:ascii="宋体" w:eastAsia="宋体" w:hAnsi="宋体" w:cs="宋体" w:hint="eastAsia"/>
               <w:szCs w:val="20"/>
             </w:rPr>
             <w:fldChar w:fldCharType="begin"/>
           </w:r>
           <w:r>
             <w:rPr>
-              <w:rFonts w:hint="eastAsia" w:ascii="宋体" w:hAnsi="宋体" w:eastAsia="宋体" w:cs="宋体"/>
+              <w:rFonts w:ascii="宋体" w:eastAsia="宋体" w:hAnsi="宋体" w:cs="宋体" w:hint="eastAsia"/>
               <w:szCs w:val="20"/>
             </w:rPr>
             <w:instrText xml:space="preserve"> HYPERLINK \l _Toc23087 </w:instrText>
           </w:r>
           <w:r>
             <w:rPr>
-              <w:rFonts w:hint="eastAsia" w:ascii="宋体" w:hAnsi="宋体" w:eastAsia="宋体" w:cs="宋体"/>
+              <w:rFonts w:ascii="宋体" w:eastAsia="宋体" w:hAnsi="宋体" w:cs="宋体" w:hint="eastAsia"/>
               <w:szCs w:val="20"/>
             </w:rPr>
             <w:fldChar w:fldCharType="separate"/>
@@ -2341,7 +2219,7 @@
           </w:r>
           <w:r>
             <w:rPr>
-              <w:rFonts w:hint="eastAsia" w:ascii="宋体" w:hAnsi="宋体" w:eastAsia="宋体" w:cs="宋体"/>
+              <w:rFonts w:ascii="宋体" w:eastAsia="宋体" w:hAnsi="宋体" w:cs="宋体" w:hint="eastAsia"/>
               <w:szCs w:val="20"/>
             </w:rPr>
             <w:fldChar w:fldCharType="end"/>
@@ -2349,28 +2227,28 @@
         </w:p>
         <w:p>
           <w:pPr>
-            <w:pStyle w:val="16"/>
+            <w:pStyle w:val="TOC1"/>
             <w:tabs>
               <w:tab w:val="right" w:leader="dot" w:pos="8306"/>
             </w:tabs>
           </w:pPr>
           <w:r>
             <w:rPr>
-              <w:rFonts w:hint="eastAsia" w:ascii="宋体" w:hAnsi="宋体" w:eastAsia="宋体" w:cs="宋体"/>
+              <w:rFonts w:ascii="宋体" w:eastAsia="宋体" w:hAnsi="宋体" w:cs="宋体" w:hint="eastAsia"/>
               <w:szCs w:val="20"/>
             </w:rPr>
             <w:fldChar w:fldCharType="begin"/>
           </w:r>
           <w:r>
             <w:rPr>
-              <w:rFonts w:hint="eastAsia" w:ascii="宋体" w:hAnsi="宋体" w:eastAsia="宋体" w:cs="宋体"/>
+              <w:rFonts w:ascii="宋体" w:eastAsia="宋体" w:hAnsi="宋体" w:cs="宋体" w:hint="eastAsia"/>
               <w:szCs w:val="20"/>
             </w:rPr>
             <w:instrText xml:space="preserve"> HYPERLINK \l _Toc7081 </w:instrText>
           </w:r>
           <w:r>
             <w:rPr>
-              <w:rFonts w:hint="eastAsia" w:ascii="宋体" w:hAnsi="宋体" w:eastAsia="宋体" w:cs="宋体"/>
+              <w:rFonts w:ascii="宋体" w:eastAsia="宋体" w:hAnsi="宋体" w:cs="宋体" w:hint="eastAsia"/>
               <w:szCs w:val="20"/>
             </w:rPr>
             <w:fldChar w:fldCharType="separate"/>
@@ -2409,7 +2287,7 @@
           </w:r>
           <w:r>
             <w:rPr>
-              <w:rFonts w:hint="eastAsia" w:ascii="宋体" w:hAnsi="宋体" w:eastAsia="宋体" w:cs="宋体"/>
+              <w:rFonts w:ascii="宋体" w:eastAsia="宋体" w:hAnsi="宋体" w:cs="宋体" w:hint="eastAsia"/>
               <w:szCs w:val="20"/>
             </w:rPr>
             <w:fldChar w:fldCharType="end"/>
@@ -2417,28 +2295,28 @@
         </w:p>
         <w:p>
           <w:pPr>
-            <w:pStyle w:val="16"/>
+            <w:pStyle w:val="TOC1"/>
             <w:tabs>
               <w:tab w:val="right" w:leader="dot" w:pos="8306"/>
             </w:tabs>
           </w:pPr>
           <w:r>
             <w:rPr>
-              <w:rFonts w:hint="eastAsia" w:ascii="宋体" w:hAnsi="宋体" w:eastAsia="宋体" w:cs="宋体"/>
+              <w:rFonts w:ascii="宋体" w:eastAsia="宋体" w:hAnsi="宋体" w:cs="宋体" w:hint="eastAsia"/>
               <w:szCs w:val="20"/>
             </w:rPr>
             <w:fldChar w:fldCharType="begin"/>
           </w:r>
           <w:r>
             <w:rPr>
-              <w:rFonts w:hint="eastAsia" w:ascii="宋体" w:hAnsi="宋体" w:eastAsia="宋体" w:cs="宋体"/>
+              <w:rFonts w:ascii="宋体" w:eastAsia="宋体" w:hAnsi="宋体" w:cs="宋体" w:hint="eastAsia"/>
               <w:szCs w:val="20"/>
             </w:rPr>
             <w:instrText xml:space="preserve"> HYPERLINK \l _Toc15499 </w:instrText>
           </w:r>
           <w:r>
             <w:rPr>
-              <w:rFonts w:hint="eastAsia" w:ascii="宋体" w:hAnsi="宋体" w:eastAsia="宋体" w:cs="宋体"/>
+              <w:rFonts w:ascii="宋体" w:eastAsia="宋体" w:hAnsi="宋体" w:cs="宋体" w:hint="eastAsia"/>
               <w:szCs w:val="20"/>
             </w:rPr>
             <w:fldChar w:fldCharType="separate"/>
@@ -2476,7 +2354,7 @@
           </w:r>
           <w:r>
             <w:rPr>
-              <w:rFonts w:hint="eastAsia" w:ascii="宋体" w:hAnsi="宋体" w:eastAsia="宋体" w:cs="宋体"/>
+              <w:rFonts w:ascii="宋体" w:eastAsia="宋体" w:hAnsi="宋体" w:cs="宋体" w:hint="eastAsia"/>
               <w:szCs w:val="20"/>
             </w:rPr>
             <w:fldChar w:fldCharType="end"/>
@@ -2484,28 +2362,28 @@
         </w:p>
         <w:p>
           <w:pPr>
-            <w:pStyle w:val="17"/>
+            <w:pStyle w:val="TOC2"/>
             <w:tabs>
               <w:tab w:val="right" w:leader="dot" w:pos="8306"/>
             </w:tabs>
           </w:pPr>
           <w:r>
             <w:rPr>
-              <w:rFonts w:hint="eastAsia" w:ascii="宋体" w:hAnsi="宋体" w:eastAsia="宋体" w:cs="宋体"/>
+              <w:rFonts w:ascii="宋体" w:eastAsia="宋体" w:hAnsi="宋体" w:cs="宋体" w:hint="eastAsia"/>
               <w:szCs w:val="20"/>
             </w:rPr>
             <w:fldChar w:fldCharType="begin"/>
           </w:r>
           <w:r>
             <w:rPr>
-              <w:rFonts w:hint="eastAsia" w:ascii="宋体" w:hAnsi="宋体" w:eastAsia="宋体" w:cs="宋体"/>
+              <w:rFonts w:ascii="宋体" w:eastAsia="宋体" w:hAnsi="宋体" w:cs="宋体" w:hint="eastAsia"/>
               <w:szCs w:val="20"/>
             </w:rPr>
             <w:instrText xml:space="preserve"> HYPERLINK \l _Toc22438 </w:instrText>
           </w:r>
           <w:r>
             <w:rPr>
-              <w:rFonts w:hint="eastAsia" w:ascii="宋体" w:hAnsi="宋体" w:eastAsia="宋体" w:cs="宋体"/>
+              <w:rFonts w:ascii="宋体" w:eastAsia="宋体" w:hAnsi="宋体" w:cs="宋体" w:hint="eastAsia"/>
               <w:szCs w:val="20"/>
             </w:rPr>
             <w:fldChar w:fldCharType="separate"/>
@@ -2542,7 +2420,7 @@
           </w:r>
           <w:r>
             <w:rPr>
-              <w:rFonts w:hint="eastAsia" w:ascii="宋体" w:hAnsi="宋体" w:eastAsia="宋体" w:cs="宋体"/>
+              <w:rFonts w:ascii="宋体" w:eastAsia="宋体" w:hAnsi="宋体" w:cs="宋体" w:hint="eastAsia"/>
               <w:szCs w:val="20"/>
             </w:rPr>
             <w:fldChar w:fldCharType="end"/>
@@ -2550,28 +2428,28 @@
         </w:p>
         <w:p>
           <w:pPr>
-            <w:pStyle w:val="17"/>
+            <w:pStyle w:val="TOC2"/>
             <w:tabs>
               <w:tab w:val="right" w:leader="dot" w:pos="8306"/>
             </w:tabs>
           </w:pPr>
           <w:r>
             <w:rPr>
-              <w:rFonts w:hint="eastAsia" w:ascii="宋体" w:hAnsi="宋体" w:eastAsia="宋体" w:cs="宋体"/>
+              <w:rFonts w:ascii="宋体" w:eastAsia="宋体" w:hAnsi="宋体" w:cs="宋体" w:hint="eastAsia"/>
               <w:szCs w:val="20"/>
             </w:rPr>
             <w:fldChar w:fldCharType="begin"/>
           </w:r>
           <w:r>
             <w:rPr>
-              <w:rFonts w:hint="eastAsia" w:ascii="宋体" w:hAnsi="宋体" w:eastAsia="宋体" w:cs="宋体"/>
+              <w:rFonts w:ascii="宋体" w:eastAsia="宋体" w:hAnsi="宋体" w:cs="宋体" w:hint="eastAsia"/>
               <w:szCs w:val="20"/>
             </w:rPr>
             <w:instrText xml:space="preserve"> HYPERLINK \l _Toc17411 </w:instrText>
           </w:r>
           <w:r>
             <w:rPr>
-              <w:rFonts w:hint="eastAsia" w:ascii="宋体" w:hAnsi="宋体" w:eastAsia="宋体" w:cs="宋体"/>
+              <w:rFonts w:ascii="宋体" w:eastAsia="宋体" w:hAnsi="宋体" w:cs="宋体" w:hint="eastAsia"/>
               <w:szCs w:val="20"/>
             </w:rPr>
             <w:fldChar w:fldCharType="separate"/>
@@ -2608,7 +2486,7 @@
           </w:r>
           <w:r>
             <w:rPr>
-              <w:rFonts w:hint="eastAsia" w:ascii="宋体" w:hAnsi="宋体" w:eastAsia="宋体" w:cs="宋体"/>
+              <w:rFonts w:ascii="宋体" w:eastAsia="宋体" w:hAnsi="宋体" w:cs="宋体" w:hint="eastAsia"/>
               <w:szCs w:val="20"/>
             </w:rPr>
             <w:fldChar w:fldCharType="end"/>
@@ -2616,28 +2494,28 @@
         </w:p>
         <w:p>
           <w:pPr>
-            <w:pStyle w:val="17"/>
+            <w:pStyle w:val="TOC2"/>
             <w:tabs>
               <w:tab w:val="right" w:leader="dot" w:pos="8306"/>
             </w:tabs>
           </w:pPr>
           <w:r>
             <w:rPr>
-              <w:rFonts w:hint="eastAsia" w:ascii="宋体" w:hAnsi="宋体" w:eastAsia="宋体" w:cs="宋体"/>
+              <w:rFonts w:ascii="宋体" w:eastAsia="宋体" w:hAnsi="宋体" w:cs="宋体" w:hint="eastAsia"/>
               <w:szCs w:val="20"/>
             </w:rPr>
             <w:fldChar w:fldCharType="begin"/>
           </w:r>
           <w:r>
             <w:rPr>
-              <w:rFonts w:hint="eastAsia" w:ascii="宋体" w:hAnsi="宋体" w:eastAsia="宋体" w:cs="宋体"/>
+              <w:rFonts w:ascii="宋体" w:eastAsia="宋体" w:hAnsi="宋体" w:cs="宋体" w:hint="eastAsia"/>
               <w:szCs w:val="20"/>
             </w:rPr>
             <w:instrText xml:space="preserve"> HYPERLINK \l _Toc24852 </w:instrText>
           </w:r>
           <w:r>
             <w:rPr>
-              <w:rFonts w:hint="eastAsia" w:ascii="宋体" w:hAnsi="宋体" w:eastAsia="宋体" w:cs="宋体"/>
+              <w:rFonts w:ascii="宋体" w:eastAsia="宋体" w:hAnsi="宋体" w:cs="宋体" w:hint="eastAsia"/>
               <w:szCs w:val="20"/>
             </w:rPr>
             <w:fldChar w:fldCharType="separate"/>
@@ -2674,7 +2552,7 @@
           </w:r>
           <w:r>
             <w:rPr>
-              <w:rFonts w:hint="eastAsia" w:ascii="宋体" w:hAnsi="宋体" w:eastAsia="宋体" w:cs="宋体"/>
+              <w:rFonts w:ascii="宋体" w:eastAsia="宋体" w:hAnsi="宋体" w:cs="宋体" w:hint="eastAsia"/>
               <w:szCs w:val="20"/>
             </w:rPr>
             <w:fldChar w:fldCharType="end"/>
@@ -2682,28 +2560,28 @@
         </w:p>
         <w:p>
           <w:pPr>
-            <w:pStyle w:val="17"/>
+            <w:pStyle w:val="TOC2"/>
             <w:tabs>
               <w:tab w:val="right" w:leader="dot" w:pos="8306"/>
             </w:tabs>
           </w:pPr>
           <w:r>
             <w:rPr>
-              <w:rFonts w:hint="eastAsia" w:ascii="宋体" w:hAnsi="宋体" w:eastAsia="宋体" w:cs="宋体"/>
+              <w:rFonts w:ascii="宋体" w:eastAsia="宋体" w:hAnsi="宋体" w:cs="宋体" w:hint="eastAsia"/>
               <w:szCs w:val="20"/>
             </w:rPr>
             <w:fldChar w:fldCharType="begin"/>
           </w:r>
           <w:r>
             <w:rPr>
-              <w:rFonts w:hint="eastAsia" w:ascii="宋体" w:hAnsi="宋体" w:eastAsia="宋体" w:cs="宋体"/>
+              <w:rFonts w:ascii="宋体" w:eastAsia="宋体" w:hAnsi="宋体" w:cs="宋体" w:hint="eastAsia"/>
               <w:szCs w:val="20"/>
             </w:rPr>
             <w:instrText xml:space="preserve"> HYPERLINK \l _Toc20951 </w:instrText>
           </w:r>
           <w:r>
             <w:rPr>
-              <w:rFonts w:hint="eastAsia" w:ascii="宋体" w:hAnsi="宋体" w:eastAsia="宋体" w:cs="宋体"/>
+              <w:rFonts w:ascii="宋体" w:eastAsia="宋体" w:hAnsi="宋体" w:cs="宋体" w:hint="eastAsia"/>
               <w:szCs w:val="20"/>
             </w:rPr>
             <w:fldChar w:fldCharType="separate"/>
@@ -2740,7 +2618,7 @@
           </w:r>
           <w:r>
             <w:rPr>
-              <w:rFonts w:hint="eastAsia" w:ascii="宋体" w:hAnsi="宋体" w:eastAsia="宋体" w:cs="宋体"/>
+              <w:rFonts w:ascii="宋体" w:eastAsia="宋体" w:hAnsi="宋体" w:cs="宋体" w:hint="eastAsia"/>
               <w:szCs w:val="20"/>
             </w:rPr>
             <w:fldChar w:fldCharType="end"/>
@@ -2748,28 +2626,28 @@
         </w:p>
         <w:p>
           <w:pPr>
-            <w:pStyle w:val="16"/>
+            <w:pStyle w:val="TOC1"/>
             <w:tabs>
               <w:tab w:val="right" w:leader="dot" w:pos="8306"/>
             </w:tabs>
           </w:pPr>
           <w:r>
             <w:rPr>
-              <w:rFonts w:hint="eastAsia" w:ascii="宋体" w:hAnsi="宋体" w:eastAsia="宋体" w:cs="宋体"/>
+              <w:rFonts w:ascii="宋体" w:eastAsia="宋体" w:hAnsi="宋体" w:cs="宋体" w:hint="eastAsia"/>
               <w:szCs w:val="20"/>
             </w:rPr>
             <w:fldChar w:fldCharType="begin"/>
           </w:r>
           <w:r>
             <w:rPr>
-              <w:rFonts w:hint="eastAsia" w:ascii="宋体" w:hAnsi="宋体" w:eastAsia="宋体" w:cs="宋体"/>
+              <w:rFonts w:ascii="宋体" w:eastAsia="宋体" w:hAnsi="宋体" w:cs="宋体" w:hint="eastAsia"/>
               <w:szCs w:val="20"/>
             </w:rPr>
             <w:instrText xml:space="preserve"> HYPERLINK \l _Toc7261 </w:instrText>
           </w:r>
           <w:r>
             <w:rPr>
-              <w:rFonts w:hint="eastAsia" w:ascii="宋体" w:hAnsi="宋体" w:eastAsia="宋体" w:cs="宋体"/>
+              <w:rFonts w:ascii="宋体" w:eastAsia="宋体" w:hAnsi="宋体" w:cs="宋体" w:hint="eastAsia"/>
               <w:szCs w:val="20"/>
             </w:rPr>
             <w:fldChar w:fldCharType="separate"/>
@@ -2808,7 +2686,7 @@
           </w:r>
           <w:r>
             <w:rPr>
-              <w:rFonts w:hint="eastAsia" w:ascii="宋体" w:hAnsi="宋体" w:eastAsia="宋体" w:cs="宋体"/>
+              <w:rFonts w:ascii="宋体" w:eastAsia="宋体" w:hAnsi="宋体" w:cs="宋体" w:hint="eastAsia"/>
               <w:szCs w:val="20"/>
             </w:rPr>
             <w:fldChar w:fldCharType="end"/>
@@ -2816,28 +2694,28 @@
         </w:p>
         <w:p>
           <w:pPr>
-            <w:pStyle w:val="17"/>
+            <w:pStyle w:val="TOC2"/>
             <w:tabs>
               <w:tab w:val="right" w:leader="dot" w:pos="8306"/>
             </w:tabs>
           </w:pPr>
           <w:r>
             <w:rPr>
-              <w:rFonts w:hint="eastAsia" w:ascii="宋体" w:hAnsi="宋体" w:eastAsia="宋体" w:cs="宋体"/>
+              <w:rFonts w:ascii="宋体" w:eastAsia="宋体" w:hAnsi="宋体" w:cs="宋体" w:hint="eastAsia"/>
               <w:szCs w:val="20"/>
             </w:rPr>
             <w:fldChar w:fldCharType="begin"/>
           </w:r>
           <w:r>
             <w:rPr>
-              <w:rFonts w:hint="eastAsia" w:ascii="宋体" w:hAnsi="宋体" w:eastAsia="宋体" w:cs="宋体"/>
+              <w:rFonts w:ascii="宋体" w:eastAsia="宋体" w:hAnsi="宋体" w:cs="宋体" w:hint="eastAsia"/>
               <w:szCs w:val="20"/>
             </w:rPr>
             <w:instrText xml:space="preserve"> HYPERLINK \l _Toc18507 </w:instrText>
           </w:r>
           <w:r>
             <w:rPr>
-              <w:rFonts w:hint="eastAsia" w:ascii="宋体" w:hAnsi="宋体" w:eastAsia="宋体" w:cs="宋体"/>
+              <w:rFonts w:ascii="宋体" w:eastAsia="宋体" w:hAnsi="宋体" w:cs="宋体" w:hint="eastAsia"/>
               <w:szCs w:val="20"/>
             </w:rPr>
             <w:fldChar w:fldCharType="separate"/>
@@ -2869,7 +2747,7 @@
           </w:r>
           <w:r>
             <w:rPr>
-              <w:rFonts w:hint="eastAsia" w:ascii="宋体" w:hAnsi="宋体" w:eastAsia="宋体" w:cs="宋体"/>
+              <w:rFonts w:ascii="宋体" w:eastAsia="宋体" w:hAnsi="宋体" w:cs="宋体" w:hint="eastAsia"/>
               <w:szCs w:val="20"/>
             </w:rPr>
             <w:fldChar w:fldCharType="end"/>
@@ -2877,28 +2755,28 @@
         </w:p>
         <w:p>
           <w:pPr>
-            <w:pStyle w:val="17"/>
+            <w:pStyle w:val="TOC2"/>
             <w:tabs>
               <w:tab w:val="right" w:leader="dot" w:pos="8306"/>
             </w:tabs>
           </w:pPr>
           <w:r>
             <w:rPr>
-              <w:rFonts w:hint="eastAsia" w:ascii="宋体" w:hAnsi="宋体" w:eastAsia="宋体" w:cs="宋体"/>
+              <w:rFonts w:ascii="宋体" w:eastAsia="宋体" w:hAnsi="宋体" w:cs="宋体" w:hint="eastAsia"/>
               <w:szCs w:val="20"/>
             </w:rPr>
             <w:fldChar w:fldCharType="begin"/>
           </w:r>
           <w:r>
             <w:rPr>
-              <w:rFonts w:hint="eastAsia" w:ascii="宋体" w:hAnsi="宋体" w:eastAsia="宋体" w:cs="宋体"/>
+              <w:rFonts w:ascii="宋体" w:eastAsia="宋体" w:hAnsi="宋体" w:cs="宋体" w:hint="eastAsia"/>
               <w:szCs w:val="20"/>
             </w:rPr>
             <w:instrText xml:space="preserve"> HYPERLINK \l _Toc15408 </w:instrText>
           </w:r>
           <w:r>
             <w:rPr>
-              <w:rFonts w:hint="eastAsia" w:ascii="宋体" w:hAnsi="宋体" w:eastAsia="宋体" w:cs="宋体"/>
+              <w:rFonts w:ascii="宋体" w:eastAsia="宋体" w:hAnsi="宋体" w:cs="宋体" w:hint="eastAsia"/>
               <w:szCs w:val="20"/>
             </w:rPr>
             <w:fldChar w:fldCharType="separate"/>
@@ -2930,7 +2808,7 @@
           </w:r>
           <w:r>
             <w:rPr>
-              <w:rFonts w:hint="eastAsia" w:ascii="宋体" w:hAnsi="宋体" w:eastAsia="宋体" w:cs="宋体"/>
+              <w:rFonts w:ascii="宋体" w:eastAsia="宋体" w:hAnsi="宋体" w:cs="宋体" w:hint="eastAsia"/>
               <w:szCs w:val="20"/>
             </w:rPr>
             <w:fldChar w:fldCharType="end"/>
@@ -2938,28 +2816,28 @@
         </w:p>
         <w:p>
           <w:pPr>
-            <w:pStyle w:val="13"/>
+            <w:pStyle w:val="TOC3"/>
             <w:tabs>
               <w:tab w:val="right" w:leader="dot" w:pos="8306"/>
             </w:tabs>
           </w:pPr>
           <w:r>
             <w:rPr>
-              <w:rFonts w:hint="eastAsia" w:ascii="宋体" w:hAnsi="宋体" w:eastAsia="宋体" w:cs="宋体"/>
+              <w:rFonts w:ascii="宋体" w:eastAsia="宋体" w:hAnsi="宋体" w:cs="宋体" w:hint="eastAsia"/>
               <w:szCs w:val="20"/>
             </w:rPr>
             <w:fldChar w:fldCharType="begin"/>
           </w:r>
           <w:r>
             <w:rPr>
-              <w:rFonts w:hint="eastAsia" w:ascii="宋体" w:hAnsi="宋体" w:eastAsia="宋体" w:cs="宋体"/>
+              <w:rFonts w:ascii="宋体" w:eastAsia="宋体" w:hAnsi="宋体" w:cs="宋体" w:hint="eastAsia"/>
               <w:szCs w:val="20"/>
             </w:rPr>
             <w:instrText xml:space="preserve"> HYPERLINK \l _Toc27367 </w:instrText>
           </w:r>
           <w:r>
             <w:rPr>
-              <w:rFonts w:hint="eastAsia" w:ascii="宋体" w:hAnsi="宋体" w:eastAsia="宋体" w:cs="宋体"/>
+              <w:rFonts w:ascii="宋体" w:eastAsia="宋体" w:hAnsi="宋体" w:cs="宋体" w:hint="eastAsia"/>
               <w:szCs w:val="20"/>
             </w:rPr>
             <w:fldChar w:fldCharType="separate"/>
@@ -2991,7 +2869,7 @@
           </w:r>
           <w:r>
             <w:rPr>
-              <w:rFonts w:hint="eastAsia" w:ascii="宋体" w:hAnsi="宋体" w:eastAsia="宋体" w:cs="宋体"/>
+              <w:rFonts w:ascii="宋体" w:eastAsia="宋体" w:hAnsi="宋体" w:cs="宋体" w:hint="eastAsia"/>
               <w:szCs w:val="20"/>
             </w:rPr>
             <w:fldChar w:fldCharType="end"/>
@@ -2999,28 +2877,28 @@
         </w:p>
         <w:p>
           <w:pPr>
-            <w:pStyle w:val="13"/>
+            <w:pStyle w:val="TOC3"/>
             <w:tabs>
               <w:tab w:val="right" w:leader="dot" w:pos="8306"/>
             </w:tabs>
           </w:pPr>
           <w:r>
             <w:rPr>
-              <w:rFonts w:hint="eastAsia" w:ascii="宋体" w:hAnsi="宋体" w:eastAsia="宋体" w:cs="宋体"/>
+              <w:rFonts w:ascii="宋体" w:eastAsia="宋体" w:hAnsi="宋体" w:cs="宋体" w:hint="eastAsia"/>
               <w:szCs w:val="20"/>
             </w:rPr>
             <w:fldChar w:fldCharType="begin"/>
           </w:r>
           <w:r>
             <w:rPr>
-              <w:rFonts w:hint="eastAsia" w:ascii="宋体" w:hAnsi="宋体" w:eastAsia="宋体" w:cs="宋体"/>
+              <w:rFonts w:ascii="宋体" w:eastAsia="宋体" w:hAnsi="宋体" w:cs="宋体" w:hint="eastAsia"/>
               <w:szCs w:val="20"/>
             </w:rPr>
             <w:instrText xml:space="preserve"> HYPERLINK \l _Toc11067 </w:instrText>
           </w:r>
           <w:r>
             <w:rPr>
-              <w:rFonts w:hint="eastAsia" w:ascii="宋体" w:hAnsi="宋体" w:eastAsia="宋体" w:cs="宋体"/>
+              <w:rFonts w:ascii="宋体" w:eastAsia="宋体" w:hAnsi="宋体" w:cs="宋体" w:hint="eastAsia"/>
               <w:szCs w:val="20"/>
             </w:rPr>
             <w:fldChar w:fldCharType="separate"/>
@@ -3052,7 +2930,7 @@
           </w:r>
           <w:r>
             <w:rPr>
-              <w:rFonts w:hint="eastAsia" w:ascii="宋体" w:hAnsi="宋体" w:eastAsia="宋体" w:cs="宋体"/>
+              <w:rFonts w:ascii="宋体" w:eastAsia="宋体" w:hAnsi="宋体" w:cs="宋体" w:hint="eastAsia"/>
               <w:szCs w:val="20"/>
             </w:rPr>
             <w:fldChar w:fldCharType="end"/>
@@ -3060,28 +2938,28 @@
         </w:p>
         <w:p>
           <w:pPr>
-            <w:pStyle w:val="13"/>
+            <w:pStyle w:val="TOC3"/>
             <w:tabs>
               <w:tab w:val="right" w:leader="dot" w:pos="8306"/>
             </w:tabs>
           </w:pPr>
           <w:r>
             <w:rPr>
-              <w:rFonts w:hint="eastAsia" w:ascii="宋体" w:hAnsi="宋体" w:eastAsia="宋体" w:cs="宋体"/>
+              <w:rFonts w:ascii="宋体" w:eastAsia="宋体" w:hAnsi="宋体" w:cs="宋体" w:hint="eastAsia"/>
               <w:szCs w:val="20"/>
             </w:rPr>
             <w:fldChar w:fldCharType="begin"/>
           </w:r>
           <w:r>
             <w:rPr>
-              <w:rFonts w:hint="eastAsia" w:ascii="宋体" w:hAnsi="宋体" w:eastAsia="宋体" w:cs="宋体"/>
+              <w:rFonts w:ascii="宋体" w:eastAsia="宋体" w:hAnsi="宋体" w:cs="宋体" w:hint="eastAsia"/>
               <w:szCs w:val="20"/>
             </w:rPr>
             <w:instrText xml:space="preserve"> HYPERLINK \l _Toc448 </w:instrText>
           </w:r>
           <w:r>
             <w:rPr>
-              <w:rFonts w:hint="eastAsia" w:ascii="宋体" w:hAnsi="宋体" w:eastAsia="宋体" w:cs="宋体"/>
+              <w:rFonts w:ascii="宋体" w:eastAsia="宋体" w:hAnsi="宋体" w:cs="宋体" w:hint="eastAsia"/>
               <w:szCs w:val="20"/>
             </w:rPr>
             <w:fldChar w:fldCharType="separate"/>
@@ -3113,7 +2991,7 @@
           </w:r>
           <w:r>
             <w:rPr>
-              <w:rFonts w:hint="eastAsia" w:ascii="宋体" w:hAnsi="宋体" w:eastAsia="宋体" w:cs="宋体"/>
+              <w:rFonts w:ascii="宋体" w:eastAsia="宋体" w:hAnsi="宋体" w:cs="宋体" w:hint="eastAsia"/>
               <w:szCs w:val="20"/>
             </w:rPr>
             <w:fldChar w:fldCharType="end"/>
@@ -3121,28 +2999,28 @@
         </w:p>
         <w:p>
           <w:pPr>
-            <w:pStyle w:val="17"/>
+            <w:pStyle w:val="TOC2"/>
             <w:tabs>
               <w:tab w:val="right" w:leader="dot" w:pos="8306"/>
             </w:tabs>
           </w:pPr>
           <w:r>
             <w:rPr>
-              <w:rFonts w:hint="eastAsia" w:ascii="宋体" w:hAnsi="宋体" w:eastAsia="宋体" w:cs="宋体"/>
+              <w:rFonts w:ascii="宋体" w:eastAsia="宋体" w:hAnsi="宋体" w:cs="宋体" w:hint="eastAsia"/>
               <w:szCs w:val="20"/>
             </w:rPr>
             <w:fldChar w:fldCharType="begin"/>
           </w:r>
           <w:r>
             <w:rPr>
-              <w:rFonts w:hint="eastAsia" w:ascii="宋体" w:hAnsi="宋体" w:eastAsia="宋体" w:cs="宋体"/>
+              <w:rFonts w:ascii="宋体" w:eastAsia="宋体" w:hAnsi="宋体" w:cs="宋体" w:hint="eastAsia"/>
               <w:szCs w:val="20"/>
             </w:rPr>
             <w:instrText xml:space="preserve"> HYPERLINK \l _Toc224 </w:instrText>
           </w:r>
           <w:r>
             <w:rPr>
-              <w:rFonts w:hint="eastAsia" w:ascii="宋体" w:hAnsi="宋体" w:eastAsia="宋体" w:cs="宋体"/>
+              <w:rFonts w:ascii="宋体" w:eastAsia="宋体" w:hAnsi="宋体" w:cs="宋体" w:hint="eastAsia"/>
               <w:szCs w:val="20"/>
             </w:rPr>
             <w:fldChar w:fldCharType="separate"/>
@@ -3174,7 +3052,7 @@
           </w:r>
           <w:r>
             <w:rPr>
-              <w:rFonts w:hint="eastAsia" w:ascii="宋体" w:hAnsi="宋体" w:eastAsia="宋体" w:cs="宋体"/>
+              <w:rFonts w:ascii="宋体" w:eastAsia="宋体" w:hAnsi="宋体" w:cs="宋体" w:hint="eastAsia"/>
               <w:szCs w:val="20"/>
             </w:rPr>
             <w:fldChar w:fldCharType="end"/>
@@ -3182,28 +3060,28 @@
         </w:p>
         <w:p>
           <w:pPr>
-            <w:pStyle w:val="13"/>
+            <w:pStyle w:val="TOC3"/>
             <w:tabs>
               <w:tab w:val="right" w:leader="dot" w:pos="8306"/>
             </w:tabs>
           </w:pPr>
           <w:r>
             <w:rPr>
-              <w:rFonts w:hint="eastAsia" w:ascii="宋体" w:hAnsi="宋体" w:eastAsia="宋体" w:cs="宋体"/>
+              <w:rFonts w:ascii="宋体" w:eastAsia="宋体" w:hAnsi="宋体" w:cs="宋体" w:hint="eastAsia"/>
               <w:szCs w:val="20"/>
             </w:rPr>
             <w:fldChar w:fldCharType="begin"/>
           </w:r>
           <w:r>
             <w:rPr>
-              <w:rFonts w:hint="eastAsia" w:ascii="宋体" w:hAnsi="宋体" w:eastAsia="宋体" w:cs="宋体"/>
+              <w:rFonts w:ascii="宋体" w:eastAsia="宋体" w:hAnsi="宋体" w:cs="宋体" w:hint="eastAsia"/>
               <w:szCs w:val="20"/>
             </w:rPr>
             <w:instrText xml:space="preserve"> HYPERLINK \l _Toc24549 </w:instrText>
           </w:r>
           <w:r>
             <w:rPr>
-              <w:rFonts w:hint="eastAsia" w:ascii="宋体" w:hAnsi="宋体" w:eastAsia="宋体" w:cs="宋体"/>
+              <w:rFonts w:ascii="宋体" w:eastAsia="宋体" w:hAnsi="宋体" w:cs="宋体" w:hint="eastAsia"/>
               <w:szCs w:val="20"/>
             </w:rPr>
             <w:fldChar w:fldCharType="separate"/>
@@ -3235,7 +3113,7 @@
           </w:r>
           <w:r>
             <w:rPr>
-              <w:rFonts w:hint="eastAsia" w:ascii="宋体" w:hAnsi="宋体" w:eastAsia="宋体" w:cs="宋体"/>
+              <w:rFonts w:ascii="宋体" w:eastAsia="宋体" w:hAnsi="宋体" w:cs="宋体" w:hint="eastAsia"/>
               <w:szCs w:val="20"/>
             </w:rPr>
             <w:fldChar w:fldCharType="end"/>
@@ -3243,28 +3121,28 @@
         </w:p>
         <w:p>
           <w:pPr>
-            <w:pStyle w:val="13"/>
+            <w:pStyle w:val="TOC3"/>
             <w:tabs>
               <w:tab w:val="right" w:leader="dot" w:pos="8306"/>
             </w:tabs>
           </w:pPr>
           <w:r>
             <w:rPr>
-              <w:rFonts w:hint="eastAsia" w:ascii="宋体" w:hAnsi="宋体" w:eastAsia="宋体" w:cs="宋体"/>
+              <w:rFonts w:ascii="宋体" w:eastAsia="宋体" w:hAnsi="宋体" w:cs="宋体" w:hint="eastAsia"/>
               <w:szCs w:val="20"/>
             </w:rPr>
             <w:fldChar w:fldCharType="begin"/>
           </w:r>
           <w:r>
             <w:rPr>
-              <w:rFonts w:hint="eastAsia" w:ascii="宋体" w:hAnsi="宋体" w:eastAsia="宋体" w:cs="宋体"/>
+              <w:rFonts w:ascii="宋体" w:eastAsia="宋体" w:hAnsi="宋体" w:cs="宋体" w:hint="eastAsia"/>
               <w:szCs w:val="20"/>
             </w:rPr>
             <w:instrText xml:space="preserve"> HYPERLINK \l _Toc16472 </w:instrText>
           </w:r>
           <w:r>
             <w:rPr>
-              <w:rFonts w:hint="eastAsia" w:ascii="宋体" w:hAnsi="宋体" w:eastAsia="宋体" w:cs="宋体"/>
+              <w:rFonts w:ascii="宋体" w:eastAsia="宋体" w:hAnsi="宋体" w:cs="宋体" w:hint="eastAsia"/>
               <w:szCs w:val="20"/>
             </w:rPr>
             <w:fldChar w:fldCharType="separate"/>
@@ -3296,7 +3174,7 @@
           </w:r>
           <w:r>
             <w:rPr>
-              <w:rFonts w:hint="eastAsia" w:ascii="宋体" w:hAnsi="宋体" w:eastAsia="宋体" w:cs="宋体"/>
+              <w:rFonts w:ascii="宋体" w:eastAsia="宋体" w:hAnsi="宋体" w:cs="宋体" w:hint="eastAsia"/>
               <w:szCs w:val="20"/>
             </w:rPr>
             <w:fldChar w:fldCharType="end"/>
@@ -3304,28 +3182,28 @@
         </w:p>
         <w:p>
           <w:pPr>
-            <w:pStyle w:val="13"/>
+            <w:pStyle w:val="TOC3"/>
             <w:tabs>
               <w:tab w:val="right" w:leader="dot" w:pos="8306"/>
             </w:tabs>
           </w:pPr>
           <w:r>
             <w:rPr>
-              <w:rFonts w:hint="eastAsia" w:ascii="宋体" w:hAnsi="宋体" w:eastAsia="宋体" w:cs="宋体"/>
+              <w:rFonts w:ascii="宋体" w:eastAsia="宋体" w:hAnsi="宋体" w:cs="宋体" w:hint="eastAsia"/>
               <w:szCs w:val="20"/>
             </w:rPr>
             <w:fldChar w:fldCharType="begin"/>
           </w:r>
           <w:r>
             <w:rPr>
-              <w:rFonts w:hint="eastAsia" w:ascii="宋体" w:hAnsi="宋体" w:eastAsia="宋体" w:cs="宋体"/>
+              <w:rFonts w:ascii="宋体" w:eastAsia="宋体" w:hAnsi="宋体" w:cs="宋体" w:hint="eastAsia"/>
               <w:szCs w:val="20"/>
             </w:rPr>
             <w:instrText xml:space="preserve"> HYPERLINK \l _Toc11882 </w:instrText>
           </w:r>
           <w:r>
             <w:rPr>
-              <w:rFonts w:hint="eastAsia" w:ascii="宋体" w:hAnsi="宋体" w:eastAsia="宋体" w:cs="宋体"/>
+              <w:rFonts w:ascii="宋体" w:eastAsia="宋体" w:hAnsi="宋体" w:cs="宋体" w:hint="eastAsia"/>
               <w:szCs w:val="20"/>
             </w:rPr>
             <w:fldChar w:fldCharType="separate"/>
@@ -3357,7 +3235,7 @@
           </w:r>
           <w:r>
             <w:rPr>
-              <w:rFonts w:hint="eastAsia" w:ascii="宋体" w:hAnsi="宋体" w:eastAsia="宋体" w:cs="宋体"/>
+              <w:rFonts w:ascii="宋体" w:eastAsia="宋体" w:hAnsi="宋体" w:cs="宋体" w:hint="eastAsia"/>
               <w:szCs w:val="20"/>
             </w:rPr>
             <w:fldChar w:fldCharType="end"/>
@@ -3365,28 +3243,28 @@
         </w:p>
         <w:p>
           <w:pPr>
-            <w:pStyle w:val="13"/>
+            <w:pStyle w:val="TOC3"/>
             <w:tabs>
               <w:tab w:val="right" w:leader="dot" w:pos="8306"/>
             </w:tabs>
           </w:pPr>
           <w:r>
             <w:rPr>
-              <w:rFonts w:hint="eastAsia" w:ascii="宋体" w:hAnsi="宋体" w:eastAsia="宋体" w:cs="宋体"/>
+              <w:rFonts w:ascii="宋体" w:eastAsia="宋体" w:hAnsi="宋体" w:cs="宋体" w:hint="eastAsia"/>
               <w:szCs w:val="20"/>
             </w:rPr>
             <w:fldChar w:fldCharType="begin"/>
           </w:r>
           <w:r>
             <w:rPr>
-              <w:rFonts w:hint="eastAsia" w:ascii="宋体" w:hAnsi="宋体" w:eastAsia="宋体" w:cs="宋体"/>
+              <w:rFonts w:ascii="宋体" w:eastAsia="宋体" w:hAnsi="宋体" w:cs="宋体" w:hint="eastAsia"/>
               <w:szCs w:val="20"/>
             </w:rPr>
             <w:instrText xml:space="preserve"> HYPERLINK \l _Toc24096 </w:instrText>
           </w:r>
           <w:r>
             <w:rPr>
-              <w:rFonts w:hint="eastAsia" w:ascii="宋体" w:hAnsi="宋体" w:eastAsia="宋体" w:cs="宋体"/>
+              <w:rFonts w:ascii="宋体" w:eastAsia="宋体" w:hAnsi="宋体" w:cs="宋体" w:hint="eastAsia"/>
               <w:szCs w:val="20"/>
             </w:rPr>
             <w:fldChar w:fldCharType="separate"/>
@@ -3418,7 +3296,7 @@
           </w:r>
           <w:r>
             <w:rPr>
-              <w:rFonts w:hint="eastAsia" w:ascii="宋体" w:hAnsi="宋体" w:eastAsia="宋体" w:cs="宋体"/>
+              <w:rFonts w:ascii="宋体" w:eastAsia="宋体" w:hAnsi="宋体" w:cs="宋体" w:hint="eastAsia"/>
               <w:szCs w:val="20"/>
             </w:rPr>
             <w:fldChar w:fldCharType="end"/>
@@ -3426,28 +3304,28 @@
         </w:p>
         <w:p>
           <w:pPr>
-            <w:pStyle w:val="13"/>
+            <w:pStyle w:val="TOC3"/>
             <w:tabs>
               <w:tab w:val="right" w:leader="dot" w:pos="8306"/>
             </w:tabs>
           </w:pPr>
           <w:r>
             <w:rPr>
-              <w:rFonts w:hint="eastAsia" w:ascii="宋体" w:hAnsi="宋体" w:eastAsia="宋体" w:cs="宋体"/>
+              <w:rFonts w:ascii="宋体" w:eastAsia="宋体" w:hAnsi="宋体" w:cs="宋体" w:hint="eastAsia"/>
               <w:szCs w:val="20"/>
             </w:rPr>
             <w:fldChar w:fldCharType="begin"/>
           </w:r>
           <w:r>
             <w:rPr>
-              <w:rFonts w:hint="eastAsia" w:ascii="宋体" w:hAnsi="宋体" w:eastAsia="宋体" w:cs="宋体"/>
+              <w:rFonts w:ascii="宋体" w:eastAsia="宋体" w:hAnsi="宋体" w:cs="宋体" w:hint="eastAsia"/>
               <w:szCs w:val="20"/>
             </w:rPr>
             <w:instrText xml:space="preserve"> HYPERLINK \l _Toc10414 </w:instrText>
           </w:r>
           <w:r>
             <w:rPr>
-              <w:rFonts w:hint="eastAsia" w:ascii="宋体" w:hAnsi="宋体" w:eastAsia="宋体" w:cs="宋体"/>
+              <w:rFonts w:ascii="宋体" w:eastAsia="宋体" w:hAnsi="宋体" w:cs="宋体" w:hint="eastAsia"/>
               <w:szCs w:val="20"/>
             </w:rPr>
             <w:fldChar w:fldCharType="separate"/>
@@ -3479,7 +3357,7 @@
           </w:r>
           <w:r>
             <w:rPr>
-              <w:rFonts w:hint="eastAsia" w:ascii="宋体" w:hAnsi="宋体" w:eastAsia="宋体" w:cs="宋体"/>
+              <w:rFonts w:ascii="宋体" w:eastAsia="宋体" w:hAnsi="宋体" w:cs="宋体" w:hint="eastAsia"/>
               <w:szCs w:val="20"/>
             </w:rPr>
             <w:fldChar w:fldCharType="end"/>
@@ -3487,28 +3365,28 @@
         </w:p>
         <w:p>
           <w:pPr>
-            <w:pStyle w:val="17"/>
+            <w:pStyle w:val="TOC2"/>
             <w:tabs>
               <w:tab w:val="right" w:leader="dot" w:pos="8306"/>
             </w:tabs>
           </w:pPr>
           <w:r>
             <w:rPr>
-              <w:rFonts w:hint="eastAsia" w:ascii="宋体" w:hAnsi="宋体" w:eastAsia="宋体" w:cs="宋体"/>
+              <w:rFonts w:ascii="宋体" w:eastAsia="宋体" w:hAnsi="宋体" w:cs="宋体" w:hint="eastAsia"/>
               <w:szCs w:val="20"/>
             </w:rPr>
             <w:fldChar w:fldCharType="begin"/>
           </w:r>
           <w:r>
             <w:rPr>
-              <w:rFonts w:hint="eastAsia" w:ascii="宋体" w:hAnsi="宋体" w:eastAsia="宋体" w:cs="宋体"/>
+              <w:rFonts w:ascii="宋体" w:eastAsia="宋体" w:hAnsi="宋体" w:cs="宋体" w:hint="eastAsia"/>
               <w:szCs w:val="20"/>
             </w:rPr>
             <w:instrText xml:space="preserve"> HYPERLINK \l _Toc9639 </w:instrText>
           </w:r>
           <w:r>
             <w:rPr>
-              <w:rFonts w:hint="eastAsia" w:ascii="宋体" w:hAnsi="宋体" w:eastAsia="宋体" w:cs="宋体"/>
+              <w:rFonts w:ascii="宋体" w:eastAsia="宋体" w:hAnsi="宋体" w:cs="宋体" w:hint="eastAsia"/>
               <w:szCs w:val="20"/>
             </w:rPr>
             <w:fldChar w:fldCharType="separate"/>
@@ -3540,7 +3418,7 @@
           </w:r>
           <w:r>
             <w:rPr>
-              <w:rFonts w:hint="eastAsia" w:ascii="宋体" w:hAnsi="宋体" w:eastAsia="宋体" w:cs="宋体"/>
+              <w:rFonts w:ascii="宋体" w:eastAsia="宋体" w:hAnsi="宋体" w:cs="宋体" w:hint="eastAsia"/>
               <w:szCs w:val="20"/>
             </w:rPr>
             <w:fldChar w:fldCharType="end"/>
@@ -3548,28 +3426,28 @@
         </w:p>
         <w:p>
           <w:pPr>
-            <w:pStyle w:val="17"/>
+            <w:pStyle w:val="TOC2"/>
             <w:tabs>
               <w:tab w:val="right" w:leader="dot" w:pos="8306"/>
             </w:tabs>
           </w:pPr>
           <w:r>
             <w:rPr>
-              <w:rFonts w:hint="eastAsia" w:ascii="宋体" w:hAnsi="宋体" w:eastAsia="宋体" w:cs="宋体"/>
+              <w:rFonts w:ascii="宋体" w:eastAsia="宋体" w:hAnsi="宋体" w:cs="宋体" w:hint="eastAsia"/>
               <w:szCs w:val="20"/>
             </w:rPr>
             <w:fldChar w:fldCharType="begin"/>
           </w:r>
           <w:r>
             <w:rPr>
-              <w:rFonts w:hint="eastAsia" w:ascii="宋体" w:hAnsi="宋体" w:eastAsia="宋体" w:cs="宋体"/>
+              <w:rFonts w:ascii="宋体" w:eastAsia="宋体" w:hAnsi="宋体" w:cs="宋体" w:hint="eastAsia"/>
               <w:szCs w:val="20"/>
             </w:rPr>
             <w:instrText xml:space="preserve"> HYPERLINK \l _Toc7105 </w:instrText>
           </w:r>
           <w:r>
             <w:rPr>
-              <w:rFonts w:hint="eastAsia" w:ascii="宋体" w:hAnsi="宋体" w:eastAsia="宋体" w:cs="宋体"/>
+              <w:rFonts w:ascii="宋体" w:eastAsia="宋体" w:hAnsi="宋体" w:cs="宋体" w:hint="eastAsia"/>
               <w:szCs w:val="20"/>
             </w:rPr>
             <w:fldChar w:fldCharType="separate"/>
@@ -3601,7 +3479,7 @@
           </w:r>
           <w:r>
             <w:rPr>
-              <w:rFonts w:hint="eastAsia" w:ascii="宋体" w:hAnsi="宋体" w:eastAsia="宋体" w:cs="宋体"/>
+              <w:rFonts w:ascii="宋体" w:eastAsia="宋体" w:hAnsi="宋体" w:cs="宋体" w:hint="eastAsia"/>
               <w:szCs w:val="20"/>
             </w:rPr>
             <w:fldChar w:fldCharType="end"/>
@@ -3609,42 +3487,42 @@
         </w:p>
         <w:p>
           <w:pPr>
-            <w:pStyle w:val="16"/>
+            <w:pStyle w:val="TOC1"/>
             <w:tabs>
               <w:tab w:val="right" w:leader="dot" w:pos="8306"/>
             </w:tabs>
           </w:pPr>
           <w:r>
             <w:rPr>
-              <w:rFonts w:hint="eastAsia" w:ascii="宋体" w:hAnsi="宋体" w:eastAsia="宋体" w:cs="宋体"/>
+              <w:rFonts w:ascii="宋体" w:eastAsia="宋体" w:hAnsi="宋体" w:cs="宋体" w:hint="eastAsia"/>
               <w:szCs w:val="20"/>
             </w:rPr>
             <w:fldChar w:fldCharType="begin"/>
           </w:r>
           <w:r>
             <w:rPr>
-              <w:rFonts w:hint="eastAsia" w:ascii="宋体" w:hAnsi="宋体" w:eastAsia="宋体" w:cs="宋体"/>
+              <w:rFonts w:ascii="宋体" w:eastAsia="宋体" w:hAnsi="宋体" w:cs="宋体" w:hint="eastAsia"/>
               <w:szCs w:val="20"/>
             </w:rPr>
             <w:instrText xml:space="preserve"> HYPERLINK \l _Toc10645 </w:instrText>
           </w:r>
           <w:r>
             <w:rPr>
-              <w:rFonts w:hint="eastAsia" w:ascii="宋体" w:hAnsi="宋体" w:eastAsia="宋体" w:cs="宋体"/>
+              <w:rFonts w:ascii="宋体" w:eastAsia="宋体" w:hAnsi="宋体" w:cs="宋体" w:hint="eastAsia"/>
               <w:szCs w:val="20"/>
             </w:rPr>
             <w:fldChar w:fldCharType="separate"/>
           </w:r>
           <w:r>
             <w:rPr>
-              <w:rFonts w:hint="default" w:eastAsia="宋体"/>
+              <w:rFonts w:eastAsia="宋体" w:hint="default"/>
               <w:lang w:val="en-US" w:eastAsia="zh-CN"/>
             </w:rPr>
             <w:t xml:space="preserve">5. </w:t>
           </w:r>
           <w:r>
             <w:rPr>
-              <w:rFonts w:hint="eastAsia" w:eastAsia="宋体"/>
+              <w:rFonts w:eastAsia="宋体" w:hint="eastAsia"/>
               <w:lang w:val="en-US" w:eastAsia="zh-CN"/>
             </w:rPr>
             <w:t>附则</w:t>
@@ -3669,7 +3547,7 @@
           </w:r>
           <w:r>
             <w:rPr>
-              <w:rFonts w:hint="eastAsia" w:ascii="宋体" w:hAnsi="宋体" w:eastAsia="宋体" w:cs="宋体"/>
+              <w:rFonts w:ascii="宋体" w:eastAsia="宋体" w:hAnsi="宋体" w:cs="宋体" w:hint="eastAsia"/>
               <w:szCs w:val="20"/>
             </w:rPr>
             <w:fldChar w:fldCharType="end"/>
@@ -3677,28 +3555,28 @@
         </w:p>
         <w:p>
           <w:pPr>
-            <w:pStyle w:val="16"/>
+            <w:pStyle w:val="TOC1"/>
             <w:tabs>
               <w:tab w:val="right" w:leader="dot" w:pos="8306"/>
             </w:tabs>
           </w:pPr>
           <w:r>
             <w:rPr>
-              <w:rFonts w:hint="eastAsia" w:ascii="宋体" w:hAnsi="宋体" w:eastAsia="宋体" w:cs="宋体"/>
+              <w:rFonts w:ascii="宋体" w:eastAsia="宋体" w:hAnsi="宋体" w:cs="宋体" w:hint="eastAsia"/>
               <w:szCs w:val="20"/>
             </w:rPr>
             <w:fldChar w:fldCharType="begin"/>
           </w:r>
           <w:r>
             <w:rPr>
-              <w:rFonts w:hint="eastAsia" w:ascii="宋体" w:hAnsi="宋体" w:eastAsia="宋体" w:cs="宋体"/>
+              <w:rFonts w:ascii="宋体" w:eastAsia="宋体" w:hAnsi="宋体" w:cs="宋体" w:hint="eastAsia"/>
               <w:szCs w:val="20"/>
             </w:rPr>
             <w:instrText xml:space="preserve"> HYPERLINK \l _Toc18974 </w:instrText>
           </w:r>
           <w:r>
             <w:rPr>
-              <w:rFonts w:hint="eastAsia" w:ascii="宋体" w:hAnsi="宋体" w:eastAsia="宋体" w:cs="宋体"/>
+              <w:rFonts w:ascii="宋体" w:eastAsia="宋体" w:hAnsi="宋体" w:cs="宋体" w:hint="eastAsia"/>
               <w:szCs w:val="20"/>
             </w:rPr>
             <w:fldChar w:fldCharType="separate"/>
@@ -3737,7 +3615,7 @@
           </w:r>
           <w:r>
             <w:rPr>
-              <w:rFonts w:hint="eastAsia" w:ascii="宋体" w:hAnsi="宋体" w:eastAsia="宋体" w:cs="宋体"/>
+              <w:rFonts w:ascii="宋体" w:eastAsia="宋体" w:hAnsi="宋体" w:cs="宋体" w:hint="eastAsia"/>
               <w:szCs w:val="20"/>
             </w:rPr>
             <w:fldChar w:fldCharType="end"/>
@@ -3745,28 +3623,28 @@
         </w:p>
         <w:p>
           <w:pPr>
-            <w:pStyle w:val="16"/>
+            <w:pStyle w:val="TOC1"/>
             <w:tabs>
               <w:tab w:val="right" w:leader="dot" w:pos="8306"/>
             </w:tabs>
           </w:pPr>
           <w:r>
             <w:rPr>
-              <w:rFonts w:hint="eastAsia" w:ascii="宋体" w:hAnsi="宋体" w:eastAsia="宋体" w:cs="宋体"/>
+              <w:rFonts w:ascii="宋体" w:eastAsia="宋体" w:hAnsi="宋体" w:cs="宋体" w:hint="eastAsia"/>
               <w:szCs w:val="20"/>
             </w:rPr>
             <w:fldChar w:fldCharType="begin"/>
           </w:r>
           <w:r>
             <w:rPr>
-              <w:rFonts w:hint="eastAsia" w:ascii="宋体" w:hAnsi="宋体" w:eastAsia="宋体" w:cs="宋体"/>
+              <w:rFonts w:ascii="宋体" w:eastAsia="宋体" w:hAnsi="宋体" w:cs="宋体" w:hint="eastAsia"/>
               <w:szCs w:val="20"/>
             </w:rPr>
             <w:instrText xml:space="preserve"> HYPERLINK \l _Toc31527 </w:instrText>
           </w:r>
           <w:r>
             <w:rPr>
-              <w:rFonts w:hint="eastAsia" w:ascii="宋体" w:hAnsi="宋体" w:eastAsia="宋体" w:cs="宋体"/>
+              <w:rFonts w:ascii="宋体" w:eastAsia="宋体" w:hAnsi="宋体" w:cs="宋体" w:hint="eastAsia"/>
               <w:szCs w:val="20"/>
             </w:rPr>
             <w:fldChar w:fldCharType="separate"/>
@@ -3805,7 +3683,7 @@
           </w:r>
           <w:r>
             <w:rPr>
-              <w:rFonts w:hint="eastAsia" w:ascii="宋体" w:hAnsi="宋体" w:eastAsia="宋体" w:cs="宋体"/>
+              <w:rFonts w:ascii="宋体" w:eastAsia="宋体" w:hAnsi="宋体" w:cs="宋体" w:hint="eastAsia"/>
               <w:szCs w:val="20"/>
             </w:rPr>
             <w:fldChar w:fldCharType="end"/>
@@ -3827,7 +3705,7 @@
             <w:snapToGrid w:val="0"/>
             <w:textAlignment w:val="baseline"/>
             <w:rPr>
-              <w:rFonts w:hint="eastAsia" w:ascii="宋体" w:hAnsi="宋体" w:eastAsia="宋体" w:cs="宋体"/>
+              <w:rFonts w:ascii="宋体" w:eastAsia="宋体" w:hAnsi="宋体" w:cs="宋体" w:hint="eastAsia"/>
               <w:snapToGrid w:val="0"/>
               <w:color w:val="000000"/>
               <w:kern w:val="0"/>
@@ -3838,7 +3716,7 @@
           </w:pPr>
           <w:r>
             <w:rPr>
-              <w:rFonts w:hint="eastAsia" w:ascii="宋体" w:hAnsi="宋体" w:eastAsia="宋体" w:cs="宋体"/>
+              <w:rFonts w:ascii="宋体" w:eastAsia="宋体" w:hAnsi="宋体" w:cs="宋体" w:hint="eastAsia"/>
               <w:szCs w:val="20"/>
             </w:rPr>
             <w:fldChar w:fldCharType="end"/>
@@ -3862,7 +3740,7 @@
         <w:snapToGrid w:val="0"/>
         <w:textAlignment w:val="baseline"/>
         <w:rPr>
-          <w:rFonts w:ascii="Arial" w:hAnsi="Arial" w:eastAsia="Arial" w:cs="Arial"/>
+          <w:rFonts w:ascii="Arial" w:eastAsia="Arial" w:hAnsi="Arial" w:cs="Arial"/>
           <w:snapToGrid w:val="0"/>
           <w:color w:val="000000"/>
           <w:kern w:val="0"/>
@@ -3873,7 +3751,7 @@
       </w:pPr>
       <w:r>
         <w:rPr>
-          <w:rFonts w:ascii="Arial" w:hAnsi="Arial" w:eastAsia="Arial" w:cs="Arial"/>
+          <w:rFonts w:ascii="Arial" w:eastAsia="Arial" w:hAnsi="Arial" w:cs="Arial"/>
           <w:snapToGrid w:val="0"/>
           <w:color w:val="000000"/>
           <w:kern w:val="0"/>
@@ -3886,7 +3764,7 @@
     </w:p>
     <w:p>
       <w:pPr>
-        <w:pStyle w:val="28"/>
+        <w:pStyle w:val="1"/>
         <w:keepNext w:val="0"/>
         <w:keepLines w:val="0"/>
         <w:pageBreakBefore w:val="0"/>
@@ -3913,7 +3791,7 @@
     </w:p>
     <w:p>
       <w:pPr>
-        <w:pStyle w:val="30"/>
+        <w:pStyle w:val="2"/>
         <w:keepNext w:val="0"/>
         <w:keepLines w:val="0"/>
         <w:pageBreakBefore w:val="0"/>
@@ -3944,7 +3822,7 @@
     </w:p>
     <w:p>
       <w:pPr>
-        <w:pStyle w:val="29"/>
+        <w:pStyle w:val="a1"/>
         <w:rPr>
           <w:rFonts w:hint="eastAsia"/>
           <w:lang w:val="en-US" w:eastAsia="zh-CN"/>
@@ -3960,7 +3838,7 @@
     </w:p>
     <w:p>
       <w:pPr>
-        <w:pStyle w:val="30"/>
+        <w:pStyle w:val="2"/>
         <w:keepNext w:val="0"/>
         <w:keepLines w:val="0"/>
         <w:pageBreakBefore w:val="0"/>
@@ -3991,7 +3869,7 @@
     </w:p>
     <w:p>
       <w:pPr>
-        <w:pStyle w:val="29"/>
+        <w:pStyle w:val="a1"/>
         <w:rPr>
           <w:rFonts w:hint="eastAsia"/>
           <w:lang w:val="en-US" w:eastAsia="zh-CN"/>
@@ -4007,7 +3885,7 @@
     </w:p>
     <w:p>
       <w:pPr>
-        <w:pStyle w:val="30"/>
+        <w:pStyle w:val="2"/>
         <w:keepNext w:val="0"/>
         <w:keepLines w:val="0"/>
         <w:pageBreakBefore w:val="0"/>
@@ -4038,12 +3916,12 @@
     </w:p>
     <w:p>
       <w:pPr>
-        <w:pStyle w:val="29"/>
+        <w:pStyle w:val="a1"/>
         <w:numPr>
           <w:ilvl w:val="0"/>
           <w:numId w:val="2"/>
         </w:numPr>
-        <w:ind w:left="425" w:leftChars="0" w:hanging="425" w:firstLineChars="0"/>
+        <w:ind w:left="425" w:hanging="425" w:leftChars="0" w:firstLineChars="0"/>
         <w:rPr>
           <w:rFonts w:hint="eastAsia"/>
           <w:lang w:val="en-US" w:eastAsia="zh-CN"/>
@@ -4059,12 +3937,12 @@
     </w:p>
     <w:p>
       <w:pPr>
-        <w:pStyle w:val="29"/>
+        <w:pStyle w:val="a1"/>
         <w:numPr>
           <w:ilvl w:val="0"/>
           <w:numId w:val="2"/>
         </w:numPr>
-        <w:ind w:left="425" w:leftChars="0" w:hanging="425" w:firstLineChars="0"/>
+        <w:ind w:left="425" w:hanging="425" w:leftChars="0" w:firstLineChars="0"/>
         <w:rPr>
           <w:rFonts w:hint="eastAsia"/>
           <w:lang w:val="en-US" w:eastAsia="zh-CN"/>
@@ -4080,12 +3958,12 @@
     </w:p>
     <w:p>
       <w:pPr>
-        <w:pStyle w:val="29"/>
+        <w:pStyle w:val="a1"/>
         <w:numPr>
           <w:ilvl w:val="0"/>
           <w:numId w:val="2"/>
         </w:numPr>
-        <w:ind w:left="425" w:leftChars="0" w:hanging="425" w:firstLineChars="0"/>
+        <w:ind w:left="425" w:hanging="425" w:leftChars="0" w:firstLineChars="0"/>
         <w:rPr>
           <w:rFonts w:hint="eastAsia"/>
           <w:lang w:val="en-US" w:eastAsia="zh-CN"/>
@@ -4101,12 +3979,12 @@
     </w:p>
     <w:p>
       <w:pPr>
-        <w:pStyle w:val="29"/>
+        <w:pStyle w:val="a1"/>
         <w:numPr>
           <w:ilvl w:val="0"/>
           <w:numId w:val="2"/>
         </w:numPr>
-        <w:ind w:left="425" w:leftChars="0" w:hanging="425" w:firstLineChars="0"/>
+        <w:ind w:left="425" w:hanging="425" w:leftChars="0" w:firstLineChars="0"/>
         <w:rPr>
           <w:rFonts w:hint="eastAsia"/>
           <w:lang w:val="en-US" w:eastAsia="zh-CN"/>
@@ -4122,12 +4000,12 @@
     </w:p>
     <w:p>
       <w:pPr>
-        <w:pStyle w:val="29"/>
+        <w:pStyle w:val="a1"/>
         <w:numPr>
           <w:ilvl w:val="0"/>
           <w:numId w:val="2"/>
         </w:numPr>
-        <w:ind w:left="425" w:leftChars="0" w:hanging="425" w:firstLineChars="0"/>
+        <w:ind w:left="425" w:hanging="425" w:leftChars="0" w:firstLineChars="0"/>
         <w:rPr>
           <w:rFonts w:hint="eastAsia"/>
           <w:lang w:val="en-US" w:eastAsia="zh-CN"/>
@@ -4143,7 +4021,7 @@
     </w:p>
     <w:p>
       <w:pPr>
-        <w:pStyle w:val="30"/>
+        <w:pStyle w:val="2"/>
         <w:keepNext w:val="0"/>
         <w:keepLines w:val="0"/>
         <w:pageBreakBefore w:val="0"/>
@@ -4174,7 +4052,7 @@
     </w:p>
     <w:p>
       <w:pPr>
-        <w:pStyle w:val="31"/>
+        <w:pStyle w:val="3"/>
         <w:bidi w:val="0"/>
         <w:rPr>
           <w:rFonts w:hint="default"/>
@@ -4193,7 +4071,7 @@
     </w:p>
     <w:p>
       <w:pPr>
-        <w:pStyle w:val="29"/>
+        <w:pStyle w:val="a1"/>
         <w:rPr>
           <w:rFonts w:hint="default"/>
           <w:lang w:val="en-US" w:eastAsia="zh-CN"/>
@@ -4209,7 +4087,7 @@
     </w:p>
     <w:p>
       <w:pPr>
-        <w:pStyle w:val="31"/>
+        <w:pStyle w:val="3"/>
         <w:bidi w:val="0"/>
         <w:rPr>
           <w:rFonts w:hint="default"/>
@@ -4228,7 +4106,7 @@
     </w:p>
     <w:p>
       <w:pPr>
-        <w:pStyle w:val="29"/>
+        <w:pStyle w:val="a1"/>
         <w:rPr>
           <w:rFonts w:hint="default"/>
           <w:lang w:val="en-US" w:eastAsia="zh-CN"/>
@@ -4244,7 +4122,7 @@
     </w:p>
     <w:p>
       <w:pPr>
-        <w:pStyle w:val="31"/>
+        <w:pStyle w:val="3"/>
         <w:bidi w:val="0"/>
         <w:rPr>
           <w:rFonts w:hint="default"/>
@@ -4263,7 +4141,7 @@
     </w:p>
     <w:p>
       <w:pPr>
-        <w:pStyle w:val="29"/>
+        <w:pStyle w:val="a1"/>
         <w:rPr>
           <w:rFonts w:hint="default"/>
           <w:lang w:val="en-US" w:eastAsia="zh-CN"/>
@@ -4279,7 +4157,7 @@
     </w:p>
     <w:p>
       <w:pPr>
-        <w:pStyle w:val="31"/>
+        <w:pStyle w:val="3"/>
         <w:bidi w:val="0"/>
         <w:rPr>
           <w:rFonts w:hint="default"/>
@@ -4298,7 +4176,7 @@
     </w:p>
     <w:p>
       <w:pPr>
-        <w:pStyle w:val="29"/>
+        <w:pStyle w:val="a1"/>
         <w:rPr>
           <w:rFonts w:hint="default"/>
           <w:lang w:val="en-US" w:eastAsia="zh-CN"/>
@@ -4314,7 +4192,7 @@
     </w:p>
     <w:p>
       <w:pPr>
-        <w:pStyle w:val="28"/>
+        <w:pStyle w:val="1"/>
         <w:keepNext w:val="0"/>
         <w:keepLines w:val="0"/>
         <w:pageBreakBefore w:val="0"/>
@@ -4345,12 +4223,12 @@
     </w:p>
     <w:p>
       <w:pPr>
-        <w:pStyle w:val="29"/>
+        <w:pStyle w:val="a1"/>
         <w:numPr>
           <w:ilvl w:val="0"/>
           <w:numId w:val="3"/>
         </w:numPr>
-        <w:ind w:left="425" w:leftChars="0" w:hanging="425" w:firstLineChars="0"/>
+        <w:ind w:left="425" w:hanging="425" w:leftChars="0" w:firstLineChars="0"/>
         <w:rPr>
           <w:rFonts w:hint="eastAsia"/>
           <w:lang w:val="en-US" w:eastAsia="zh-CN"/>
@@ -4366,12 +4244,12 @@
     </w:p>
     <w:p>
       <w:pPr>
-        <w:pStyle w:val="29"/>
+        <w:pStyle w:val="a1"/>
         <w:numPr>
           <w:ilvl w:val="0"/>
           <w:numId w:val="3"/>
         </w:numPr>
-        <w:ind w:left="425" w:leftChars="0" w:hanging="425" w:firstLineChars="0"/>
+        <w:ind w:left="425" w:hanging="425" w:leftChars="0" w:firstLineChars="0"/>
         <w:rPr>
           <w:rFonts w:hint="eastAsia"/>
           <w:lang w:val="en-US" w:eastAsia="zh-CN"/>
@@ -4387,12 +4265,12 @@
     </w:p>
     <w:p>
       <w:pPr>
-        <w:pStyle w:val="29"/>
+        <w:pStyle w:val="a1"/>
         <w:numPr>
           <w:ilvl w:val="0"/>
           <w:numId w:val="3"/>
         </w:numPr>
-        <w:ind w:left="425" w:leftChars="0" w:hanging="425" w:firstLineChars="0"/>
+        <w:ind w:left="425" w:hanging="425" w:leftChars="0" w:firstLineChars="0"/>
         <w:rPr>
           <w:rFonts w:hint="eastAsia"/>
           <w:lang w:val="en-US" w:eastAsia="zh-CN"/>
@@ -4408,12 +4286,12 @@
     </w:p>
     <w:p>
       <w:pPr>
-        <w:pStyle w:val="29"/>
+        <w:pStyle w:val="a1"/>
         <w:numPr>
           <w:ilvl w:val="0"/>
           <w:numId w:val="3"/>
         </w:numPr>
-        <w:ind w:left="425" w:leftChars="0" w:hanging="425" w:firstLineChars="0"/>
+        <w:ind w:left="425" w:hanging="425" w:leftChars="0" w:firstLineChars="0"/>
         <w:rPr>
           <w:rFonts w:hint="eastAsia"/>
           <w:lang w:val="en-US" w:eastAsia="zh-CN"/>
@@ -4429,7 +4307,7 @@
     </w:p>
     <w:p>
       <w:pPr>
-        <w:pStyle w:val="28"/>
+        <w:pStyle w:val="1"/>
         <w:keepNext w:val="0"/>
         <w:keepLines w:val="0"/>
         <w:pageBreakBefore w:val="0"/>
@@ -4456,7 +4334,7 @@
     </w:p>
     <w:p>
       <w:pPr>
-        <w:pStyle w:val="30"/>
+        <w:pStyle w:val="2"/>
         <w:bidi w:val="0"/>
         <w:rPr>
           <w:rFonts w:hint="eastAsia"/>
@@ -4473,7 +4351,7 @@
     </w:p>
     <w:p>
       <w:pPr>
-        <w:pStyle w:val="29"/>
+        <w:pStyle w:val="a1"/>
         <w:rPr>
           <w:rFonts w:hint="eastAsia"/>
         </w:rPr>
@@ -4487,7 +4365,7 @@
     </w:p>
     <w:p>
       <w:pPr>
-        <w:pStyle w:val="30"/>
+        <w:pStyle w:val="2"/>
         <w:bidi w:val="0"/>
         <w:rPr>
           <w:rFonts w:hint="eastAsia"/>
@@ -4504,7 +4382,7 @@
     </w:p>
     <w:p>
       <w:pPr>
-        <w:pStyle w:val="29"/>
+        <w:pStyle w:val="a1"/>
         <w:rPr>
           <w:rFonts w:hint="eastAsia"/>
         </w:rPr>
@@ -4518,7 +4396,7 @@
     </w:p>
     <w:p>
       <w:pPr>
-        <w:pStyle w:val="30"/>
+        <w:pStyle w:val="2"/>
         <w:bidi w:val="0"/>
         <w:rPr>
           <w:rFonts w:hint="eastAsia"/>
@@ -4535,7 +4413,7 @@
     </w:p>
     <w:p>
       <w:pPr>
-        <w:pStyle w:val="29"/>
+        <w:pStyle w:val="a1"/>
         <w:rPr>
           <w:rFonts w:hint="eastAsia"/>
         </w:rPr>
@@ -4549,7 +4427,7 @@
     </w:p>
     <w:p>
       <w:pPr>
-        <w:pStyle w:val="30"/>
+        <w:pStyle w:val="2"/>
         <w:bidi w:val="0"/>
         <w:rPr>
           <w:rFonts w:hint="eastAsia"/>
@@ -4566,7 +4444,7 @@
     </w:p>
     <w:p>
       <w:pPr>
-        <w:pStyle w:val="29"/>
+        <w:pStyle w:val="a1"/>
       </w:pPr>
       <w:r>
         <w:rPr>
@@ -4577,7 +4455,7 @@
     </w:p>
     <w:p>
       <w:pPr>
-        <w:pStyle w:val="28"/>
+        <w:pStyle w:val="1"/>
         <w:keepNext w:val="0"/>
         <w:keepLines w:val="0"/>
         <w:pageBreakBefore w:val="0"/>
@@ -4608,7 +4486,7 @@
     </w:p>
     <w:p>
       <w:pPr>
-        <w:pStyle w:val="30"/>
+        <w:pStyle w:val="2"/>
         <w:bidi w:val="0"/>
         <w:rPr>
           <w:rFonts w:hint="default"/>
@@ -4624,12 +4502,12 @@
         <w:t>改进机会识别</w:t>
       </w:r>
       <w:bookmarkEnd w:id="18"/>
-      <w:bookmarkStart w:id="37" w:name="_GoBack"/>
-      <w:bookmarkEnd w:id="37"/>
-    </w:p>
-    <w:p>
-      <w:pPr>
-        <w:pStyle w:val="29"/>
+      <w:bookmarkStart w:id="19" w:name="_GoBack"/>
+      <w:bookmarkEnd w:id="19"/>
+    </w:p>
+    <w:p>
+      <w:pPr>
+        <w:pStyle w:val="a1"/>
         <w:rPr>
           <w:rFonts w:hint="default"/>
           <w:lang w:val="en-US" w:eastAsia="zh-CN"/>
@@ -4645,7 +4523,7 @@
     </w:p>
     <w:p>
       <w:pPr>
-        <w:pStyle w:val="29"/>
+        <w:pStyle w:val="a1"/>
         <w:rPr>
           <w:rFonts w:hint="default"/>
           <w:lang w:val="en-US" w:eastAsia="zh-CN"/>
@@ -4661,7 +4539,7 @@
     </w:p>
     <w:p>
       <w:pPr>
-        <w:pStyle w:val="29"/>
+        <w:pStyle w:val="a1"/>
         <w:rPr>
           <w:rFonts w:hint="default"/>
           <w:lang w:val="en-US" w:eastAsia="zh-CN"/>
@@ -4677,7 +4555,7 @@
     </w:p>
     <w:p>
       <w:pPr>
-        <w:pStyle w:val="29"/>
+        <w:pStyle w:val="a1"/>
         <w:rPr>
           <w:rFonts w:hint="default"/>
           <w:lang w:val="en-US" w:eastAsia="zh-CN"/>
@@ -4693,7 +4571,7 @@
     </w:p>
     <w:p>
       <w:pPr>
-        <w:pStyle w:val="29"/>
+        <w:pStyle w:val="a1"/>
         <w:rPr>
           <w:rFonts w:hint="default"/>
           <w:lang w:val="en-US" w:eastAsia="zh-CN"/>
@@ -4709,7 +4587,7 @@
     </w:p>
     <w:p>
       <w:pPr>
-        <w:pStyle w:val="29"/>
+        <w:pStyle w:val="a1"/>
         <w:rPr>
           <w:rFonts w:hint="default"/>
           <w:lang w:val="en-US" w:eastAsia="zh-CN"/>
@@ -4725,7 +4603,7 @@
     </w:p>
     <w:p>
       <w:pPr>
-        <w:pStyle w:val="29"/>
+        <w:pStyle w:val="a1"/>
         <w:rPr>
           <w:rFonts w:hint="default"/>
           <w:lang w:val="en-US" w:eastAsia="zh-CN"/>
@@ -4741,14 +4619,14 @@
     </w:p>
     <w:p>
       <w:pPr>
-        <w:pStyle w:val="30"/>
+        <w:pStyle w:val="2"/>
         <w:bidi w:val="0"/>
         <w:rPr>
           <w:rFonts w:hint="default"/>
           <w:lang w:val="en-US" w:eastAsia="zh-CN"/>
         </w:rPr>
       </w:pPr>
-      <w:bookmarkStart w:id="19" w:name="_Toc15408"/>
+      <w:bookmarkStart w:id="20" w:name="_Toc15408"/>
       <w:r>
         <w:rPr>
           <w:rFonts w:hint="default"/>
@@ -4756,18 +4634,18 @@
         </w:rPr>
         <w:t>改进分类与管理</w:t>
       </w:r>
-      <w:bookmarkEnd w:id="19"/>
-    </w:p>
-    <w:p>
-      <w:pPr>
-        <w:pStyle w:val="31"/>
+      <w:bookmarkEnd w:id="20"/>
+    </w:p>
+    <w:p>
+      <w:pPr>
+        <w:pStyle w:val="3"/>
         <w:bidi w:val="0"/>
         <w:rPr>
           <w:rFonts w:hint="default"/>
           <w:lang w:val="en-US" w:eastAsia="zh-CN"/>
         </w:rPr>
       </w:pPr>
-      <w:bookmarkStart w:id="20" w:name="_Toc27367"/>
+      <w:bookmarkStart w:id="21" w:name="_Toc27367"/>
       <w:r>
         <w:rPr>
           <w:rFonts w:hint="default"/>
@@ -4775,11 +4653,11 @@
         </w:rPr>
         <w:t>日常改进</w:t>
       </w:r>
-      <w:bookmarkEnd w:id="20"/>
-    </w:p>
-    <w:p>
-      <w:pPr>
-        <w:pStyle w:val="29"/>
+      <w:bookmarkEnd w:id="21"/>
+    </w:p>
+    <w:p>
+      <w:pPr>
+        <w:pStyle w:val="a1"/>
         <w:rPr>
           <w:rFonts w:hint="default"/>
           <w:lang w:val="en-US" w:eastAsia="zh-CN"/>
@@ -4795,7 +4673,7 @@
     </w:p>
     <w:p>
       <w:pPr>
-        <w:pStyle w:val="29"/>
+        <w:pStyle w:val="a1"/>
         <w:rPr>
           <w:rFonts w:hint="default"/>
           <w:lang w:val="en-US" w:eastAsia="zh-CN"/>
@@ -4811,7 +4689,7 @@
     </w:p>
     <w:p>
       <w:pPr>
-        <w:pStyle w:val="29"/>
+        <w:pStyle w:val="a1"/>
         <w:rPr>
           <w:rFonts w:hint="default"/>
           <w:lang w:val="en-US" w:eastAsia="zh-CN"/>
@@ -4827,7 +4705,7 @@
     </w:p>
     <w:p>
       <w:pPr>
-        <w:pStyle w:val="29"/>
+        <w:pStyle w:val="a1"/>
         <w:rPr>
           <w:rFonts w:hint="default"/>
           <w:lang w:val="en-US" w:eastAsia="zh-CN"/>
@@ -4843,7 +4721,7 @@
     </w:p>
     <w:p>
       <w:pPr>
-        <w:pStyle w:val="29"/>
+        <w:pStyle w:val="a1"/>
         <w:rPr>
           <w:rFonts w:hint="default"/>
           <w:lang w:val="en-US" w:eastAsia="zh-CN"/>
@@ -4859,14 +4737,14 @@
     </w:p>
     <w:p>
       <w:pPr>
-        <w:pStyle w:val="31"/>
+        <w:pStyle w:val="3"/>
         <w:bidi w:val="0"/>
         <w:rPr>
           <w:rFonts w:hint="default"/>
           <w:lang w:val="en-US" w:eastAsia="zh-CN"/>
         </w:rPr>
       </w:pPr>
-      <w:bookmarkStart w:id="21" w:name="_Toc11067"/>
+      <w:bookmarkStart w:id="22" w:name="_Toc11067"/>
       <w:r>
         <w:rPr>
           <w:rFonts w:hint="default"/>
@@ -4874,11 +4752,11 @@
         </w:rPr>
         <w:t>纠正与预防措施</w:t>
       </w:r>
-      <w:bookmarkEnd w:id="21"/>
-    </w:p>
-    <w:p>
-      <w:pPr>
-        <w:pStyle w:val="29"/>
+      <w:bookmarkEnd w:id="22"/>
+    </w:p>
+    <w:p>
+      <w:pPr>
+        <w:pStyle w:val="a1"/>
         <w:rPr>
           <w:rFonts w:hint="default"/>
           <w:lang w:val="en-US" w:eastAsia="zh-CN"/>
@@ -4894,7 +4772,7 @@
     </w:p>
     <w:p>
       <w:pPr>
-        <w:pStyle w:val="29"/>
+        <w:pStyle w:val="a1"/>
         <w:rPr>
           <w:rFonts w:hint="default"/>
           <w:lang w:val="en-US" w:eastAsia="zh-CN"/>
@@ -4910,7 +4788,7 @@
     </w:p>
     <w:p>
       <w:pPr>
-        <w:pStyle w:val="29"/>
+        <w:pStyle w:val="a1"/>
         <w:rPr>
           <w:rFonts w:hint="default"/>
           <w:lang w:val="en-US" w:eastAsia="zh-CN"/>
@@ -4926,7 +4804,7 @@
     </w:p>
     <w:p>
       <w:pPr>
-        <w:pStyle w:val="29"/>
+        <w:pStyle w:val="a1"/>
         <w:rPr>
           <w:rFonts w:hint="default"/>
           <w:lang w:val="en-US" w:eastAsia="zh-CN"/>
@@ -4942,7 +4820,7 @@
     </w:p>
     <w:p>
       <w:pPr>
-        <w:pStyle w:val="29"/>
+        <w:pStyle w:val="a1"/>
         <w:rPr>
           <w:rFonts w:hint="default"/>
           <w:lang w:val="en-US" w:eastAsia="zh-CN"/>
@@ -4958,7 +4836,7 @@
     </w:p>
     <w:p>
       <w:pPr>
-        <w:pStyle w:val="29"/>
+        <w:pStyle w:val="a1"/>
         <w:rPr>
           <w:rFonts w:hint="default"/>
           <w:lang w:val="en-US" w:eastAsia="zh-CN"/>
@@ -4974,14 +4852,14 @@
     </w:p>
     <w:p>
       <w:pPr>
-        <w:pStyle w:val="31"/>
+        <w:pStyle w:val="3"/>
         <w:bidi w:val="0"/>
         <w:rPr>
           <w:rFonts w:hint="default"/>
           <w:lang w:val="en-US" w:eastAsia="zh-CN"/>
         </w:rPr>
       </w:pPr>
-      <w:bookmarkStart w:id="22" w:name="_Toc448"/>
+      <w:bookmarkStart w:id="23" w:name="_Toc448"/>
       <w:r>
         <w:rPr>
           <w:rFonts w:hint="default"/>
@@ -4989,11 +4867,11 @@
         </w:rPr>
         <w:t>改进项目</w:t>
       </w:r>
-      <w:bookmarkEnd w:id="22"/>
-    </w:p>
-    <w:p>
-      <w:pPr>
-        <w:pStyle w:val="29"/>
+      <w:bookmarkEnd w:id="23"/>
+    </w:p>
+    <w:p>
+      <w:pPr>
+        <w:pStyle w:val="a1"/>
         <w:rPr>
           <w:rFonts w:hint="default"/>
           <w:lang w:val="en-US" w:eastAsia="zh-CN"/>
@@ -5009,7 +4887,7 @@
     </w:p>
     <w:p>
       <w:pPr>
-        <w:pStyle w:val="29"/>
+        <w:pStyle w:val="a1"/>
         <w:rPr>
           <w:rFonts w:hint="default"/>
           <w:lang w:val="en-US" w:eastAsia="zh-CN"/>
@@ -5025,7 +4903,7 @@
     </w:p>
     <w:p>
       <w:pPr>
-        <w:pStyle w:val="29"/>
+        <w:pStyle w:val="a1"/>
         <w:rPr>
           <w:rFonts w:hint="default"/>
           <w:lang w:val="en-US" w:eastAsia="zh-CN"/>
@@ -5041,7 +4919,7 @@
     </w:p>
     <w:p>
       <w:pPr>
-        <w:pStyle w:val="29"/>
+        <w:pStyle w:val="a1"/>
         <w:rPr>
           <w:rFonts w:hint="default"/>
           <w:lang w:val="en-US" w:eastAsia="zh-CN"/>
@@ -5057,7 +4935,7 @@
     </w:p>
     <w:p>
       <w:pPr>
-        <w:pStyle w:val="29"/>
+        <w:pStyle w:val="a1"/>
         <w:rPr>
           <w:rFonts w:hint="default"/>
           <w:lang w:val="en-US" w:eastAsia="zh-CN"/>
@@ -5073,14 +4951,14 @@
     </w:p>
     <w:p>
       <w:pPr>
-        <w:pStyle w:val="30"/>
+        <w:pStyle w:val="2"/>
         <w:bidi w:val="0"/>
         <w:rPr>
           <w:rFonts w:hint="default"/>
           <w:lang w:val="en-US" w:eastAsia="zh-CN"/>
         </w:rPr>
       </w:pPr>
-      <w:bookmarkStart w:id="23" w:name="_Toc224"/>
+      <w:bookmarkStart w:id="24" w:name="_Toc224"/>
       <w:r>
         <w:rPr>
           <w:rFonts w:hint="default"/>
@@ -5088,11 +4966,11 @@
         </w:rPr>
         <w:t>改进流程</w:t>
       </w:r>
-      <w:bookmarkEnd w:id="23"/>
-    </w:p>
-    <w:p>
-      <w:pPr>
-        <w:pStyle w:val="29"/>
+      <w:bookmarkEnd w:id="24"/>
+    </w:p>
+    <w:p>
+      <w:pPr>
+        <w:pStyle w:val="a1"/>
         <w:rPr>
           <w:rFonts w:hint="default"/>
           <w:lang w:val="en-US" w:eastAsia="zh-CN"/>
@@ -5108,14 +4986,14 @@
     </w:p>
     <w:p>
       <w:pPr>
-        <w:pStyle w:val="31"/>
+        <w:pStyle w:val="3"/>
         <w:bidi w:val="0"/>
         <w:rPr>
           <w:rFonts w:hint="default"/>
           <w:lang w:val="en-US" w:eastAsia="zh-CN"/>
         </w:rPr>
       </w:pPr>
-      <w:bookmarkStart w:id="24" w:name="_Toc24549"/>
+      <w:bookmarkStart w:id="25" w:name="_Toc24549"/>
       <w:r>
         <w:rPr>
           <w:rFonts w:hint="default"/>
@@ -5123,11 +5001,11 @@
         </w:rPr>
         <w:t>改进机会识别与记录</w:t>
       </w:r>
-      <w:bookmarkEnd w:id="24"/>
-    </w:p>
-    <w:p>
-      <w:pPr>
-        <w:pStyle w:val="29"/>
+      <w:bookmarkEnd w:id="25"/>
+    </w:p>
+    <w:p>
+      <w:pPr>
+        <w:pStyle w:val="a1"/>
         <w:rPr>
           <w:rFonts w:hint="default"/>
           <w:lang w:val="en-US" w:eastAsia="zh-CN"/>
@@ -5143,14 +5021,14 @@
     </w:p>
     <w:p>
       <w:pPr>
-        <w:pStyle w:val="31"/>
+        <w:pStyle w:val="3"/>
         <w:bidi w:val="0"/>
         <w:rPr>
           <w:rFonts w:hint="default"/>
           <w:lang w:val="en-US" w:eastAsia="zh-CN"/>
         </w:rPr>
       </w:pPr>
-      <w:bookmarkStart w:id="25" w:name="_Toc16472"/>
+      <w:bookmarkStart w:id="26" w:name="_Toc16472"/>
       <w:r>
         <w:rPr>
           <w:rFonts w:hint="default"/>
@@ -5158,11 +5036,11 @@
         </w:rPr>
         <w:t>改进需求评估与分类</w:t>
       </w:r>
-      <w:bookmarkEnd w:id="25"/>
-    </w:p>
-    <w:p>
-      <w:pPr>
-        <w:pStyle w:val="29"/>
+      <w:bookmarkEnd w:id="26"/>
+    </w:p>
+    <w:p>
+      <w:pPr>
+        <w:pStyle w:val="a1"/>
         <w:rPr>
           <w:rFonts w:hint="default"/>
           <w:lang w:val="en-US" w:eastAsia="zh-CN"/>
@@ -5178,7 +5056,7 @@
     </w:p>
     <w:p>
       <w:pPr>
-        <w:pStyle w:val="29"/>
+        <w:pStyle w:val="a1"/>
         <w:rPr>
           <w:rFonts w:hint="default"/>
           <w:lang w:val="en-US" w:eastAsia="zh-CN"/>
@@ -5194,7 +5072,7 @@
     </w:p>
     <w:p>
       <w:pPr>
-        <w:pStyle w:val="29"/>
+        <w:pStyle w:val="a1"/>
         <w:rPr>
           <w:rFonts w:hint="default"/>
           <w:lang w:val="en-US" w:eastAsia="zh-CN"/>
@@ -5210,7 +5088,7 @@
     </w:p>
     <w:p>
       <w:pPr>
-        <w:pStyle w:val="29"/>
+        <w:pStyle w:val="a1"/>
         <w:rPr>
           <w:rFonts w:hint="default"/>
           <w:lang w:val="en-US" w:eastAsia="zh-CN"/>
@@ -5226,14 +5104,14 @@
     </w:p>
     <w:p>
       <w:pPr>
-        <w:pStyle w:val="31"/>
+        <w:pStyle w:val="3"/>
         <w:bidi w:val="0"/>
         <w:rPr>
           <w:rFonts w:hint="default"/>
           <w:lang w:val="en-US" w:eastAsia="zh-CN"/>
         </w:rPr>
       </w:pPr>
-      <w:bookmarkStart w:id="26" w:name="_Toc11882"/>
+      <w:bookmarkStart w:id="27" w:name="_Toc11882"/>
       <w:r>
         <w:rPr>
           <w:rFonts w:hint="default"/>
@@ -5241,16 +5119,16 @@
         </w:rPr>
         <w:t>改进实施路径</w:t>
       </w:r>
-      <w:bookmarkEnd w:id="26"/>
-    </w:p>
-    <w:p>
-      <w:pPr>
-        <w:pStyle w:val="29"/>
+      <w:bookmarkEnd w:id="27"/>
+    </w:p>
+    <w:p>
+      <w:pPr>
+        <w:pStyle w:val="a1"/>
         <w:numPr>
           <w:ilvl w:val="0"/>
           <w:numId w:val="4"/>
         </w:numPr>
-        <w:ind w:left="425" w:leftChars="0" w:hanging="425" w:firstLineChars="0"/>
+        <w:ind w:left="425" w:hanging="425" w:leftChars="0" w:firstLineChars="0"/>
         <w:rPr>
           <w:rFonts w:hint="default"/>
           <w:lang w:val="en-US" w:eastAsia="zh-CN"/>
@@ -5266,7 +5144,7 @@
     </w:p>
     <w:p>
       <w:pPr>
-        <w:pStyle w:val="29"/>
+        <w:pStyle w:val="a1"/>
         <w:rPr>
           <w:rFonts w:hint="default"/>
           <w:lang w:val="en-US" w:eastAsia="zh-CN"/>
@@ -5282,7 +5160,7 @@
     </w:p>
     <w:p>
       <w:pPr>
-        <w:pStyle w:val="29"/>
+        <w:pStyle w:val="a1"/>
         <w:rPr>
           <w:rFonts w:hint="default"/>
           <w:lang w:val="en-US" w:eastAsia="zh-CN"/>
@@ -5298,7 +5176,7 @@
     </w:p>
     <w:p>
       <w:pPr>
-        <w:pStyle w:val="29"/>
+        <w:pStyle w:val="a1"/>
         <w:rPr>
           <w:rFonts w:hint="default"/>
           <w:lang w:val="en-US" w:eastAsia="zh-CN"/>
@@ -5314,7 +5192,7 @@
     </w:p>
     <w:p>
       <w:pPr>
-        <w:pStyle w:val="29"/>
+        <w:pStyle w:val="a1"/>
         <w:rPr>
           <w:rFonts w:hint="default"/>
           <w:lang w:val="en-US" w:eastAsia="zh-CN"/>
@@ -5330,12 +5208,12 @@
     </w:p>
     <w:p>
       <w:pPr>
-        <w:pStyle w:val="29"/>
+        <w:pStyle w:val="a1"/>
         <w:numPr>
           <w:ilvl w:val="0"/>
           <w:numId w:val="4"/>
         </w:numPr>
-        <w:ind w:left="425" w:leftChars="0" w:hanging="425" w:firstLineChars="0"/>
+        <w:ind w:left="425" w:hanging="425" w:leftChars="0" w:firstLineChars="0"/>
         <w:rPr>
           <w:rFonts w:hint="default"/>
           <w:lang w:val="en-US" w:eastAsia="zh-CN"/>
@@ -5351,7 +5229,7 @@
     </w:p>
     <w:p>
       <w:pPr>
-        <w:pStyle w:val="29"/>
+        <w:pStyle w:val="a1"/>
         <w:rPr>
           <w:rFonts w:hint="default"/>
           <w:lang w:val="en-US" w:eastAsia="zh-CN"/>
@@ -5367,7 +5245,7 @@
     </w:p>
     <w:p>
       <w:pPr>
-        <w:pStyle w:val="29"/>
+        <w:pStyle w:val="a1"/>
         <w:rPr>
           <w:rFonts w:hint="default"/>
           <w:lang w:val="en-US" w:eastAsia="zh-CN"/>
@@ -5383,7 +5261,7 @@
     </w:p>
     <w:p>
       <w:pPr>
-        <w:pStyle w:val="29"/>
+        <w:pStyle w:val="a1"/>
         <w:rPr>
           <w:rFonts w:hint="default"/>
           <w:lang w:val="en-US" w:eastAsia="zh-CN"/>
@@ -5399,7 +5277,7 @@
     </w:p>
     <w:p>
       <w:pPr>
-        <w:pStyle w:val="29"/>
+        <w:pStyle w:val="a1"/>
         <w:rPr>
           <w:rFonts w:hint="default"/>
           <w:lang w:val="en-US" w:eastAsia="zh-CN"/>
@@ -5415,7 +5293,7 @@
     </w:p>
     <w:p>
       <w:pPr>
-        <w:pStyle w:val="29"/>
+        <w:pStyle w:val="a1"/>
         <w:rPr>
           <w:rFonts w:hint="default"/>
           <w:lang w:val="en-US" w:eastAsia="zh-CN"/>
@@ -5431,12 +5309,12 @@
     </w:p>
     <w:p>
       <w:pPr>
-        <w:pStyle w:val="29"/>
+        <w:pStyle w:val="a1"/>
         <w:numPr>
           <w:ilvl w:val="0"/>
           <w:numId w:val="4"/>
         </w:numPr>
-        <w:ind w:left="425" w:leftChars="0" w:hanging="425" w:firstLineChars="0"/>
+        <w:ind w:left="425" w:hanging="425" w:leftChars="0" w:firstLineChars="0"/>
         <w:rPr>
           <w:rFonts w:hint="default"/>
           <w:lang w:val="en-US" w:eastAsia="zh-CN"/>
@@ -5452,7 +5330,7 @@
     </w:p>
     <w:p>
       <w:pPr>
-        <w:pStyle w:val="29"/>
+        <w:pStyle w:val="a1"/>
         <w:rPr>
           <w:rFonts w:hint="default"/>
           <w:lang w:val="en-US" w:eastAsia="zh-CN"/>
@@ -5468,7 +5346,7 @@
     </w:p>
     <w:p>
       <w:pPr>
-        <w:pStyle w:val="29"/>
+        <w:pStyle w:val="a1"/>
         <w:rPr>
           <w:rFonts w:hint="default"/>
           <w:lang w:val="en-US" w:eastAsia="zh-CN"/>
@@ -5484,7 +5362,7 @@
     </w:p>
     <w:p>
       <w:pPr>
-        <w:pStyle w:val="29"/>
+        <w:pStyle w:val="a1"/>
         <w:rPr>
           <w:rFonts w:hint="default"/>
           <w:lang w:val="en-US" w:eastAsia="zh-CN"/>
@@ -5500,7 +5378,7 @@
     </w:p>
     <w:p>
       <w:pPr>
-        <w:pStyle w:val="29"/>
+        <w:pStyle w:val="a1"/>
         <w:rPr>
           <w:rFonts w:hint="default"/>
           <w:lang w:val="en-US" w:eastAsia="zh-CN"/>
@@ -5516,7 +5394,7 @@
     </w:p>
     <w:p>
       <w:pPr>
-        <w:pStyle w:val="29"/>
+        <w:pStyle w:val="a1"/>
         <w:rPr>
           <w:rFonts w:hint="default"/>
           <w:lang w:val="en-US" w:eastAsia="zh-CN"/>
@@ -5532,14 +5410,14 @@
     </w:p>
     <w:p>
       <w:pPr>
-        <w:pStyle w:val="31"/>
+        <w:pStyle w:val="3"/>
         <w:bidi w:val="0"/>
         <w:rPr>
           <w:rFonts w:hint="default"/>
           <w:lang w:val="en-US" w:eastAsia="zh-CN"/>
         </w:rPr>
       </w:pPr>
-      <w:bookmarkStart w:id="27" w:name="_Toc24096"/>
+      <w:bookmarkStart w:id="28" w:name="_Toc24096"/>
       <w:r>
         <w:rPr>
           <w:rFonts w:hint="default"/>
@@ -5547,11 +5425,11 @@
         </w:rPr>
         <w:t>效果验证与标准化</w:t>
       </w:r>
-      <w:bookmarkEnd w:id="27"/>
-    </w:p>
-    <w:p>
-      <w:pPr>
-        <w:pStyle w:val="29"/>
+      <w:bookmarkEnd w:id="28"/>
+    </w:p>
+    <w:p>
+      <w:pPr>
+        <w:pStyle w:val="a1"/>
         <w:rPr>
           <w:rFonts w:hint="default"/>
           <w:lang w:val="en-US" w:eastAsia="zh-CN"/>
@@ -5567,7 +5445,7 @@
     </w:p>
     <w:p>
       <w:pPr>
-        <w:pStyle w:val="29"/>
+        <w:pStyle w:val="a1"/>
         <w:rPr>
           <w:rFonts w:hint="default"/>
           <w:lang w:val="en-US" w:eastAsia="zh-CN"/>
@@ -5583,7 +5461,7 @@
     </w:p>
     <w:p>
       <w:pPr>
-        <w:pStyle w:val="29"/>
+        <w:pStyle w:val="a1"/>
         <w:rPr>
           <w:rFonts w:hint="default"/>
           <w:lang w:val="en-US" w:eastAsia="zh-CN"/>
@@ -5599,7 +5477,7 @@
     </w:p>
     <w:p>
       <w:pPr>
-        <w:pStyle w:val="29"/>
+        <w:pStyle w:val="a1"/>
         <w:rPr>
           <w:rFonts w:hint="default"/>
           <w:lang w:val="en-US" w:eastAsia="zh-CN"/>
@@ -5615,14 +5493,14 @@
     </w:p>
     <w:p>
       <w:pPr>
-        <w:pStyle w:val="31"/>
+        <w:pStyle w:val="3"/>
         <w:bidi w:val="0"/>
         <w:rPr>
           <w:rFonts w:hint="default"/>
           <w:lang w:val="en-US" w:eastAsia="zh-CN"/>
         </w:rPr>
       </w:pPr>
-      <w:bookmarkStart w:id="28" w:name="_Toc10414"/>
+      <w:bookmarkStart w:id="29" w:name="_Toc10414"/>
       <w:r>
         <w:rPr>
           <w:rFonts w:hint="default"/>
@@ -5630,11 +5508,11 @@
         </w:rPr>
         <w:t>记录归档</w:t>
       </w:r>
-      <w:bookmarkEnd w:id="28"/>
-    </w:p>
-    <w:p>
-      <w:pPr>
-        <w:pStyle w:val="29"/>
+      <w:bookmarkEnd w:id="29"/>
+    </w:p>
+    <w:p>
+      <w:pPr>
+        <w:pStyle w:val="a1"/>
         <w:rPr>
           <w:rFonts w:hint="default"/>
           <w:lang w:val="en-US" w:eastAsia="zh-CN"/>
@@ -5650,7 +5528,7 @@
     </w:p>
     <w:p>
       <w:pPr>
-        <w:pStyle w:val="29"/>
+        <w:pStyle w:val="a1"/>
         <w:rPr>
           <w:rFonts w:hint="default"/>
           <w:lang w:val="en-US" w:eastAsia="zh-CN"/>
@@ -5666,14 +5544,14 @@
     </w:p>
     <w:p>
       <w:pPr>
-        <w:pStyle w:val="30"/>
+        <w:pStyle w:val="2"/>
         <w:bidi w:val="0"/>
         <w:rPr>
           <w:rFonts w:hint="default"/>
           <w:lang w:val="en-US" w:eastAsia="zh-CN"/>
         </w:rPr>
       </w:pPr>
-      <w:bookmarkStart w:id="29" w:name="_Toc9639"/>
+      <w:bookmarkStart w:id="30" w:name="_Toc9639"/>
       <w:r>
         <w:rPr>
           <w:rFonts w:hint="default"/>
@@ -5681,11 +5559,11 @@
         </w:rPr>
         <w:t>改进效果评估</w:t>
       </w:r>
-      <w:bookmarkEnd w:id="29"/>
-    </w:p>
-    <w:p>
-      <w:pPr>
-        <w:pStyle w:val="29"/>
+      <w:bookmarkEnd w:id="30"/>
+    </w:p>
+    <w:p>
+      <w:pPr>
+        <w:pStyle w:val="a1"/>
         <w:rPr>
           <w:rFonts w:hint="default"/>
           <w:lang w:val="en-US" w:eastAsia="zh-CN"/>
@@ -5701,7 +5579,7 @@
     </w:p>
     <w:p>
       <w:pPr>
-        <w:pStyle w:val="29"/>
+        <w:pStyle w:val="a1"/>
         <w:rPr>
           <w:rFonts w:hint="default"/>
           <w:lang w:val="en-US" w:eastAsia="zh-CN"/>
@@ -5717,7 +5595,7 @@
     </w:p>
     <w:p>
       <w:pPr>
-        <w:pStyle w:val="29"/>
+        <w:pStyle w:val="a1"/>
         <w:rPr>
           <w:rFonts w:hint="default"/>
           <w:lang w:val="en-US" w:eastAsia="zh-CN"/>
@@ -5733,7 +5611,7 @@
     </w:p>
     <w:p>
       <w:pPr>
-        <w:pStyle w:val="29"/>
+        <w:pStyle w:val="a1"/>
         <w:rPr>
           <w:rFonts w:hint="default"/>
           <w:lang w:val="en-US" w:eastAsia="zh-CN"/>
@@ -5749,7 +5627,7 @@
     </w:p>
     <w:p>
       <w:pPr>
-        <w:pStyle w:val="29"/>
+        <w:pStyle w:val="a1"/>
         <w:rPr>
           <w:rFonts w:hint="default"/>
           <w:lang w:val="en-US" w:eastAsia="zh-CN"/>
@@ -5765,14 +5643,14 @@
     </w:p>
     <w:p>
       <w:pPr>
-        <w:pStyle w:val="30"/>
+        <w:pStyle w:val="2"/>
         <w:bidi w:val="0"/>
         <w:rPr>
           <w:rFonts w:hint="default"/>
           <w:lang w:val="en-US" w:eastAsia="zh-CN"/>
         </w:rPr>
       </w:pPr>
-      <w:bookmarkStart w:id="30" w:name="_Toc7105"/>
+      <w:bookmarkStart w:id="31" w:name="_Toc7105"/>
       <w:r>
         <w:rPr>
           <w:rFonts w:hint="default"/>
@@ -5780,11 +5658,11 @@
         </w:rPr>
         <w:t>知识管理与标准化</w:t>
       </w:r>
-      <w:bookmarkEnd w:id="30"/>
-    </w:p>
-    <w:p>
-      <w:pPr>
-        <w:pStyle w:val="29"/>
+      <w:bookmarkEnd w:id="31"/>
+    </w:p>
+    <w:p>
+      <w:pPr>
+        <w:pStyle w:val="a1"/>
         <w:rPr>
           <w:rFonts w:hint="default"/>
           <w:lang w:val="en-US" w:eastAsia="zh-CN"/>
@@ -5800,7 +5678,7 @@
     </w:p>
     <w:p>
       <w:pPr>
-        <w:pStyle w:val="29"/>
+        <w:pStyle w:val="a1"/>
         <w:rPr>
           <w:rFonts w:hint="default"/>
           <w:lang w:val="en-US" w:eastAsia="zh-CN"/>
@@ -5816,7 +5694,7 @@
     </w:p>
     <w:p>
       <w:pPr>
-        <w:pStyle w:val="29"/>
+        <w:pStyle w:val="a1"/>
         <w:rPr>
           <w:rFonts w:hint="default"/>
           <w:lang w:val="en-US" w:eastAsia="zh-CN"/>
@@ -5832,7 +5710,7 @@
     </w:p>
     <w:p>
       <w:pPr>
-        <w:pStyle w:val="29"/>
+        <w:pStyle w:val="a1"/>
         <w:rPr>
           <w:rFonts w:hint="default"/>
           <w:lang w:val="en-US" w:eastAsia="zh-CN"/>
@@ -5848,7 +5726,7 @@
     </w:p>
     <w:p>
       <w:pPr>
-        <w:pStyle w:val="28"/>
+        <w:pStyle w:val="1"/>
         <w:keepNext w:val="0"/>
         <w:keepLines w:val="0"/>
         <w:pageBreakBefore w:val="0"/>
@@ -5863,25 +5741,25 @@
         <w:snapToGrid w:val="0"/>
         <w:textAlignment w:val="baseline"/>
         <w:rPr>
-          <w:rStyle w:val="38"/>
-          <w:rFonts w:hint="default" w:eastAsia="宋体"/>
-          <w:lang w:val="en-US" w:eastAsia="zh-CN"/>
-        </w:rPr>
-      </w:pPr>
-      <w:bookmarkStart w:id="31" w:name="bookmark3"/>
-      <w:bookmarkEnd w:id="31"/>
-      <w:bookmarkStart w:id="32" w:name="_Toc17424"/>
-      <w:bookmarkStart w:id="33" w:name="_Toc10645"/>
-      <w:r>
-        <w:rPr>
-          <w:rStyle w:val="38"/>
-          <w:rFonts w:hint="eastAsia" w:eastAsia="宋体"/>
+          <w:rStyle w:val="1Char"/>
+          <w:rFonts w:eastAsia="宋体" w:hint="default"/>
+          <w:lang w:val="en-US" w:eastAsia="zh-CN"/>
+        </w:rPr>
+      </w:pPr>
+      <w:bookmarkStart w:id="32" w:name="bookmark3"/>
+      <w:bookmarkEnd w:id="32"/>
+      <w:bookmarkStart w:id="33" w:name="_Toc17424"/>
+      <w:bookmarkStart w:id="34" w:name="_Toc10645"/>
+      <w:r>
+        <w:rPr>
+          <w:rStyle w:val="1Char"/>
+          <w:rFonts w:eastAsia="宋体" w:hint="eastAsia"/>
           <w:lang w:val="en-US" w:eastAsia="zh-CN"/>
         </w:rPr>
         <w:t>附则</w:t>
       </w:r>
-      <w:bookmarkEnd w:id="32"/>
       <w:bookmarkEnd w:id="33"/>
+      <w:bookmarkEnd w:id="34"/>
     </w:p>
     <w:p>
       <w:pPr>
@@ -5903,39 +5781,22 @@
         <w:adjustRightInd w:val="0"/>
         <w:snapToGrid w:val="0"/>
         <w:spacing w:line="360" w:lineRule="auto"/>
-        <w:ind w:left="425" w:leftChars="0" w:hanging="425" w:firstLineChars="0"/>
+        <w:ind w:left="425" w:hanging="425" w:leftChars="0" w:firstLineChars="0"/>
         <w:textAlignment w:val="baseline"/>
         <w:rPr>
-          <w:rFonts w:ascii="宋体" w:hAnsi="宋体" w:eastAsia="宋体" w:cs="宋体"/>
+          <w:rFonts w:ascii="宋体" w:eastAsia="宋体" w:hAnsi="宋体" w:cs="宋体"/>
           <w:sz w:val="24"/>
           <w:szCs w:val="24"/>
         </w:rPr>
       </w:pPr>
       <w:r>
         <w:rPr>
-          <w:rFonts w:ascii="宋体" w:hAnsi="宋体" w:eastAsia="宋体" w:cs="宋体"/>
+          <w:rFonts w:ascii="宋体" w:eastAsia="宋体" w:hAnsi="宋体" w:cs="宋体"/>
           <w:spacing w:val="-1"/>
           <w:sz w:val="24"/>
           <w:szCs w:val="24"/>
         </w:rPr>
         <w:t>本制度最终解释权和修订权归质量部。</w:t>
-      </w:r>
-      <w:r>
-        <w:rPr>
-          <w:rFonts w:hint="eastAsia" w:ascii="宋体" w:hAnsi="宋体" w:cs="宋体"/>
-          <w:spacing w:val="-1"/>
-          <w:sz w:val="24"/>
-          <w:szCs w:val="24"/>
-          <w:lang w:val="en-US" w:eastAsia="zh-CN"/>
-        </w:rPr>
-      </w:r>
-      <w:r>
-        <w:rPr>
-          <w:rFonts w:ascii="宋体" w:hAnsi="宋体" w:eastAsia="宋体" w:cs="宋体"/>
-          <w:spacing w:val="-1"/>
-          <w:sz w:val="24"/>
-          <w:szCs w:val="24"/>
-        </w:rPr>
       </w:r>
     </w:p>
     <w:p>
@@ -5958,7 +5819,7 @@
         <w:adjustRightInd w:val="0"/>
         <w:snapToGrid w:val="0"/>
         <w:spacing w:line="360" w:lineRule="auto"/>
-        <w:ind w:left="425" w:leftChars="0" w:hanging="425" w:firstLineChars="0"/>
+        <w:ind w:left="425" w:hanging="425" w:leftChars="0" w:firstLineChars="0"/>
         <w:textAlignment w:val="baseline"/>
         <w:rPr>
           <w:rFonts w:hint="default"/>
@@ -5967,7 +5828,7 @@
       </w:pPr>
       <w:r>
         <w:rPr>
-          <w:rFonts w:ascii="宋体" w:hAnsi="宋体" w:eastAsia="宋体" w:cs="宋体"/>
+          <w:rFonts w:ascii="宋体" w:eastAsia="宋体" w:hAnsi="宋体" w:cs="宋体"/>
           <w:spacing w:val="-2"/>
           <w:sz w:val="24"/>
           <w:szCs w:val="24"/>
@@ -5977,7 +5838,7 @@
     </w:p>
     <w:p>
       <w:pPr>
-        <w:pStyle w:val="28"/>
+        <w:pStyle w:val="1"/>
         <w:keepNext w:val="0"/>
         <w:keepLines w:val="0"/>
         <w:pageBreakBefore w:val="0"/>
@@ -5996,9 +5857,9 @@
           <w:lang w:val="en-US" w:eastAsia="zh-CN"/>
         </w:rPr>
       </w:pPr>
-      <w:bookmarkStart w:id="34" w:name="bookmark14"/>
-      <w:bookmarkEnd w:id="34"/>
-      <w:bookmarkStart w:id="35" w:name="_Toc18974"/>
+      <w:bookmarkStart w:id="35" w:name="bookmark14"/>
+      <w:bookmarkEnd w:id="35"/>
+      <w:bookmarkStart w:id="36" w:name="_Toc18974"/>
       <w:r>
         <w:rPr>
           <w:rFonts w:hint="eastAsia"/>
@@ -6006,16 +5867,16 @@
         </w:rPr>
         <w:t>附件</w:t>
       </w:r>
-      <w:bookmarkEnd w:id="35"/>
-    </w:p>
-    <w:p>
-      <w:pPr>
-        <w:pStyle w:val="29"/>
+      <w:bookmarkEnd w:id="36"/>
+    </w:p>
+    <w:p>
+      <w:pPr>
+        <w:pStyle w:val="a1"/>
         <w:numPr>
           <w:ilvl w:val="0"/>
           <w:numId w:val="6"/>
         </w:numPr>
-        <w:ind w:left="425" w:leftChars="0" w:hanging="425" w:firstLineChars="0"/>
+        <w:ind w:left="425" w:hanging="425" w:leftChars="0" w:firstLineChars="0"/>
         <w:rPr>
           <w:rFonts w:hint="default"/>
           <w:lang w:val="en-US" w:eastAsia="zh-CN"/>
@@ -6031,12 +5892,12 @@
     </w:p>
     <w:p>
       <w:pPr>
-        <w:pStyle w:val="29"/>
+        <w:pStyle w:val="a1"/>
         <w:numPr>
           <w:ilvl w:val="0"/>
           <w:numId w:val="6"/>
         </w:numPr>
-        <w:ind w:left="425" w:leftChars="0" w:hanging="425" w:firstLineChars="0"/>
+        <w:ind w:left="425" w:hanging="425" w:leftChars="0" w:firstLineChars="0"/>
         <w:rPr>
           <w:rFonts w:hint="default"/>
           <w:lang w:val="en-US" w:eastAsia="zh-CN"/>
@@ -6052,12 +5913,12 @@
     </w:p>
     <w:p>
       <w:pPr>
-        <w:pStyle w:val="29"/>
+        <w:pStyle w:val="a1"/>
         <w:numPr>
           <w:ilvl w:val="0"/>
           <w:numId w:val="6"/>
         </w:numPr>
-        <w:ind w:left="425" w:leftChars="0" w:hanging="425" w:firstLineChars="0"/>
+        <w:ind w:left="425" w:hanging="425" w:leftChars="0" w:firstLineChars="0"/>
         <w:rPr>
           <w:rFonts w:hint="default"/>
           <w:lang w:val="en-US" w:eastAsia="zh-CN"/>
@@ -6073,12 +5934,12 @@
     </w:p>
     <w:p>
       <w:pPr>
-        <w:pStyle w:val="29"/>
+        <w:pStyle w:val="a1"/>
         <w:numPr>
           <w:ilvl w:val="0"/>
           <w:numId w:val="6"/>
         </w:numPr>
-        <w:ind w:left="425" w:leftChars="0" w:hanging="425" w:firstLineChars="0"/>
+        <w:ind w:left="425" w:hanging="425" w:leftChars="0" w:firstLineChars="0"/>
         <w:rPr>
           <w:rFonts w:hint="default"/>
           <w:lang w:val="en-US" w:eastAsia="zh-CN"/>
@@ -6094,7 +5955,7 @@
     </w:p>
     <w:p>
       <w:pPr>
-        <w:pStyle w:val="28"/>
+        <w:pStyle w:val="1"/>
         <w:keepNext w:val="0"/>
         <w:keepLines w:val="0"/>
         <w:pageBreakBefore w:val="0"/>
@@ -6113,7 +5974,7 @@
           <w:lang w:val="en-US" w:eastAsia="zh-CN"/>
         </w:rPr>
       </w:pPr>
-      <w:bookmarkStart w:id="36" w:name="_Toc31527"/>
+      <w:bookmarkStart w:id="37" w:name="_Toc31527"/>
       <w:r>
         <w:rPr>
           <w:rFonts w:hint="eastAsia"/>
@@ -6121,16 +5982,16 @@
         </w:rPr>
         <w:t>记录</w:t>
       </w:r>
-      <w:bookmarkEnd w:id="36"/>
-    </w:p>
-    <w:p>
-      <w:pPr>
-        <w:pStyle w:val="29"/>
+      <w:bookmarkEnd w:id="37"/>
+    </w:p>
+    <w:p>
+      <w:pPr>
+        <w:pStyle w:val="a1"/>
         <w:numPr>
           <w:ilvl w:val="0"/>
           <w:numId w:val="7"/>
         </w:numPr>
-        <w:ind w:left="425" w:leftChars="0" w:hanging="425" w:firstLineChars="0"/>
+        <w:ind w:left="425" w:hanging="425" w:leftChars="0" w:firstLineChars="0"/>
         <w:rPr>
           <w:rFonts w:hint="default"/>
           <w:lang w:val="en-US" w:eastAsia="zh-CN"/>
@@ -6146,12 +6007,12 @@
     </w:p>
     <w:p>
       <w:pPr>
-        <w:pStyle w:val="29"/>
+        <w:pStyle w:val="a1"/>
         <w:numPr>
           <w:ilvl w:val="0"/>
           <w:numId w:val="7"/>
         </w:numPr>
-        <w:ind w:left="425" w:leftChars="0" w:hanging="425" w:firstLineChars="0"/>
+        <w:ind w:left="425" w:hanging="425" w:leftChars="0" w:firstLineChars="0"/>
         <w:rPr>
           <w:rFonts w:hint="default"/>
           <w:lang w:val="en-US" w:eastAsia="zh-CN"/>
@@ -6167,12 +6028,12 @@
     </w:p>
     <w:p>
       <w:pPr>
-        <w:pStyle w:val="29"/>
+        <w:pStyle w:val="a1"/>
         <w:numPr>
           <w:ilvl w:val="0"/>
           <w:numId w:val="7"/>
         </w:numPr>
-        <w:ind w:left="425" w:leftChars="0" w:hanging="425" w:firstLineChars="0"/>
+        <w:ind w:left="425" w:hanging="425" w:leftChars="0" w:firstLineChars="0"/>
         <w:rPr>
           <w:rFonts w:hint="default"/>
           <w:lang w:val="en-US" w:eastAsia="zh-CN"/>
@@ -6188,12 +6049,12 @@
     </w:p>
     <w:p>
       <w:pPr>
-        <w:pStyle w:val="29"/>
+        <w:pStyle w:val="a1"/>
         <w:numPr>
           <w:ilvl w:val="0"/>
           <w:numId w:val="7"/>
         </w:numPr>
-        <w:ind w:left="425" w:leftChars="0" w:hanging="425" w:firstLineChars="0"/>
+        <w:ind w:left="425" w:hanging="425" w:leftChars="0" w:firstLineChars="0"/>
         <w:rPr>
           <w:rFonts w:hint="default"/>
           <w:lang w:val="en-US" w:eastAsia="zh-CN"/>
@@ -6209,7 +6070,7 @@
     </w:p>
     <w:p>
       <w:pPr>
-        <w:pStyle w:val="29"/>
+        <w:pStyle w:val="a1"/>
         <w:rPr>
           <w:rFonts w:hint="default"/>
           <w:lang w:val="en-US" w:eastAsia="zh-CN"/>
@@ -6224,108 +6085,52 @@
       </w:r>
     </w:p>
     <w:sectPr>
-      <w:headerReference r:id="rId5" w:type="default"/>
-      <w:footerReference w:type="default" r:id="rId11"/>
-      <w:headerReference w:type="first" r:id="rId12"/>
-      <w:footerReference w:type="first" r:id="rId13"/>
-      <w:headerReference w:type="even" r:id="rId14"/>
-      <w:footerReference w:type="even" r:id="rId15"/>
+      <w:headerReference w:type="even" r:id="rId6"/>
+      <w:headerReference w:type="default" r:id="rId7"/>
+      <w:footerReference w:type="even" r:id="rId8"/>
+      <w:footerReference w:type="default" r:id="rId9"/>
+      <w:headerReference w:type="first" r:id="rId10"/>
+      <w:footerReference w:type="first" r:id="rId11"/>
       <w:pgSz w:w="11906" w:h="16838"/>
       <w:pgMar w:top="1417" w:right="1800" w:bottom="1440" w:left="1800" w:header="1140" w:footer="992" w:gutter="0"/>
-      <w:cols w:space="425" w:num="1"/>
+      <w:cols w:num="1" w:space="425"/>
       <w:docGrid w:type="lines" w:linePitch="312" w:charSpace="0"/>
     </w:sectPr>
   </w:body>
 </w:document>
 </file>
 
-<file path=word/endnotes.xml><?xml version="1.0" encoding="utf-8"?>
-<w:endnotes xmlns:wpc="http://schemas.microsoft.com/office/word/2010/wordprocessingCanvas" xmlns:mc="http://schemas.openxmlformats.org/markup-compatibility/2006" xmlns:o="urn:schemas-microsoft-com:office:office" xmlns:r="http://schemas.openxmlformats.org/officeDocument/2006/relationships" xmlns:m="http://schemas.openxmlformats.org/officeDocument/2006/math" xmlns:v="urn:schemas-microsoft-com:vml" xmlns:wp14="http://schemas.microsoft.com/office/word/2010/wordprocessingDrawing" xmlns:wp="http://schemas.openxmlformats.org/drawingml/2006/wordprocessingDrawing" xmlns:w="http://schemas.openxmlformats.org/wordprocessingml/2006/main" xmlns:w14="http://schemas.microsoft.com/office/word/2010/wordml" xmlns:w15="http://schemas.microsoft.com/office/word/2012/wordml" xmlns:w10="urn:schemas-microsoft-com:office:word" xmlns:wpg="http://schemas.microsoft.com/office/word/2010/wordprocessingGroup" xmlns:wpi="http://schemas.microsoft.com/office/word/2010/wordprocessingInk" xmlns:wne="http://schemas.microsoft.com/office/word/2006/wordml" xmlns:wps="http://schemas.microsoft.com/office/word/2010/wordprocessingShape" xmlns:wpsCustomData="http://www.wps.cn/officeDocument/2013/wpsCustomData" mc:Ignorable="w14 w15 wp14">
-  <w:endnote w:type="separator" w:id="0">
-    <w:p>
-      <w:pPr>
-        <w:spacing w:line="240" w:lineRule="auto"/>
-      </w:pPr>
-      <w:r>
-        <w:separator/>
-      </w:r>
-    </w:p>
-  </w:endnote>
-  <w:endnote w:type="continuationSeparator" w:id="1">
-    <w:p>
-      <w:pPr>
-        <w:spacing w:line="240" w:lineRule="auto"/>
-      </w:pPr>
-      <w:r>
-        <w:continuationSeparator/>
-      </w:r>
-    </w:p>
-  </w:endnote>
-</w:endnotes>
-</file>
-
 <file path=word/footer1.xml><?xml version="1.0" encoding="utf-8"?>
-<w:ftr xmlns:m="http://schemas.openxmlformats.org/officeDocument/2006/math" xmlns:mc="http://schemas.openxmlformats.org/markup-compatibility/2006" xmlns:mo="http://schemas.microsoft.com/office/mac/office/2008/main" xmlns:mv="urn:schemas-microsoft-com:mac:vml" xmlns:o="urn:schemas-microsoft-com:office:office" xmlns:r="http://schemas.openxmlformats.org/officeDocument/2006/relationships" xmlns:v="urn:schemas-microsoft-com:vml" xmlns:w10="urn:schemas-microsoft-com:office:word" xmlns:w14="http://schemas.microsoft.com/office/word/2010/wordml" xmlns:w="http://schemas.openxmlformats.org/wordprocessingml/2006/main" xmlns:wne="http://schemas.microsoft.com/office/word/2006/wordml" xmlns:wp14="http://schemas.microsoft.com/office/word/2010/wordprocessingDrawing" xmlns:wp="http://schemas.openxmlformats.org/drawingml/2006/wordprocessingDrawing" xmlns:wpc="http://schemas.microsoft.com/office/word/2010/wordprocessingCanvas" xmlns:wpg="http://schemas.microsoft.com/office/word/2010/wordprocessingGroup" xmlns:wpi="http://schemas.microsoft.com/office/word/2010/wordprocessingInk" xmlns:wps="http://schemas.microsoft.com/office/word/2010/wordprocessingShape" mc:Ignorable="w14 wp14">
-  <w:p>
-    <w:pPr>
-      <w:pStyle w:val="Footer"/>
-    </w:pPr>
-  </w:p>
+<w:ftr xmlns:wpc="http://schemas.microsoft.com/office/word/2010/wordprocessingCanvas" xmlns:mc="http://schemas.openxmlformats.org/markup-compatibility/2006" xmlns:o="urn:schemas-microsoft-com:office:office" xmlns:r="http://schemas.openxmlformats.org/officeDocument/2006/relationships" xmlns:m="http://schemas.openxmlformats.org/officeDocument/2006/math" xmlns:v="urn:schemas-microsoft-com:vml" xmlns:wp14="http://schemas.microsoft.com/office/word/2010/wordprocessingDrawing" xmlns:wp="http://schemas.openxmlformats.org/drawingml/2006/wordprocessingDrawing" xmlns:w10="urn:schemas-microsoft-com:office:word" xmlns:w="http://schemas.openxmlformats.org/wordprocessingml/2006/main" xmlns:w14="http://schemas.microsoft.com/office/word/2010/wordml" xmlns:w15="http://schemas.microsoft.com/office/word/2012/wordml" xmlns:wne="http://schemas.microsoft.com/office/word/2006/wordml" xmlns:wpg="http://schemas.microsoft.com/office/word/2010/wordprocessingGroup" xmlns:wpi="http://schemas.microsoft.com/office/word/2010/wordprocessingInk" xmlns:wps="http://schemas.microsoft.com/office/word/2010/wordprocessingShape" mc:Ignorable="w14 w15 wp14">
+  <w:p/>
 </w:ftr>
 </file>
 
 <file path=word/footer2.xml><?xml version="1.0" encoding="utf-8"?>
-<w:ftr xmlns:m="http://schemas.openxmlformats.org/officeDocument/2006/math" xmlns:mc="http://schemas.openxmlformats.org/markup-compatibility/2006" xmlns:mo="http://schemas.microsoft.com/office/mac/office/2008/main" xmlns:mv="urn:schemas-microsoft-com:mac:vml" xmlns:o="urn:schemas-microsoft-com:office:office" xmlns:r="http://schemas.openxmlformats.org/officeDocument/2006/relationships" xmlns:v="urn:schemas-microsoft-com:vml" xmlns:w10="urn:schemas-microsoft-com:office:word" xmlns:w14="http://schemas.microsoft.com/office/word/2010/wordml" xmlns:w="http://schemas.openxmlformats.org/wordprocessingml/2006/main" xmlns:wne="http://schemas.microsoft.com/office/word/2006/wordml" xmlns:wp14="http://schemas.microsoft.com/office/word/2010/wordprocessingDrawing" xmlns:wp="http://schemas.openxmlformats.org/drawingml/2006/wordprocessingDrawing" xmlns:wpc="http://schemas.microsoft.com/office/word/2010/wordprocessingCanvas" xmlns:wpg="http://schemas.microsoft.com/office/word/2010/wordprocessingGroup" xmlns:wpi="http://schemas.microsoft.com/office/word/2010/wordprocessingInk" xmlns:wps="http://schemas.microsoft.com/office/word/2010/wordprocessingShape" mc:Ignorable="w14 wp14">
-  <w:p>
-    <w:pPr>
-      <w:pStyle w:val="Footer"/>
-    </w:pPr>
-  </w:p>
+<w:ftr xmlns:wpc="http://schemas.microsoft.com/office/word/2010/wordprocessingCanvas" xmlns:mc="http://schemas.openxmlformats.org/markup-compatibility/2006" xmlns:o="urn:schemas-microsoft-com:office:office" xmlns:r="http://schemas.openxmlformats.org/officeDocument/2006/relationships" xmlns:m="http://schemas.openxmlformats.org/officeDocument/2006/math" xmlns:v="urn:schemas-microsoft-com:vml" xmlns:wp14="http://schemas.microsoft.com/office/word/2010/wordprocessingDrawing" xmlns:wp="http://schemas.openxmlformats.org/drawingml/2006/wordprocessingDrawing" xmlns:w10="urn:schemas-microsoft-com:office:word" xmlns:w="http://schemas.openxmlformats.org/wordprocessingml/2006/main" xmlns:w14="http://schemas.microsoft.com/office/word/2010/wordml" xmlns:w15="http://schemas.microsoft.com/office/word/2012/wordml" xmlns:wne="http://schemas.microsoft.com/office/word/2006/wordml" xmlns:wpg="http://schemas.microsoft.com/office/word/2010/wordprocessingGroup" xmlns:wpi="http://schemas.microsoft.com/office/word/2010/wordprocessingInk" xmlns:wps="http://schemas.microsoft.com/office/word/2010/wordprocessingShape" mc:Ignorable="w14 w15 wp14">
+  <w:p/>
 </w:ftr>
 </file>
 
 <file path=word/footer3.xml><?xml version="1.0" encoding="utf-8"?>
-<w:ftr xmlns:m="http://schemas.openxmlformats.org/officeDocument/2006/math" xmlns:mc="http://schemas.openxmlformats.org/markup-compatibility/2006" xmlns:mo="http://schemas.microsoft.com/office/mac/office/2008/main" xmlns:mv="urn:schemas-microsoft-com:mac:vml" xmlns:o="urn:schemas-microsoft-com:office:office" xmlns:r="http://schemas.openxmlformats.org/officeDocument/2006/relationships" xmlns:v="urn:schemas-microsoft-com:vml" xmlns:w10="urn:schemas-microsoft-com:office:word" xmlns:w14="http://schemas.microsoft.com/office/word/2010/wordml" xmlns:w="http://schemas.openxmlformats.org/wordprocessingml/2006/main" xmlns:wne="http://schemas.microsoft.com/office/word/2006/wordml" xmlns:wp14="http://schemas.microsoft.com/office/word/2010/wordprocessingDrawing" xmlns:wp="http://schemas.openxmlformats.org/drawingml/2006/wordprocessingDrawing" xmlns:wpc="http://schemas.microsoft.com/office/word/2010/wordprocessingCanvas" xmlns:wpg="http://schemas.microsoft.com/office/word/2010/wordprocessingGroup" xmlns:wpi="http://schemas.microsoft.com/office/word/2010/wordprocessingInk" xmlns:wps="http://schemas.microsoft.com/office/word/2010/wordprocessingShape" mc:Ignorable="w14 wp14">
-  <w:p>
-    <w:pPr>
-      <w:pStyle w:val="Footer"/>
-    </w:pPr>
-  </w:p>
+<w:ftr xmlns:wpc="http://schemas.microsoft.com/office/word/2010/wordprocessingCanvas" xmlns:mc="http://schemas.openxmlformats.org/markup-compatibility/2006" xmlns:o="urn:schemas-microsoft-com:office:office" xmlns:r="http://schemas.openxmlformats.org/officeDocument/2006/relationships" xmlns:m="http://schemas.openxmlformats.org/officeDocument/2006/math" xmlns:v="urn:schemas-microsoft-com:vml" xmlns:wp14="http://schemas.microsoft.com/office/word/2010/wordprocessingDrawing" xmlns:wp="http://schemas.openxmlformats.org/drawingml/2006/wordprocessingDrawing" xmlns:w10="urn:schemas-microsoft-com:office:word" xmlns:w="http://schemas.openxmlformats.org/wordprocessingml/2006/main" xmlns:w14="http://schemas.microsoft.com/office/word/2010/wordml" xmlns:w15="http://schemas.microsoft.com/office/word/2012/wordml" xmlns:wne="http://schemas.microsoft.com/office/word/2006/wordml" xmlns:wpg="http://schemas.microsoft.com/office/word/2010/wordprocessingGroup" xmlns:wpi="http://schemas.microsoft.com/office/word/2010/wordprocessingInk" xmlns:wps="http://schemas.microsoft.com/office/word/2010/wordprocessingShape" mc:Ignorable="w14 w15 wp14">
+  <w:p/>
 </w:ftr>
 </file>
 
-<file path=word/footnotes.xml><?xml version="1.0" encoding="utf-8"?>
-<w:footnotes xmlns:wpc="http://schemas.microsoft.com/office/word/2010/wordprocessingCanvas" xmlns:mc="http://schemas.openxmlformats.org/markup-compatibility/2006" xmlns:o="urn:schemas-microsoft-com:office:office" xmlns:r="http://schemas.openxmlformats.org/officeDocument/2006/relationships" xmlns:m="http://schemas.openxmlformats.org/officeDocument/2006/math" xmlns:v="urn:schemas-microsoft-com:vml" xmlns:wp14="http://schemas.microsoft.com/office/word/2010/wordprocessingDrawing" xmlns:wp="http://schemas.openxmlformats.org/drawingml/2006/wordprocessingDrawing" xmlns:w="http://schemas.openxmlformats.org/wordprocessingml/2006/main" xmlns:w14="http://schemas.microsoft.com/office/word/2010/wordml" xmlns:w15="http://schemas.microsoft.com/office/word/2012/wordml" xmlns:w10="urn:schemas-microsoft-com:office:word" xmlns:wpg="http://schemas.microsoft.com/office/word/2010/wordprocessingGroup" xmlns:wpi="http://schemas.microsoft.com/office/word/2010/wordprocessingInk" xmlns:wne="http://schemas.microsoft.com/office/word/2006/wordml" xmlns:wps="http://schemas.microsoft.com/office/word/2010/wordprocessingShape" xmlns:wpsCustomData="http://www.wps.cn/officeDocument/2013/wpsCustomData" mc:Ignorable="w14 w15 wp14">
-  <w:footnote w:type="separator" w:id="0">
-    <w:p>
-      <w:pPr>
-        <w:spacing w:line="360" w:lineRule="auto"/>
-      </w:pPr>
-      <w:r>
-        <w:separator/>
-      </w:r>
-    </w:p>
-  </w:footnote>
-  <w:footnote w:type="continuationSeparator" w:id="1">
-    <w:p>
-      <w:pPr>
-        <w:spacing w:line="360" w:lineRule="auto"/>
-      </w:pPr>
-      <w:r>
-        <w:continuationSeparator/>
-      </w:r>
-    </w:p>
-  </w:footnote>
-</w:footnotes>
+<file path=word/header1.xml><?xml version="1.0" encoding="utf-8"?>
+<w:hdr xmlns:wpc="http://schemas.microsoft.com/office/word/2010/wordprocessingCanvas" xmlns:mc="http://schemas.openxmlformats.org/markup-compatibility/2006" xmlns:o="urn:schemas-microsoft-com:office:office" xmlns:r="http://schemas.openxmlformats.org/officeDocument/2006/relationships" xmlns:m="http://schemas.openxmlformats.org/officeDocument/2006/math" xmlns:v="urn:schemas-microsoft-com:vml" xmlns:wp14="http://schemas.microsoft.com/office/word/2010/wordprocessingDrawing" xmlns:wp="http://schemas.openxmlformats.org/drawingml/2006/wordprocessingDrawing" xmlns:w10="urn:schemas-microsoft-com:office:word" xmlns:w="http://schemas.openxmlformats.org/wordprocessingml/2006/main" xmlns:w14="http://schemas.microsoft.com/office/word/2010/wordml" xmlns:w15="http://schemas.microsoft.com/office/word/2012/wordml" xmlns:wne="http://schemas.microsoft.com/office/word/2006/wordml" xmlns:wpg="http://schemas.microsoft.com/office/word/2010/wordprocessingGroup" xmlns:wpi="http://schemas.microsoft.com/office/word/2010/wordprocessingInk" xmlns:wps="http://schemas.microsoft.com/office/word/2010/wordprocessingShape" mc:Ignorable="w14 w15 wp14">
+  <w:p/>
+</w:hdr>
 </file>
 
-<file path=word/header1.xml><?xml version="1.0" encoding="utf-8"?>
-<w:hdr xmlns:wpc="http://schemas.microsoft.com/office/word/2010/wordprocessingCanvas" xmlns:mc="http://schemas.openxmlformats.org/markup-compatibility/2006" xmlns:o="urn:schemas-microsoft-com:office:office" xmlns:r="http://schemas.openxmlformats.org/officeDocument/2006/relationships" xmlns:m="http://schemas.openxmlformats.org/officeDocument/2006/math" xmlns:v="urn:schemas-microsoft-com:vml" xmlns:wp14="http://schemas.microsoft.com/office/word/2010/wordprocessingDrawing" xmlns:wp="http://schemas.openxmlformats.org/drawingml/2006/wordprocessingDrawing" xmlns:w10="urn:schemas-microsoft-com:office:word" xmlns:w="http://schemas.openxmlformats.org/wordprocessingml/2006/main" xmlns:w14="http://schemas.microsoft.com/office/word/2010/wordml" xmlns:w15="http://schemas.microsoft.com/office/word/2012/wordml" xmlns:wpg="http://schemas.microsoft.com/office/word/2010/wordprocessingGroup" xmlns:wpi="http://schemas.microsoft.com/office/word/2010/wordprocessingInk" xmlns:wne="http://schemas.microsoft.com/office/word/2006/wordml" xmlns:wps="http://schemas.microsoft.com/office/word/2010/wordprocessingShape" xmlns:wpsCustomData="http://www.wps.cn/officeDocument/2013/wpsCustomData" mc:Ignorable="w14 w15 wp14">
+<file path=word/header2.xml><?xml version="1.0" encoding="utf-8"?>
+<w:hdr xmlns:wpc="http://schemas.microsoft.com/office/word/2010/wordprocessingCanvas" xmlns:mc="http://schemas.openxmlformats.org/markup-compatibility/2006" xmlns:o="urn:schemas-microsoft-com:office:office" xmlns:r="http://schemas.openxmlformats.org/officeDocument/2006/relationships" xmlns:m="http://schemas.openxmlformats.org/officeDocument/2006/math" xmlns:v="urn:schemas-microsoft-com:vml" xmlns:wp14="http://schemas.microsoft.com/office/word/2010/wordprocessingDrawing" xmlns:wp="http://schemas.openxmlformats.org/drawingml/2006/wordprocessingDrawing" xmlns:w10="urn:schemas-microsoft-com:office:word" xmlns:w="http://schemas.openxmlformats.org/wordprocessingml/2006/main" xmlns:w14="http://schemas.microsoft.com/office/word/2010/wordml" xmlns:w15="http://schemas.microsoft.com/office/word/2012/wordml" xmlns:wne="http://schemas.microsoft.com/office/word/2006/wordml" xmlns:wpg="http://schemas.microsoft.com/office/word/2010/wordprocessingGroup" xmlns:wpi="http://schemas.microsoft.com/office/word/2010/wordprocessingInk" xmlns:wps="http://schemas.microsoft.com/office/word/2010/wordprocessingShape" mc:Ignorable="w14 w15 wp14">
   <w:p>
     <w:pPr>
-      <w:pStyle w:val="15"/>
+      <w:pStyle w:val="Header"/>
       <w:pBdr>
-        <w:bottom w:val="single" w:color="auto" w:sz="4" w:space="1"/>
+        <w:bottom w:val="single" w:sz="4" w:space="1" w:color="auto"/>
       </w:pBdr>
       <w:tabs>
         <w:tab w:val="left" w:pos="335"/>
@@ -6333,65 +6138,39 @@
       </w:tabs>
       <w:jc w:val="right"/>
       <w:rPr>
-        <w:rFonts w:hint="eastAsia" w:eastAsiaTheme="minorEastAsia"/>
+        <w:rFonts w:eastAsiaTheme="minorEastAsia" w:hint="eastAsia"/>
         <w:lang w:eastAsia="zh-CN"/>
       </w:rPr>
     </w:pPr>
     <w:r>
       <w:rPr>
-        <w:rFonts w:hint="eastAsia" w:eastAsiaTheme="minorEastAsia"/>
+        <w:rFonts w:eastAsiaTheme="minorEastAsia" w:hint="eastAsia"/>
         <w:lang w:val="en-US" w:eastAsia="zh-CN"/>
       </w:rPr>
       <w:tab/>
       <w:tab/>
       <w:t>重庆市鹧鸪哨信息技术有限责任公司</w:t>
     </w:r>
-    <w:r>
-      <w:rPr>
-        <w:rFonts w:hint="eastAsia" w:eastAsiaTheme="minorEastAsia"/>
-        <w:lang w:val="en-US" w:eastAsia="zh-CN"/>
-      </w:rPr>
-    </w:r>
-    <w:r>
-      <w:rPr>
-        <w:rFonts w:hint="eastAsia" w:eastAsiaTheme="minorEastAsia"/>
-        <w:lang w:val="en-US" w:eastAsia="zh-CN"/>
-      </w:rPr>
-    </w:r>
-  </w:p>
-</w:hdr>
-</file>
-
-<file path=word/header2.xml><?xml version="1.0" encoding="utf-8"?>
-<w:hdr xmlns:m="http://schemas.openxmlformats.org/officeDocument/2006/math" xmlns:mc="http://schemas.openxmlformats.org/markup-compatibility/2006" xmlns:mo="http://schemas.microsoft.com/office/mac/office/2008/main" xmlns:mv="urn:schemas-microsoft-com:mac:vml" xmlns:o="urn:schemas-microsoft-com:office:office" xmlns:r="http://schemas.openxmlformats.org/officeDocument/2006/relationships" xmlns:v="urn:schemas-microsoft-com:vml" xmlns:w10="urn:schemas-microsoft-com:office:word" xmlns:w14="http://schemas.microsoft.com/office/word/2010/wordml" xmlns:w="http://schemas.openxmlformats.org/wordprocessingml/2006/main" xmlns:wne="http://schemas.microsoft.com/office/word/2006/wordml" xmlns:wp14="http://schemas.microsoft.com/office/word/2010/wordprocessingDrawing" xmlns:wp="http://schemas.openxmlformats.org/drawingml/2006/wordprocessingDrawing" xmlns:wpc="http://schemas.microsoft.com/office/word/2010/wordprocessingCanvas" xmlns:wpg="http://schemas.microsoft.com/office/word/2010/wordprocessingGroup" xmlns:wpi="http://schemas.microsoft.com/office/word/2010/wordprocessingInk" xmlns:wps="http://schemas.microsoft.com/office/word/2010/wordprocessingShape" mc:Ignorable="w14 wp14">
-  <w:p>
-    <w:pPr>
-      <w:pStyle w:val="Header"/>
-    </w:pPr>
   </w:p>
 </w:hdr>
 </file>
 
 <file path=word/header3.xml><?xml version="1.0" encoding="utf-8"?>
-<w:hdr xmlns:m="http://schemas.openxmlformats.org/officeDocument/2006/math" xmlns:mc="http://schemas.openxmlformats.org/markup-compatibility/2006" xmlns:mo="http://schemas.microsoft.com/office/mac/office/2008/main" xmlns:mv="urn:schemas-microsoft-com:mac:vml" xmlns:o="urn:schemas-microsoft-com:office:office" xmlns:r="http://schemas.openxmlformats.org/officeDocument/2006/relationships" xmlns:v="urn:schemas-microsoft-com:vml" xmlns:w10="urn:schemas-microsoft-com:office:word" xmlns:w14="http://schemas.microsoft.com/office/word/2010/wordml" xmlns:w="http://schemas.openxmlformats.org/wordprocessingml/2006/main" xmlns:wne="http://schemas.microsoft.com/office/word/2006/wordml" xmlns:wp14="http://schemas.microsoft.com/office/word/2010/wordprocessingDrawing" xmlns:wp="http://schemas.openxmlformats.org/drawingml/2006/wordprocessingDrawing" xmlns:wpc="http://schemas.microsoft.com/office/word/2010/wordprocessingCanvas" xmlns:wpg="http://schemas.microsoft.com/office/word/2010/wordprocessingGroup" xmlns:wpi="http://schemas.microsoft.com/office/word/2010/wordprocessingInk" xmlns:wps="http://schemas.microsoft.com/office/word/2010/wordprocessingShape" mc:Ignorable="w14 wp14">
-  <w:p>
-    <w:pPr>
-      <w:pStyle w:val="Header"/>
-    </w:pPr>
-  </w:p>
+<w:hdr xmlns:wpc="http://schemas.microsoft.com/office/word/2010/wordprocessingCanvas" xmlns:mc="http://schemas.openxmlformats.org/markup-compatibility/2006" xmlns:o="urn:schemas-microsoft-com:office:office" xmlns:r="http://schemas.openxmlformats.org/officeDocument/2006/relationships" xmlns:m="http://schemas.openxmlformats.org/officeDocument/2006/math" xmlns:v="urn:schemas-microsoft-com:vml" xmlns:wp14="http://schemas.microsoft.com/office/word/2010/wordprocessingDrawing" xmlns:wp="http://schemas.openxmlformats.org/drawingml/2006/wordprocessingDrawing" xmlns:w10="urn:schemas-microsoft-com:office:word" xmlns:w="http://schemas.openxmlformats.org/wordprocessingml/2006/main" xmlns:w14="http://schemas.microsoft.com/office/word/2010/wordml" xmlns:w15="http://schemas.microsoft.com/office/word/2012/wordml" xmlns:wne="http://schemas.microsoft.com/office/word/2006/wordml" xmlns:wpg="http://schemas.microsoft.com/office/word/2010/wordprocessingGroup" xmlns:wpi="http://schemas.microsoft.com/office/word/2010/wordprocessingInk" xmlns:wps="http://schemas.microsoft.com/office/word/2010/wordprocessingShape" mc:Ignorable="w14 w15 wp14">
+  <w:p/>
 </w:hdr>
 </file>
 
 <file path=word/numbering.xml><?xml version="1.0" encoding="utf-8"?>
-<w:numbering xmlns:wpc="http://schemas.microsoft.com/office/word/2010/wordprocessingCanvas" xmlns:mc="http://schemas.openxmlformats.org/markup-compatibility/2006" xmlns:o="urn:schemas-microsoft-com:office:office" xmlns:r="http://schemas.openxmlformats.org/officeDocument/2006/relationships" xmlns:m="http://schemas.openxmlformats.org/officeDocument/2006/math" xmlns:v="urn:schemas-microsoft-com:vml" xmlns:wp14="http://schemas.microsoft.com/office/word/2010/wordprocessingDrawing" xmlns:wp="http://schemas.openxmlformats.org/drawingml/2006/wordprocessingDrawing" xmlns:w10="urn:schemas-microsoft-com:office:word" xmlns:w="http://schemas.openxmlformats.org/wordprocessingml/2006/main" xmlns:w14="http://schemas.microsoft.com/office/word/2010/wordml" xmlns:wpg="http://schemas.microsoft.com/office/word/2010/wordprocessingGroup" xmlns:wpi="http://schemas.microsoft.com/office/word/2010/wordprocessingInk" xmlns:wne="http://schemas.microsoft.com/office/word/2006/wordml" xmlns:wps="http://schemas.microsoft.com/office/word/2010/wordprocessingShape" xmlns:wpsCustomData="http://www.wps.cn/officeDocument/2013/wpsCustomData" mc:Ignorable="w14 wp14">
+<w:numbering xmlns:wpc="http://schemas.microsoft.com/office/word/2010/wordprocessingCanvas" xmlns:mc="http://schemas.openxmlformats.org/markup-compatibility/2006" xmlns:o="urn:schemas-microsoft-com:office:office" xmlns:r="http://schemas.openxmlformats.org/officeDocument/2006/relationships" xmlns:m="http://schemas.openxmlformats.org/officeDocument/2006/math" xmlns:v="urn:schemas-microsoft-com:vml" xmlns:wp14="http://schemas.microsoft.com/office/word/2010/wordprocessingDrawing" xmlns:wp="http://schemas.openxmlformats.org/drawingml/2006/wordprocessingDrawing" xmlns:w10="urn:schemas-microsoft-com:office:word" xmlns:w="http://schemas.openxmlformats.org/wordprocessingml/2006/main" xmlns:w14="http://schemas.microsoft.com/office/word/2010/wordml" xmlns:w15="http://schemas.microsoft.com/office/word/2012/wordml" xmlns:wne="http://schemas.microsoft.com/office/word/2006/wordml" xmlns:wpg="http://schemas.microsoft.com/office/word/2010/wordprocessingGroup" xmlns:wpi="http://schemas.microsoft.com/office/word/2010/wordprocessingInk" xmlns:wps="http://schemas.microsoft.com/office/word/2010/wordprocessingShape" mc:Ignorable="w14 w15 wp14">
   <w:abstractNum w:abstractNumId="0">
     <w:nsid w:val="8E964DCE"/>
     <w:multiLevelType w:val="multilevel"/>
     <w:tmpl w:val="8E964DCE"/>
-    <w:lvl w:ilvl="0" w:tentative="0">
+    <w:lvl w:ilvl="0">
       <w:start w:val="1"/>
       <w:numFmt w:val="decimal"/>
-      <w:pStyle w:val="2"/>
+      <w:pStyle w:val="Heading1"/>
       <w:lvlText w:val="%1."/>
       <w:lvlJc w:val="left"/>
       <w:pPr>
@@ -6401,10 +6180,10 @@
         <w:rFonts w:hint="default"/>
       </w:rPr>
     </w:lvl>
-    <w:lvl w:ilvl="1" w:tentative="0">
+    <w:lvl w:ilvl="1">
       <w:start w:val="1"/>
       <w:numFmt w:val="decimal"/>
-      <w:pStyle w:val="3"/>
+      <w:pStyle w:val="Heading2"/>
       <w:lvlText w:val="%1.%2."/>
       <w:lvlJc w:val="left"/>
       <w:pPr>
@@ -6414,10 +6193,10 @@
         <w:rFonts w:hint="default"/>
       </w:rPr>
     </w:lvl>
-    <w:lvl w:ilvl="2" w:tentative="0">
+    <w:lvl w:ilvl="2">
       <w:start w:val="1"/>
       <w:numFmt w:val="decimal"/>
-      <w:pStyle w:val="4"/>
+      <w:pStyle w:val="Heading3"/>
       <w:lvlText w:val="%1.%2.%3."/>
       <w:lvlJc w:val="left"/>
       <w:pPr>
@@ -6427,10 +6206,10 @@
         <w:rFonts w:hint="default"/>
       </w:rPr>
     </w:lvl>
-    <w:lvl w:ilvl="3" w:tentative="0">
+    <w:lvl w:ilvl="3">
       <w:start w:val="1"/>
       <w:numFmt w:val="decimal"/>
-      <w:pStyle w:val="5"/>
+      <w:pStyle w:val="Heading4"/>
       <w:lvlText w:val="%1.%2.%3.%4."/>
       <w:lvlJc w:val="left"/>
       <w:pPr>
@@ -6440,10 +6219,10 @@
         <w:rFonts w:hint="default"/>
       </w:rPr>
     </w:lvl>
-    <w:lvl w:ilvl="4" w:tentative="0">
+    <w:lvl w:ilvl="4">
       <w:start w:val="1"/>
       <w:numFmt w:val="decimal"/>
-      <w:pStyle w:val="6"/>
+      <w:pStyle w:val="Heading5"/>
       <w:lvlText w:val="%1.%2.%3.%4.%5."/>
       <w:lvlJc w:val="left"/>
       <w:pPr>
@@ -6453,10 +6232,10 @@
         <w:rFonts w:hint="default"/>
       </w:rPr>
     </w:lvl>
-    <w:lvl w:ilvl="5" w:tentative="0">
+    <w:lvl w:ilvl="5">
       <w:start w:val="1"/>
       <w:numFmt w:val="decimal"/>
-      <w:pStyle w:val="7"/>
+      <w:pStyle w:val="Heading6"/>
       <w:lvlText w:val="%1.%2.%3.%4.%5.%6."/>
       <w:lvlJc w:val="left"/>
       <w:pPr>
@@ -6466,10 +6245,10 @@
         <w:rFonts w:hint="default"/>
       </w:rPr>
     </w:lvl>
-    <w:lvl w:ilvl="6" w:tentative="0">
+    <w:lvl w:ilvl="6">
       <w:start w:val="1"/>
       <w:numFmt w:val="decimal"/>
-      <w:pStyle w:val="8"/>
+      <w:pStyle w:val="Heading7"/>
       <w:lvlText w:val="%1.%2.%3.%4.%5.%6.%7."/>
       <w:lvlJc w:val="left"/>
       <w:pPr>
@@ -6479,10 +6258,10 @@
         <w:rFonts w:hint="default"/>
       </w:rPr>
     </w:lvl>
-    <w:lvl w:ilvl="7" w:tentative="0">
+    <w:lvl w:ilvl="7">
       <w:start w:val="1"/>
       <w:numFmt w:val="decimal"/>
-      <w:pStyle w:val="9"/>
+      <w:pStyle w:val="Heading8"/>
       <w:lvlText w:val="%1.%2.%3.%4.%5.%6.%7.%8."/>
       <w:lvlJc w:val="left"/>
       <w:pPr>
@@ -6492,10 +6271,10 @@
         <w:rFonts w:hint="default"/>
       </w:rPr>
     </w:lvl>
-    <w:lvl w:ilvl="8" w:tentative="0">
+    <w:lvl w:ilvl="8">
       <w:start w:val="1"/>
       <w:numFmt w:val="decimal"/>
-      <w:pStyle w:val="10"/>
+      <w:pStyle w:val="Heading9"/>
       <w:lvlText w:val="%1.%2.%3.%4.%5.%6.%7.%8.%9."/>
       <w:lvlJc w:val="left"/>
       <w:pPr>
@@ -6510,7 +6289,7 @@
     <w:nsid w:val="A42D411B"/>
     <w:multiLevelType w:val="singleLevel"/>
     <w:tmpl w:val="A42D411B"/>
-    <w:lvl w:ilvl="0" w:tentative="0">
+    <w:lvl w:ilvl="0">
       <w:start w:val="1"/>
       <w:numFmt w:val="decimal"/>
       <w:lvlText w:val="%1."/>
@@ -6527,7 +6306,7 @@
     <w:nsid w:val="AEBD2D8B"/>
     <w:multiLevelType w:val="singleLevel"/>
     <w:tmpl w:val="AEBD2D8B"/>
-    <w:lvl w:ilvl="0" w:tentative="0">
+    <w:lvl w:ilvl="0">
       <w:start w:val="1"/>
       <w:numFmt w:val="decimal"/>
       <w:lvlText w:val="%1."/>
@@ -6544,7 +6323,7 @@
     <w:nsid w:val="F8715F16"/>
     <w:multiLevelType w:val="singleLevel"/>
     <w:tmpl w:val="F8715F16"/>
-    <w:lvl w:ilvl="0" w:tentative="0">
+    <w:lvl w:ilvl="0">
       <w:start w:val="1"/>
       <w:numFmt w:val="decimal"/>
       <w:lvlText w:val="%1."/>
@@ -6561,7 +6340,7 @@
     <w:nsid w:val="F9539CF3"/>
     <w:multiLevelType w:val="singleLevel"/>
     <w:tmpl w:val="F9539CF3"/>
-    <w:lvl w:ilvl="0" w:tentative="0">
+    <w:lvl w:ilvl="0">
       <w:start w:val="1"/>
       <w:numFmt w:val="decimal"/>
       <w:lvlText w:val="%1."/>
@@ -6578,7 +6357,7 @@
     <w:nsid w:val="299F21EC"/>
     <w:multiLevelType w:val="singleLevel"/>
     <w:tmpl w:val="299F21EC"/>
-    <w:lvl w:ilvl="0" w:tentative="0">
+    <w:lvl w:ilvl="0">
       <w:start w:val="1"/>
       <w:numFmt w:val="decimal"/>
       <w:lvlText w:val="%1."/>
@@ -6595,7 +6374,7 @@
     <w:nsid w:val="6A635F1E"/>
     <w:multiLevelType w:val="singleLevel"/>
     <w:tmpl w:val="6A635F1E"/>
-    <w:lvl w:ilvl="0" w:tentative="0">
+    <w:lvl w:ilvl="0">
       <w:start w:val="1"/>
       <w:numFmt w:val="decimal"/>
       <w:lvlText w:val="%1."/>
@@ -6633,269 +6412,267 @@
 </file>
 
 <file path=word/styles.xml><?xml version="1.0" encoding="utf-8"?>
-<w:styles xmlns:mc="http://schemas.openxmlformats.org/markup-compatibility/2006" xmlns:o="urn:schemas-microsoft-com:office:office" xmlns:r="http://schemas.openxmlformats.org/officeDocument/2006/relationships" xmlns:m="http://schemas.openxmlformats.org/officeDocument/2006/math" xmlns:v="urn:schemas-microsoft-com:vml" xmlns:w="http://schemas.openxmlformats.org/wordprocessingml/2006/main" xmlns:w14="http://schemas.microsoft.com/office/word/2010/wordml" xmlns:w10="urn:schemas-microsoft-com:office:word" xmlns:sl="http://schemas.openxmlformats.org/schemaLibrary/2006/main" xmlns:wpsCustomData="http://www.wps.cn/officeDocument/2013/wpsCustomData" mc:Ignorable="w14">
+<w:styles xmlns:mc="http://schemas.openxmlformats.org/markup-compatibility/2006" xmlns:r="http://schemas.openxmlformats.org/officeDocument/2006/relationships" xmlns:w="http://schemas.openxmlformats.org/wordprocessingml/2006/main" xmlns:w14="http://schemas.microsoft.com/office/word/2010/wordml" xmlns:w15="http://schemas.microsoft.com/office/word/2012/wordml" mc:Ignorable="w14 w15">
   <w:docDefaults>
     <w:rPrDefault>
       <w:rPr>
-        <w:rFonts w:ascii="Times New Roman" w:hAnsi="Times New Roman" w:eastAsia="宋体" w:cs="Times New Roman"/>
+        <w:rFonts w:ascii="Times New Roman" w:eastAsia="宋体" w:hAnsi="Times New Roman" w:cs="Times New Roman"/>
       </w:rPr>
     </w:rPrDefault>
     <w:pPrDefault/>
   </w:docDefaults>
-  <w:latentStyles w:count="260" w:defQFormat="0" w:defUnhideWhenUsed="1" w:defSemiHidden="1" w:defUIPriority="99" w:defLockedState="0">
-    <w:lsdException w:qFormat="1" w:unhideWhenUsed="0" w:uiPriority="0" w:semiHidden="0" w:name="Normal"/>
-    <w:lsdException w:qFormat="1" w:unhideWhenUsed="0" w:uiPriority="0" w:semiHidden="0" w:name="heading 1"/>
-    <w:lsdException w:qFormat="1" w:uiPriority="0" w:semiHidden="0" w:name="heading 2"/>
-    <w:lsdException w:qFormat="1" w:uiPriority="0" w:name="heading 3"/>
-    <w:lsdException w:qFormat="1" w:uiPriority="0" w:semiHidden="0" w:name="heading 4"/>
-    <w:lsdException w:qFormat="1" w:uiPriority="0" w:name="heading 5"/>
-    <w:lsdException w:qFormat="1" w:uiPriority="0" w:name="heading 6"/>
-    <w:lsdException w:qFormat="1" w:uiPriority="0" w:name="heading 7"/>
-    <w:lsdException w:qFormat="1" w:uiPriority="0" w:name="heading 8"/>
-    <w:lsdException w:qFormat="1" w:uiPriority="0" w:name="heading 9"/>
-    <w:lsdException w:unhideWhenUsed="0" w:uiPriority="0" w:semiHidden="0" w:name="index 1"/>
-    <w:lsdException w:unhideWhenUsed="0" w:uiPriority="0" w:semiHidden="0" w:name="index 2"/>
-    <w:lsdException w:unhideWhenUsed="0" w:uiPriority="0" w:semiHidden="0" w:name="index 3"/>
-    <w:lsdException w:unhideWhenUsed="0" w:uiPriority="0" w:semiHidden="0" w:name="index 4"/>
-    <w:lsdException w:unhideWhenUsed="0" w:uiPriority="0" w:semiHidden="0" w:name="index 5"/>
-    <w:lsdException w:unhideWhenUsed="0" w:uiPriority="0" w:semiHidden="0" w:name="index 6"/>
-    <w:lsdException w:unhideWhenUsed="0" w:uiPriority="0" w:semiHidden="0" w:name="index 7"/>
-    <w:lsdException w:unhideWhenUsed="0" w:uiPriority="0" w:semiHidden="0" w:name="index 8"/>
-    <w:lsdException w:unhideWhenUsed="0" w:uiPriority="0" w:semiHidden="0" w:name="index 9"/>
-    <w:lsdException w:qFormat="1" w:unhideWhenUsed="0" w:uiPriority="0" w:semiHidden="0" w:name="toc 1"/>
-    <w:lsdException w:qFormat="1" w:unhideWhenUsed="0" w:uiPriority="0" w:semiHidden="0" w:name="toc 2"/>
-    <w:lsdException w:qFormat="1" w:unhideWhenUsed="0" w:uiPriority="0" w:semiHidden="0" w:name="toc 3"/>
-    <w:lsdException w:unhideWhenUsed="0" w:uiPriority="0" w:semiHidden="0" w:name="toc 4"/>
-    <w:lsdException w:unhideWhenUsed="0" w:uiPriority="0" w:semiHidden="0" w:name="toc 5"/>
-    <w:lsdException w:unhideWhenUsed="0" w:uiPriority="0" w:semiHidden="0" w:name="toc 6"/>
-    <w:lsdException w:unhideWhenUsed="0" w:uiPriority="0" w:semiHidden="0" w:name="toc 7"/>
-    <w:lsdException w:unhideWhenUsed="0" w:uiPriority="0" w:semiHidden="0" w:name="toc 8"/>
-    <w:lsdException w:unhideWhenUsed="0" w:uiPriority="0" w:semiHidden="0" w:name="toc 9"/>
-    <w:lsdException w:unhideWhenUsed="0" w:uiPriority="0" w:semiHidden="0" w:name="Normal Indent"/>
-    <w:lsdException w:unhideWhenUsed="0" w:uiPriority="0" w:semiHidden="0" w:name="footnote text"/>
-    <w:lsdException w:qFormat="1" w:unhideWhenUsed="0" w:uiPriority="0" w:semiHidden="0" w:name="annotation text"/>
-    <w:lsdException w:qFormat="1" w:unhideWhenUsed="0" w:uiPriority="0" w:semiHidden="0" w:name="header"/>
-    <w:lsdException w:qFormat="1" w:unhideWhenUsed="0" w:uiPriority="0" w:semiHidden="0" w:name="footer"/>
-    <w:lsdException w:unhideWhenUsed="0" w:uiPriority="0" w:semiHidden="0" w:name="index heading"/>
-    <w:lsdException w:qFormat="1" w:uiPriority="0" w:name="caption"/>
-    <w:lsdException w:unhideWhenUsed="0" w:uiPriority="0" w:semiHidden="0" w:name="table of figures"/>
-    <w:lsdException w:unhideWhenUsed="0" w:uiPriority="0" w:semiHidden="0" w:name="envelope address"/>
-    <w:lsdException w:unhideWhenUsed="0" w:uiPriority="0" w:semiHidden="0" w:name="envelope return"/>
-    <w:lsdException w:unhideWhenUsed="0" w:uiPriority="0" w:semiHidden="0" w:name="footnote reference"/>
-    <w:lsdException w:unhideWhenUsed="0" w:uiPriority="0" w:semiHidden="0" w:name="annotation reference"/>
-    <w:lsdException w:unhideWhenUsed="0" w:uiPriority="0" w:semiHidden="0" w:name="line number"/>
-    <w:lsdException w:unhideWhenUsed="0" w:uiPriority="0" w:semiHidden="0" w:name="page number"/>
-    <w:lsdException w:unhideWhenUsed="0" w:uiPriority="0" w:semiHidden="0" w:name="endnote reference"/>
-    <w:lsdException w:unhideWhenUsed="0" w:uiPriority="0" w:semiHidden="0" w:name="endnote text"/>
-    <w:lsdException w:unhideWhenUsed="0" w:uiPriority="0" w:semiHidden="0" w:name="table of authorities"/>
-    <w:lsdException w:unhideWhenUsed="0" w:uiPriority="0" w:semiHidden="0" w:name="macro"/>
-    <w:lsdException w:unhideWhenUsed="0" w:uiPriority="0" w:semiHidden="0" w:name="toa heading"/>
-    <w:lsdException w:unhideWhenUsed="0" w:uiPriority="0" w:semiHidden="0" w:name="List"/>
-    <w:lsdException w:unhideWhenUsed="0" w:uiPriority="0" w:semiHidden="0" w:name="List Bullet"/>
-    <w:lsdException w:unhideWhenUsed="0" w:uiPriority="0" w:semiHidden="0" w:name="List Number"/>
-    <w:lsdException w:unhideWhenUsed="0" w:uiPriority="0" w:semiHidden="0" w:name="List 2"/>
-    <w:lsdException w:unhideWhenUsed="0" w:uiPriority="0" w:semiHidden="0" w:name="List 3"/>
-    <w:lsdException w:unhideWhenUsed="0" w:uiPriority="0" w:semiHidden="0" w:name="List 4"/>
-    <w:lsdException w:unhideWhenUsed="0" w:uiPriority="0" w:semiHidden="0" w:name="List 5"/>
-    <w:lsdException w:unhideWhenUsed="0" w:uiPriority="0" w:semiHidden="0" w:name="List Bullet 2"/>
-    <w:lsdException w:unhideWhenUsed="0" w:uiPriority="0" w:semiHidden="0" w:name="List Bullet 3"/>
-    <w:lsdException w:unhideWhenUsed="0" w:uiPriority="0" w:semiHidden="0" w:name="List Bullet 4"/>
-    <w:lsdException w:unhideWhenUsed="0" w:uiPriority="0" w:semiHidden="0" w:name="List Bullet 5"/>
-    <w:lsdException w:unhideWhenUsed="0" w:uiPriority="0" w:semiHidden="0" w:name="List Number 2"/>
-    <w:lsdException w:unhideWhenUsed="0" w:uiPriority="0" w:semiHidden="0" w:name="List Number 3"/>
-    <w:lsdException w:unhideWhenUsed="0" w:uiPriority="0" w:semiHidden="0" w:name="List Number 4"/>
-    <w:lsdException w:unhideWhenUsed="0" w:uiPriority="0" w:semiHidden="0" w:name="List Number 5"/>
-    <w:lsdException w:qFormat="1" w:unhideWhenUsed="0" w:uiPriority="0" w:semiHidden="0" w:name="Title"/>
-    <w:lsdException w:unhideWhenUsed="0" w:uiPriority="0" w:semiHidden="0" w:name="Closing"/>
-    <w:lsdException w:unhideWhenUsed="0" w:uiPriority="0" w:semiHidden="0" w:name="Signature"/>
-    <w:lsdException w:qFormat="1" w:unhideWhenUsed="0" w:uiPriority="0" w:name="Default Paragraph Font"/>
-    <w:lsdException w:qFormat="1" w:unhideWhenUsed="0" w:uiPriority="0" w:name="Body Text"/>
-    <w:lsdException w:unhideWhenUsed="0" w:uiPriority="0" w:semiHidden="0" w:name="Body Text Indent"/>
-    <w:lsdException w:unhideWhenUsed="0" w:uiPriority="0" w:semiHidden="0" w:name="List Continue"/>
-    <w:lsdException w:unhideWhenUsed="0" w:uiPriority="0" w:semiHidden="0" w:name="List Continue 2"/>
-    <w:lsdException w:unhideWhenUsed="0" w:uiPriority="0" w:semiHidden="0" w:name="List Continue 3"/>
-    <w:lsdException w:unhideWhenUsed="0" w:uiPriority="0" w:semiHidden="0" w:name="List Continue 4"/>
-    <w:lsdException w:unhideWhenUsed="0" w:uiPriority="0" w:semiHidden="0" w:name="List Continue 5"/>
-    <w:lsdException w:unhideWhenUsed="0" w:uiPriority="0" w:semiHidden="0" w:name="Message Header"/>
-    <w:lsdException w:qFormat="1" w:unhideWhenUsed="0" w:uiPriority="0" w:semiHidden="0" w:name="Subtitle"/>
-    <w:lsdException w:unhideWhenUsed="0" w:uiPriority="0" w:semiHidden="0" w:name="Salutation"/>
-    <w:lsdException w:unhideWhenUsed="0" w:uiPriority="0" w:semiHidden="0" w:name="Date"/>
-    <w:lsdException w:unhideWhenUsed="0" w:uiPriority="0" w:semiHidden="0" w:name="Body Text First Indent"/>
-    <w:lsdException w:unhideWhenUsed="0" w:uiPriority="0" w:semiHidden="0" w:name="Body Text First Indent 2"/>
-    <w:lsdException w:uiPriority="99" w:name="Note Heading"/>
-    <w:lsdException w:unhideWhenUsed="0" w:uiPriority="0" w:semiHidden="0" w:name="Body Text 2"/>
-    <w:lsdException w:unhideWhenUsed="0" w:uiPriority="0" w:semiHidden="0" w:name="Body Text 3"/>
-    <w:lsdException w:unhideWhenUsed="0" w:uiPriority="0" w:semiHidden="0" w:name="Body Text Indent 2"/>
-    <w:lsdException w:unhideWhenUsed="0" w:uiPriority="0" w:semiHidden="0" w:name="Body Text Indent 3"/>
-    <w:lsdException w:unhideWhenUsed="0" w:uiPriority="0" w:semiHidden="0" w:name="Block Text"/>
-    <w:lsdException w:unhideWhenUsed="0" w:uiPriority="0" w:semiHidden="0" w:name="Hyperlink"/>
-    <w:lsdException w:unhideWhenUsed="0" w:uiPriority="0" w:semiHidden="0" w:name="FollowedHyperlink"/>
-    <w:lsdException w:qFormat="1" w:unhideWhenUsed="0" w:uiPriority="0" w:semiHidden="0" w:name="Strong"/>
-    <w:lsdException w:qFormat="1" w:unhideWhenUsed="0" w:uiPriority="0" w:semiHidden="0" w:name="Emphasis"/>
-    <w:lsdException w:unhideWhenUsed="0" w:uiPriority="0" w:semiHidden="0" w:name="Document Map"/>
-    <w:lsdException w:unhideWhenUsed="0" w:uiPriority="0" w:semiHidden="0" w:name="Plain Text"/>
-    <w:lsdException w:unhideWhenUsed="0" w:uiPriority="0" w:semiHidden="0" w:name="E-mail Signature"/>
-    <w:lsdException w:qFormat="1" w:unhideWhenUsed="0" w:uiPriority="0" w:semiHidden="0" w:name="Normal (Web)"/>
-    <w:lsdException w:unhideWhenUsed="0" w:uiPriority="0" w:semiHidden="0" w:name="HTML Acronym"/>
-    <w:lsdException w:unhideWhenUsed="0" w:uiPriority="0" w:semiHidden="0" w:name="HTML Address"/>
-    <w:lsdException w:unhideWhenUsed="0" w:uiPriority="0" w:semiHidden="0" w:name="HTML Cite"/>
-    <w:lsdException w:unhideWhenUsed="0" w:uiPriority="0" w:semiHidden="0" w:name="HTML Code"/>
-    <w:lsdException w:unhideWhenUsed="0" w:uiPriority="0" w:semiHidden="0" w:name="HTML Definition"/>
-    <w:lsdException w:unhideWhenUsed="0" w:uiPriority="0" w:semiHidden="0" w:name="HTML Keyboard"/>
-    <w:lsdException w:unhideWhenUsed="0" w:uiPriority="0" w:semiHidden="0" w:name="HTML Preformatted"/>
-    <w:lsdException w:unhideWhenUsed="0" w:uiPriority="0" w:semiHidden="0" w:name="HTML Sample"/>
-    <w:lsdException w:unhideWhenUsed="0" w:uiPriority="0" w:semiHidden="0" w:name="HTML Typewriter"/>
-    <w:lsdException w:unhideWhenUsed="0" w:uiPriority="0" w:semiHidden="0" w:name="HTML Variable"/>
-    <w:lsdException w:qFormat="1" w:unhideWhenUsed="0" w:uiPriority="0" w:name="Normal Table"/>
-    <w:lsdException w:unhideWhenUsed="0" w:uiPriority="0" w:semiHidden="0" w:name="annotation subject"/>
-    <w:lsdException w:unhideWhenUsed="0" w:uiPriority="0" w:semiHidden="0" w:name="Table Simple 1"/>
-    <w:lsdException w:unhideWhenUsed="0" w:uiPriority="0" w:semiHidden="0" w:name="Table Simple 2"/>
-    <w:lsdException w:unhideWhenUsed="0" w:uiPriority="0" w:semiHidden="0" w:name="Table Simple 3"/>
-    <w:lsdException w:unhideWhenUsed="0" w:uiPriority="0" w:semiHidden="0" w:name="Table Classic 1"/>
-    <w:lsdException w:unhideWhenUsed="0" w:uiPriority="0" w:semiHidden="0" w:name="Table Classic 2"/>
-    <w:lsdException w:unhideWhenUsed="0" w:uiPriority="0" w:semiHidden="0" w:name="Table Classic 3"/>
-    <w:lsdException w:unhideWhenUsed="0" w:uiPriority="0" w:semiHidden="0" w:name="Table Classic 4"/>
-    <w:lsdException w:unhideWhenUsed="0" w:uiPriority="0" w:semiHidden="0" w:name="Table Colorful 1"/>
-    <w:lsdException w:unhideWhenUsed="0" w:uiPriority="0" w:semiHidden="0" w:name="Table Colorful 2"/>
-    <w:lsdException w:unhideWhenUsed="0" w:uiPriority="0" w:semiHidden="0" w:name="Table Colorful 3"/>
-    <w:lsdException w:unhideWhenUsed="0" w:uiPriority="0" w:semiHidden="0" w:name="Table Columns 1"/>
-    <w:lsdException w:unhideWhenUsed="0" w:uiPriority="0" w:semiHidden="0" w:name="Table Columns 2"/>
-    <w:lsdException w:unhideWhenUsed="0" w:uiPriority="0" w:semiHidden="0" w:name="Table Columns 3"/>
-    <w:lsdException w:unhideWhenUsed="0" w:uiPriority="0" w:semiHidden="0" w:name="Table Columns 4"/>
-    <w:lsdException w:unhideWhenUsed="0" w:uiPriority="0" w:semiHidden="0" w:name="Table Columns 5"/>
-    <w:lsdException w:unhideWhenUsed="0" w:uiPriority="0" w:semiHidden="0" w:name="Table Grid 1"/>
-    <w:lsdException w:unhideWhenUsed="0" w:uiPriority="0" w:semiHidden="0" w:name="Table Grid 2"/>
-    <w:lsdException w:unhideWhenUsed="0" w:uiPriority="0" w:semiHidden="0" w:name="Table Grid 3"/>
-    <w:lsdException w:unhideWhenUsed="0" w:uiPriority="0" w:semiHidden="0" w:name="Table Grid 4"/>
-    <w:lsdException w:unhideWhenUsed="0" w:uiPriority="0" w:semiHidden="0" w:name="Table Grid 5"/>
-    <w:lsdException w:unhideWhenUsed="0" w:uiPriority="0" w:semiHidden="0" w:name="Table Grid 6"/>
-    <w:lsdException w:unhideWhenUsed="0" w:uiPriority="0" w:semiHidden="0" w:name="Table Grid 7"/>
-    <w:lsdException w:unhideWhenUsed="0" w:uiPriority="0" w:semiHidden="0" w:name="Table Grid 8"/>
-    <w:lsdException w:unhideWhenUsed="0" w:uiPriority="0" w:semiHidden="0" w:name="Table List 1"/>
-    <w:lsdException w:unhideWhenUsed="0" w:uiPriority="0" w:semiHidden="0" w:name="Table List 2"/>
-    <w:lsdException w:unhideWhenUsed="0" w:uiPriority="0" w:semiHidden="0" w:name="Table List 3"/>
-    <w:lsdException w:unhideWhenUsed="0" w:uiPriority="0" w:semiHidden="0" w:name="Table List 4"/>
-    <w:lsdException w:unhideWhenUsed="0" w:uiPriority="0" w:semiHidden="0" w:name="Table List 5"/>
-    <w:lsdException w:unhideWhenUsed="0" w:uiPriority="0" w:semiHidden="0" w:name="Table List 6"/>
-    <w:lsdException w:unhideWhenUsed="0" w:uiPriority="0" w:semiHidden="0" w:name="Table List 7"/>
-    <w:lsdException w:unhideWhenUsed="0" w:uiPriority="0" w:semiHidden="0" w:name="Table List 8"/>
-    <w:lsdException w:unhideWhenUsed="0" w:uiPriority="0" w:semiHidden="0" w:name="Table 3D effects 1"/>
-    <w:lsdException w:unhideWhenUsed="0" w:uiPriority="0" w:semiHidden="0" w:name="Table 3D effects 2"/>
-    <w:lsdException w:unhideWhenUsed="0" w:uiPriority="0" w:semiHidden="0" w:name="Table 3D effects 3"/>
-    <w:lsdException w:unhideWhenUsed="0" w:uiPriority="0" w:semiHidden="0" w:name="Table Contemporary"/>
-    <w:lsdException w:unhideWhenUsed="0" w:uiPriority="0" w:semiHidden="0" w:name="Table Elegant"/>
-    <w:lsdException w:unhideWhenUsed="0" w:uiPriority="0" w:semiHidden="0" w:name="Table Professional"/>
-    <w:lsdException w:unhideWhenUsed="0" w:uiPriority="0" w:semiHidden="0" w:name="Table Subtle 1"/>
-    <w:lsdException w:unhideWhenUsed="0" w:uiPriority="0" w:semiHidden="0" w:name="Table Subtle 2"/>
-    <w:lsdException w:unhideWhenUsed="0" w:uiPriority="0" w:semiHidden="0" w:name="Table Web 1"/>
-    <w:lsdException w:unhideWhenUsed="0" w:uiPriority="0" w:semiHidden="0" w:name="Table Web 2"/>
-    <w:lsdException w:unhideWhenUsed="0" w:uiPriority="0" w:semiHidden="0" w:name="Table Web 3"/>
-    <w:lsdException w:unhideWhenUsed="0" w:uiPriority="0" w:semiHidden="0" w:name="Balloon Text"/>
-    <w:lsdException w:qFormat="1" w:unhideWhenUsed="0" w:uiPriority="0" w:semiHidden="0" w:name="Table Grid"/>
-    <w:lsdException w:unhideWhenUsed="0" w:uiPriority="0" w:semiHidden="0" w:name="Table Theme"/>
-    <w:lsdException w:unhideWhenUsed="0" w:uiPriority="60" w:semiHidden="0" w:name="Light Shading"/>
-    <w:lsdException w:unhideWhenUsed="0" w:uiPriority="61" w:semiHidden="0" w:name="Light List"/>
-    <w:lsdException w:unhideWhenUsed="0" w:uiPriority="62" w:semiHidden="0" w:name="Light Grid"/>
-    <w:lsdException w:unhideWhenUsed="0" w:uiPriority="63" w:semiHidden="0" w:name="Medium Shading 1"/>
-    <w:lsdException w:unhideWhenUsed="0" w:uiPriority="64" w:semiHidden="0" w:name="Medium Shading 2"/>
-    <w:lsdException w:unhideWhenUsed="0" w:uiPriority="65" w:semiHidden="0" w:name="Medium List 1"/>
-    <w:lsdException w:unhideWhenUsed="0" w:uiPriority="66" w:semiHidden="0" w:name="Medium List 2"/>
-    <w:lsdException w:unhideWhenUsed="0" w:uiPriority="67" w:semiHidden="0" w:name="Medium Grid 1"/>
-    <w:lsdException w:unhideWhenUsed="0" w:uiPriority="68" w:semiHidden="0" w:name="Medium Grid 2"/>
-    <w:lsdException w:unhideWhenUsed="0" w:uiPriority="69" w:semiHidden="0" w:name="Medium Grid 3"/>
-    <w:lsdException w:unhideWhenUsed="0" w:uiPriority="70" w:semiHidden="0" w:name="Dark List"/>
-    <w:lsdException w:unhideWhenUsed="0" w:uiPriority="71" w:semiHidden="0" w:name="Colorful Shading"/>
-    <w:lsdException w:unhideWhenUsed="0" w:uiPriority="72" w:semiHidden="0" w:name="Colorful List"/>
-    <w:lsdException w:unhideWhenUsed="0" w:uiPriority="73" w:semiHidden="0" w:name="Colorful Grid"/>
-    <w:lsdException w:unhideWhenUsed="0" w:uiPriority="60" w:semiHidden="0" w:name="Light Shading Accent 1"/>
-    <w:lsdException w:unhideWhenUsed="0" w:uiPriority="61" w:semiHidden="0" w:name="Light List Accent 1"/>
-    <w:lsdException w:unhideWhenUsed="0" w:uiPriority="62" w:semiHidden="0" w:name="Light Grid Accent 1"/>
-    <w:lsdException w:unhideWhenUsed="0" w:uiPriority="63" w:semiHidden="0" w:name="Medium Shading 1 Accent 1"/>
-    <w:lsdException w:unhideWhenUsed="0" w:uiPriority="64" w:semiHidden="0" w:name="Medium Shading 2 Accent 1"/>
-    <w:lsdException w:unhideWhenUsed="0" w:uiPriority="65" w:semiHidden="0" w:name="Medium List 1 Accent 1"/>
-    <w:lsdException w:unhideWhenUsed="0" w:uiPriority="66" w:semiHidden="0" w:name="Medium List 2 Accent 1"/>
-    <w:lsdException w:unhideWhenUsed="0" w:uiPriority="67" w:semiHidden="0" w:name="Medium Grid 1 Accent 1"/>
-    <w:lsdException w:unhideWhenUsed="0" w:uiPriority="68" w:semiHidden="0" w:name="Medium Grid 2 Accent 1"/>
-    <w:lsdException w:unhideWhenUsed="0" w:uiPriority="69" w:semiHidden="0" w:name="Medium Grid 3 Accent 1"/>
-    <w:lsdException w:unhideWhenUsed="0" w:uiPriority="70" w:semiHidden="0" w:name="Dark List Accent 1"/>
-    <w:lsdException w:unhideWhenUsed="0" w:uiPriority="71" w:semiHidden="0" w:name="Colorful Shading Accent 1"/>
-    <w:lsdException w:unhideWhenUsed="0" w:uiPriority="72" w:semiHidden="0" w:name="Colorful List Accent 1"/>
-    <w:lsdException w:unhideWhenUsed="0" w:uiPriority="73" w:semiHidden="0" w:name="Colorful Grid Accent 1"/>
-    <w:lsdException w:unhideWhenUsed="0" w:uiPriority="60" w:semiHidden="0" w:name="Light Shading Accent 2"/>
-    <w:lsdException w:unhideWhenUsed="0" w:uiPriority="61" w:semiHidden="0" w:name="Light List Accent 2"/>
-    <w:lsdException w:unhideWhenUsed="0" w:uiPriority="62" w:semiHidden="0" w:name="Light Grid Accent 2"/>
-    <w:lsdException w:unhideWhenUsed="0" w:uiPriority="63" w:semiHidden="0" w:name="Medium Shading 1 Accent 2"/>
-    <w:lsdException w:unhideWhenUsed="0" w:uiPriority="64" w:semiHidden="0" w:name="Medium Shading 2 Accent 2"/>
-    <w:lsdException w:unhideWhenUsed="0" w:uiPriority="65" w:semiHidden="0" w:name="Medium List 1 Accent 2"/>
-    <w:lsdException w:unhideWhenUsed="0" w:uiPriority="66" w:semiHidden="0" w:name="Medium List 2 Accent 2"/>
-    <w:lsdException w:unhideWhenUsed="0" w:uiPriority="67" w:semiHidden="0" w:name="Medium Grid 1 Accent 2"/>
-    <w:lsdException w:unhideWhenUsed="0" w:uiPriority="68" w:semiHidden="0" w:name="Medium Grid 2 Accent 2"/>
-    <w:lsdException w:unhideWhenUsed="0" w:uiPriority="69" w:semiHidden="0" w:name="Medium Grid 3 Accent 2"/>
-    <w:lsdException w:unhideWhenUsed="0" w:uiPriority="70" w:semiHidden="0" w:name="Dark List Accent 2"/>
-    <w:lsdException w:unhideWhenUsed="0" w:uiPriority="71" w:semiHidden="0" w:name="Colorful Shading Accent 2"/>
-    <w:lsdException w:unhideWhenUsed="0" w:uiPriority="72" w:semiHidden="0" w:name="Colorful List Accent 2"/>
-    <w:lsdException w:unhideWhenUsed="0" w:uiPriority="73" w:semiHidden="0" w:name="Colorful Grid Accent 2"/>
-    <w:lsdException w:unhideWhenUsed="0" w:uiPriority="60" w:semiHidden="0" w:name="Light Shading Accent 3"/>
-    <w:lsdException w:unhideWhenUsed="0" w:uiPriority="61" w:semiHidden="0" w:name="Light List Accent 3"/>
-    <w:lsdException w:unhideWhenUsed="0" w:uiPriority="62" w:semiHidden="0" w:name="Light Grid Accent 3"/>
-    <w:lsdException w:unhideWhenUsed="0" w:uiPriority="63" w:semiHidden="0" w:name="Medium Shading 1 Accent 3"/>
-    <w:lsdException w:unhideWhenUsed="0" w:uiPriority="64" w:semiHidden="0" w:name="Medium Shading 2 Accent 3"/>
-    <w:lsdException w:unhideWhenUsed="0" w:uiPriority="65" w:semiHidden="0" w:name="Medium List 1 Accent 3"/>
-    <w:lsdException w:unhideWhenUsed="0" w:uiPriority="66" w:semiHidden="0" w:name="Medium List 2 Accent 3"/>
-    <w:lsdException w:unhideWhenUsed="0" w:uiPriority="67" w:semiHidden="0" w:name="Medium Grid 1 Accent 3"/>
-    <w:lsdException w:unhideWhenUsed="0" w:uiPriority="68" w:semiHidden="0" w:name="Medium Grid 2 Accent 3"/>
-    <w:lsdException w:unhideWhenUsed="0" w:uiPriority="69" w:semiHidden="0" w:name="Medium Grid 3 Accent 3"/>
-    <w:lsdException w:unhideWhenUsed="0" w:uiPriority="70" w:semiHidden="0" w:name="Dark List Accent 3"/>
-    <w:lsdException w:unhideWhenUsed="0" w:uiPriority="71" w:semiHidden="0" w:name="Colorful Shading Accent 3"/>
-    <w:lsdException w:unhideWhenUsed="0" w:uiPriority="72" w:semiHidden="0" w:name="Colorful List Accent 3"/>
-    <w:lsdException w:unhideWhenUsed="0" w:uiPriority="73" w:semiHidden="0" w:name="Colorful Grid Accent 3"/>
-    <w:lsdException w:unhideWhenUsed="0" w:uiPriority="60" w:semiHidden="0" w:name="Light Shading Accent 4"/>
-    <w:lsdException w:unhideWhenUsed="0" w:uiPriority="61" w:semiHidden="0" w:name="Light List Accent 4"/>
-    <w:lsdException w:unhideWhenUsed="0" w:uiPriority="62" w:semiHidden="0" w:name="Light Grid Accent 4"/>
-    <w:lsdException w:unhideWhenUsed="0" w:uiPriority="63" w:semiHidden="0" w:name="Medium Shading 1 Accent 4"/>
-    <w:lsdException w:unhideWhenUsed="0" w:uiPriority="64" w:semiHidden="0" w:name="Medium Shading 2 Accent 4"/>
-    <w:lsdException w:unhideWhenUsed="0" w:uiPriority="65" w:semiHidden="0" w:name="Medium List 1 Accent 4"/>
-    <w:lsdException w:unhideWhenUsed="0" w:uiPriority="66" w:semiHidden="0" w:name="Medium List 2 Accent 4"/>
-    <w:lsdException w:unhideWhenUsed="0" w:uiPriority="67" w:semiHidden="0" w:name="Medium Grid 1 Accent 4"/>
-    <w:lsdException w:unhideWhenUsed="0" w:uiPriority="68" w:semiHidden="0" w:name="Medium Grid 2 Accent 4"/>
-    <w:lsdException w:unhideWhenUsed="0" w:uiPriority="69" w:semiHidden="0" w:name="Medium Grid 3 Accent 4"/>
-    <w:lsdException w:unhideWhenUsed="0" w:uiPriority="70" w:semiHidden="0" w:name="Dark List Accent 4"/>
-    <w:lsdException w:unhideWhenUsed="0" w:uiPriority="71" w:semiHidden="0" w:name="Colorful Shading Accent 4"/>
-    <w:lsdException w:unhideWhenUsed="0" w:uiPriority="72" w:semiHidden="0" w:name="Colorful List Accent 4"/>
-    <w:lsdException w:unhideWhenUsed="0" w:uiPriority="73" w:semiHidden="0" w:name="Colorful Grid Accent 4"/>
-    <w:lsdException w:unhideWhenUsed="0" w:uiPriority="60" w:semiHidden="0" w:name="Light Shading Accent 5"/>
-    <w:lsdException w:unhideWhenUsed="0" w:uiPriority="61" w:semiHidden="0" w:name="Light List Accent 5"/>
-    <w:lsdException w:unhideWhenUsed="0" w:uiPriority="62" w:semiHidden="0" w:name="Light Grid Accent 5"/>
-    <w:lsdException w:unhideWhenUsed="0" w:uiPriority="63" w:semiHidden="0" w:name="Medium Shading 1 Accent 5"/>
-    <w:lsdException w:unhideWhenUsed="0" w:uiPriority="64" w:semiHidden="0" w:name="Medium Shading 2 Accent 5"/>
-    <w:lsdException w:unhideWhenUsed="0" w:uiPriority="65" w:semiHidden="0" w:name="Medium List 1 Accent 5"/>
-    <w:lsdException w:unhideWhenUsed="0" w:uiPriority="66" w:semiHidden="0" w:name="Medium List 2 Accent 5"/>
-    <w:lsdException w:unhideWhenUsed="0" w:uiPriority="67" w:semiHidden="0" w:name="Medium Grid 1 Accent 5"/>
-    <w:lsdException w:unhideWhenUsed="0" w:uiPriority="68" w:semiHidden="0" w:name="Medium Grid 2 Accent 5"/>
-    <w:lsdException w:unhideWhenUsed="0" w:uiPriority="69" w:semiHidden="0" w:name="Medium Grid 3 Accent 5"/>
-    <w:lsdException w:unhideWhenUsed="0" w:uiPriority="70" w:semiHidden="0" w:name="Dark List Accent 5"/>
-    <w:lsdException w:unhideWhenUsed="0" w:uiPriority="71" w:semiHidden="0" w:name="Colorful Shading Accent 5"/>
-    <w:lsdException w:unhideWhenUsed="0" w:uiPriority="72" w:semiHidden="0" w:name="Colorful List Accent 5"/>
-    <w:lsdException w:unhideWhenUsed="0" w:uiPriority="73" w:semiHidden="0" w:name="Colorful Grid Accent 5"/>
-    <w:lsdException w:unhideWhenUsed="0" w:uiPriority="60" w:semiHidden="0" w:name="Light Shading Accent 6"/>
-    <w:lsdException w:unhideWhenUsed="0" w:uiPriority="61" w:semiHidden="0" w:name="Light List Accent 6"/>
-    <w:lsdException w:unhideWhenUsed="0" w:uiPriority="62" w:semiHidden="0" w:name="Light Grid Accent 6"/>
-    <w:lsdException w:unhideWhenUsed="0" w:uiPriority="63" w:semiHidden="0" w:name="Medium Shading 1 Accent 6"/>
-    <w:lsdException w:unhideWhenUsed="0" w:uiPriority="64" w:semiHidden="0" w:name="Medium Shading 2 Accent 6"/>
-    <w:lsdException w:unhideWhenUsed="0" w:uiPriority="65" w:semiHidden="0" w:name="Medium List 1 Accent 6"/>
-    <w:lsdException w:unhideWhenUsed="0" w:uiPriority="66" w:semiHidden="0" w:name="Medium List 2 Accent 6"/>
-    <w:lsdException w:unhideWhenUsed="0" w:uiPriority="67" w:semiHidden="0" w:name="Medium Grid 1 Accent 6"/>
-    <w:lsdException w:unhideWhenUsed="0" w:uiPriority="68" w:semiHidden="0" w:name="Medium Grid 2 Accent 6"/>
-    <w:lsdException w:unhideWhenUsed="0" w:uiPriority="69" w:semiHidden="0" w:name="Medium Grid 3 Accent 6"/>
-    <w:lsdException w:unhideWhenUsed="0" w:uiPriority="70" w:semiHidden="0" w:name="Dark List Accent 6"/>
-    <w:lsdException w:unhideWhenUsed="0" w:uiPriority="71" w:semiHidden="0" w:name="Colorful Shading Accent 6"/>
-    <w:lsdException w:unhideWhenUsed="0" w:uiPriority="72" w:semiHidden="0" w:name="Colorful List Accent 6"/>
-    <w:lsdException w:unhideWhenUsed="0" w:uiPriority="73" w:semiHidden="0" w:name="Colorful Grid Accent 6"/>
+  <w:latentStyles w:defLockedState="0" w:defUIPriority="99" w:defSemiHidden="1" w:defUnhideWhenUsed="1" w:defQFormat="0" w:count="260">
+    <w:lsdException w:name="Normal" w:semiHidden="0" w:uiPriority="0" w:unhideWhenUsed="0" w:qFormat="1"/>
+    <w:lsdException w:name="heading 1" w:semiHidden="0" w:uiPriority="0" w:unhideWhenUsed="0" w:qFormat="1"/>
+    <w:lsdException w:name="heading 2" w:semiHidden="0" w:uiPriority="0" w:qFormat="1"/>
+    <w:lsdException w:name="heading 3" w:uiPriority="0" w:qFormat="1"/>
+    <w:lsdException w:name="heading 4" w:semiHidden="0" w:uiPriority="0" w:qFormat="1"/>
+    <w:lsdException w:name="heading 5" w:uiPriority="0" w:qFormat="1"/>
+    <w:lsdException w:name="heading 6" w:uiPriority="0" w:qFormat="1"/>
+    <w:lsdException w:name="heading 7" w:uiPriority="0" w:qFormat="1"/>
+    <w:lsdException w:name="heading 8" w:uiPriority="0" w:qFormat="1"/>
+    <w:lsdException w:name="heading 9" w:uiPriority="0" w:qFormat="1"/>
+    <w:lsdException w:name="index 1" w:semiHidden="0" w:uiPriority="0" w:unhideWhenUsed="0"/>
+    <w:lsdException w:name="index 2" w:semiHidden="0" w:uiPriority="0" w:unhideWhenUsed="0"/>
+    <w:lsdException w:name="index 3" w:semiHidden="0" w:uiPriority="0" w:unhideWhenUsed="0"/>
+    <w:lsdException w:name="index 4" w:semiHidden="0" w:uiPriority="0" w:unhideWhenUsed="0"/>
+    <w:lsdException w:name="index 5" w:semiHidden="0" w:uiPriority="0" w:unhideWhenUsed="0"/>
+    <w:lsdException w:name="index 6" w:semiHidden="0" w:uiPriority="0" w:unhideWhenUsed="0"/>
+    <w:lsdException w:name="index 7" w:semiHidden="0" w:uiPriority="0" w:unhideWhenUsed="0"/>
+    <w:lsdException w:name="index 8" w:semiHidden="0" w:uiPriority="0" w:unhideWhenUsed="0"/>
+    <w:lsdException w:name="index 9" w:semiHidden="0" w:uiPriority="0" w:unhideWhenUsed="0"/>
+    <w:lsdException w:name="toc 1" w:semiHidden="0" w:uiPriority="0" w:unhideWhenUsed="0" w:qFormat="1"/>
+    <w:lsdException w:name="toc 2" w:semiHidden="0" w:uiPriority="0" w:unhideWhenUsed="0" w:qFormat="1"/>
+    <w:lsdException w:name="toc 3" w:semiHidden="0" w:uiPriority="0" w:unhideWhenUsed="0" w:qFormat="1"/>
+    <w:lsdException w:name="toc 4" w:semiHidden="0" w:uiPriority="0" w:unhideWhenUsed="0"/>
+    <w:lsdException w:name="toc 5" w:semiHidden="0" w:uiPriority="0" w:unhideWhenUsed="0"/>
+    <w:lsdException w:name="toc 6" w:semiHidden="0" w:uiPriority="0" w:unhideWhenUsed="0"/>
+    <w:lsdException w:name="toc 7" w:semiHidden="0" w:uiPriority="0" w:unhideWhenUsed="0"/>
+    <w:lsdException w:name="toc 8" w:semiHidden="0" w:uiPriority="0" w:unhideWhenUsed="0"/>
+    <w:lsdException w:name="toc 9" w:semiHidden="0" w:uiPriority="0" w:unhideWhenUsed="0"/>
+    <w:lsdException w:name="Normal Indent" w:semiHidden="0" w:uiPriority="0" w:unhideWhenUsed="0"/>
+    <w:lsdException w:name="footnote text" w:semiHidden="0" w:uiPriority="0" w:unhideWhenUsed="0"/>
+    <w:lsdException w:name="annotation text" w:semiHidden="0" w:uiPriority="0" w:unhideWhenUsed="0" w:qFormat="1"/>
+    <w:lsdException w:name="header" w:semiHidden="0" w:uiPriority="0" w:unhideWhenUsed="0" w:qFormat="1"/>
+    <w:lsdException w:name="footer" w:semiHidden="0" w:uiPriority="0" w:unhideWhenUsed="0" w:qFormat="1"/>
+    <w:lsdException w:name="index heading" w:semiHidden="0" w:uiPriority="0" w:unhideWhenUsed="0"/>
+    <w:lsdException w:name="caption" w:uiPriority="0" w:qFormat="1"/>
+    <w:lsdException w:name="table of figures" w:semiHidden="0" w:uiPriority="0" w:unhideWhenUsed="0"/>
+    <w:lsdException w:name="envelope address" w:semiHidden="0" w:uiPriority="0" w:unhideWhenUsed="0"/>
+    <w:lsdException w:name="envelope return" w:semiHidden="0" w:uiPriority="0" w:unhideWhenUsed="0"/>
+    <w:lsdException w:name="footnote reference" w:semiHidden="0" w:uiPriority="0" w:unhideWhenUsed="0"/>
+    <w:lsdException w:name="annotation reference" w:semiHidden="0" w:uiPriority="0" w:unhideWhenUsed="0"/>
+    <w:lsdException w:name="line number" w:semiHidden="0" w:uiPriority="0" w:unhideWhenUsed="0"/>
+    <w:lsdException w:name="page number" w:semiHidden="0" w:uiPriority="0" w:unhideWhenUsed="0"/>
+    <w:lsdException w:name="endnote reference" w:semiHidden="0" w:uiPriority="0" w:unhideWhenUsed="0"/>
+    <w:lsdException w:name="endnote text" w:semiHidden="0" w:uiPriority="0" w:unhideWhenUsed="0"/>
+    <w:lsdException w:name="table of authorities" w:semiHidden="0" w:uiPriority="0" w:unhideWhenUsed="0"/>
+    <w:lsdException w:name="macro" w:semiHidden="0" w:uiPriority="0" w:unhideWhenUsed="0"/>
+    <w:lsdException w:name="toa heading" w:semiHidden="0" w:uiPriority="0" w:unhideWhenUsed="0"/>
+    <w:lsdException w:name="List" w:semiHidden="0" w:uiPriority="0" w:unhideWhenUsed="0"/>
+    <w:lsdException w:name="List Bullet" w:semiHidden="0" w:uiPriority="0" w:unhideWhenUsed="0"/>
+    <w:lsdException w:name="List Number" w:semiHidden="0" w:uiPriority="0" w:unhideWhenUsed="0"/>
+    <w:lsdException w:name="List 2" w:semiHidden="0" w:uiPriority="0" w:unhideWhenUsed="0"/>
+    <w:lsdException w:name="List 3" w:semiHidden="0" w:uiPriority="0" w:unhideWhenUsed="0"/>
+    <w:lsdException w:name="List 4" w:semiHidden="0" w:uiPriority="0" w:unhideWhenUsed="0"/>
+    <w:lsdException w:name="List 5" w:semiHidden="0" w:uiPriority="0" w:unhideWhenUsed="0"/>
+    <w:lsdException w:name="List Bullet 2" w:semiHidden="0" w:uiPriority="0" w:unhideWhenUsed="0"/>
+    <w:lsdException w:name="List Bullet 3" w:semiHidden="0" w:uiPriority="0" w:unhideWhenUsed="0"/>
+    <w:lsdException w:name="List Bullet 4" w:semiHidden="0" w:uiPriority="0" w:unhideWhenUsed="0"/>
+    <w:lsdException w:name="List Bullet 5" w:semiHidden="0" w:uiPriority="0" w:unhideWhenUsed="0"/>
+    <w:lsdException w:name="List Number 2" w:semiHidden="0" w:uiPriority="0" w:unhideWhenUsed="0"/>
+    <w:lsdException w:name="List Number 3" w:semiHidden="0" w:uiPriority="0" w:unhideWhenUsed="0"/>
+    <w:lsdException w:name="List Number 4" w:semiHidden="0" w:uiPriority="0" w:unhideWhenUsed="0"/>
+    <w:lsdException w:name="List Number 5" w:semiHidden="0" w:uiPriority="0" w:unhideWhenUsed="0"/>
+    <w:lsdException w:name="Title" w:semiHidden="0" w:uiPriority="0" w:unhideWhenUsed="0" w:qFormat="1"/>
+    <w:lsdException w:name="Closing" w:semiHidden="0" w:uiPriority="0" w:unhideWhenUsed="0"/>
+    <w:lsdException w:name="Signature" w:semiHidden="0" w:uiPriority="0" w:unhideWhenUsed="0"/>
+    <w:lsdException w:name="Default Paragraph Font" w:uiPriority="0" w:unhideWhenUsed="0" w:qFormat="1"/>
+    <w:lsdException w:name="Body Text" w:uiPriority="0" w:unhideWhenUsed="0" w:qFormat="1"/>
+    <w:lsdException w:name="Body Text Indent" w:semiHidden="0" w:uiPriority="0" w:unhideWhenUsed="0"/>
+    <w:lsdException w:name="List Continue" w:semiHidden="0" w:uiPriority="0" w:unhideWhenUsed="0"/>
+    <w:lsdException w:name="List Continue 2" w:semiHidden="0" w:uiPriority="0" w:unhideWhenUsed="0"/>
+    <w:lsdException w:name="List Continue 3" w:semiHidden="0" w:uiPriority="0" w:unhideWhenUsed="0"/>
+    <w:lsdException w:name="List Continue 4" w:semiHidden="0" w:uiPriority="0" w:unhideWhenUsed="0"/>
+    <w:lsdException w:name="List Continue 5" w:semiHidden="0" w:uiPriority="0" w:unhideWhenUsed="0"/>
+    <w:lsdException w:name="Message Header" w:semiHidden="0" w:uiPriority="0" w:unhideWhenUsed="0"/>
+    <w:lsdException w:name="Subtitle" w:semiHidden="0" w:uiPriority="0" w:unhideWhenUsed="0" w:qFormat="1"/>
+    <w:lsdException w:name="Salutation" w:semiHidden="0" w:uiPriority="0" w:unhideWhenUsed="0"/>
+    <w:lsdException w:name="Date" w:semiHidden="0" w:uiPriority="0" w:unhideWhenUsed="0"/>
+    <w:lsdException w:name="Body Text First Indent" w:semiHidden="0" w:uiPriority="0" w:unhideWhenUsed="0"/>
+    <w:lsdException w:name="Body Text First Indent 2" w:semiHidden="0" w:uiPriority="0" w:unhideWhenUsed="0"/>
+    <w:lsdException w:name="Body Text 2" w:semiHidden="0" w:uiPriority="0" w:unhideWhenUsed="0"/>
+    <w:lsdException w:name="Body Text 3" w:semiHidden="0" w:uiPriority="0" w:unhideWhenUsed="0"/>
+    <w:lsdException w:name="Body Text Indent 2" w:semiHidden="0" w:uiPriority="0" w:unhideWhenUsed="0"/>
+    <w:lsdException w:name="Body Text Indent 3" w:semiHidden="0" w:uiPriority="0" w:unhideWhenUsed="0"/>
+    <w:lsdException w:name="Block Text" w:semiHidden="0" w:uiPriority="0" w:unhideWhenUsed="0"/>
+    <w:lsdException w:name="Hyperlink" w:semiHidden="0" w:uiPriority="0" w:unhideWhenUsed="0"/>
+    <w:lsdException w:name="FollowedHyperlink" w:semiHidden="0" w:uiPriority="0" w:unhideWhenUsed="0"/>
+    <w:lsdException w:name="Strong" w:semiHidden="0" w:uiPriority="0" w:unhideWhenUsed="0" w:qFormat="1"/>
+    <w:lsdException w:name="Emphasis" w:semiHidden="0" w:uiPriority="0" w:unhideWhenUsed="0" w:qFormat="1"/>
+    <w:lsdException w:name="Document Map" w:semiHidden="0" w:uiPriority="0" w:unhideWhenUsed="0"/>
+    <w:lsdException w:name="Plain Text" w:semiHidden="0" w:uiPriority="0" w:unhideWhenUsed="0"/>
+    <w:lsdException w:name="E-mail Signature" w:semiHidden="0" w:uiPriority="0" w:unhideWhenUsed="0"/>
+    <w:lsdException w:name="Normal (Web)" w:semiHidden="0" w:uiPriority="0" w:unhideWhenUsed="0" w:qFormat="1"/>
+    <w:lsdException w:name="HTML Acronym" w:semiHidden="0" w:uiPriority="0" w:unhideWhenUsed="0"/>
+    <w:lsdException w:name="HTML Address" w:semiHidden="0" w:uiPriority="0" w:unhideWhenUsed="0"/>
+    <w:lsdException w:name="HTML Cite" w:semiHidden="0" w:uiPriority="0" w:unhideWhenUsed="0"/>
+    <w:lsdException w:name="HTML Code" w:semiHidden="0" w:uiPriority="0" w:unhideWhenUsed="0"/>
+    <w:lsdException w:name="HTML Definition" w:semiHidden="0" w:uiPriority="0" w:unhideWhenUsed="0"/>
+    <w:lsdException w:name="HTML Keyboard" w:semiHidden="0" w:uiPriority="0" w:unhideWhenUsed="0"/>
+    <w:lsdException w:name="HTML Preformatted" w:semiHidden="0" w:uiPriority="0" w:unhideWhenUsed="0"/>
+    <w:lsdException w:name="HTML Sample" w:semiHidden="0" w:uiPriority="0" w:unhideWhenUsed="0"/>
+    <w:lsdException w:name="HTML Typewriter" w:semiHidden="0" w:uiPriority="0" w:unhideWhenUsed="0"/>
+    <w:lsdException w:name="HTML Variable" w:semiHidden="0" w:uiPriority="0" w:unhideWhenUsed="0"/>
+    <w:lsdException w:name="Normal Table" w:uiPriority="0" w:unhideWhenUsed="0" w:qFormat="1"/>
+    <w:lsdException w:name="annotation subject" w:semiHidden="0" w:uiPriority="0" w:unhideWhenUsed="0"/>
+    <w:lsdException w:name="Table Simple 1" w:semiHidden="0" w:uiPriority="0" w:unhideWhenUsed="0"/>
+    <w:lsdException w:name="Table Simple 2" w:semiHidden="0" w:uiPriority="0" w:unhideWhenUsed="0"/>
+    <w:lsdException w:name="Table Simple 3" w:semiHidden="0" w:uiPriority="0" w:unhideWhenUsed="0"/>
+    <w:lsdException w:name="Table Classic 1" w:semiHidden="0" w:uiPriority="0" w:unhideWhenUsed="0"/>
+    <w:lsdException w:name="Table Classic 2" w:semiHidden="0" w:uiPriority="0" w:unhideWhenUsed="0"/>
+    <w:lsdException w:name="Table Classic 3" w:semiHidden="0" w:uiPriority="0" w:unhideWhenUsed="0"/>
+    <w:lsdException w:name="Table Classic 4" w:semiHidden="0" w:uiPriority="0" w:unhideWhenUsed="0"/>
+    <w:lsdException w:name="Table Colorful 1" w:semiHidden="0" w:uiPriority="0" w:unhideWhenUsed="0"/>
+    <w:lsdException w:name="Table Colorful 2" w:semiHidden="0" w:uiPriority="0" w:unhideWhenUsed="0"/>
+    <w:lsdException w:name="Table Colorful 3" w:semiHidden="0" w:uiPriority="0" w:unhideWhenUsed="0"/>
+    <w:lsdException w:name="Table Columns 1" w:semiHidden="0" w:uiPriority="0" w:unhideWhenUsed="0"/>
+    <w:lsdException w:name="Table Columns 2" w:semiHidden="0" w:uiPriority="0" w:unhideWhenUsed="0"/>
+    <w:lsdException w:name="Table Columns 3" w:semiHidden="0" w:uiPriority="0" w:unhideWhenUsed="0"/>
+    <w:lsdException w:name="Table Columns 4" w:semiHidden="0" w:uiPriority="0" w:unhideWhenUsed="0"/>
+    <w:lsdException w:name="Table Columns 5" w:semiHidden="0" w:uiPriority="0" w:unhideWhenUsed="0"/>
+    <w:lsdException w:name="Table Grid 1" w:semiHidden="0" w:uiPriority="0" w:unhideWhenUsed="0"/>
+    <w:lsdException w:name="Table Grid 2" w:semiHidden="0" w:uiPriority="0" w:unhideWhenUsed="0"/>
+    <w:lsdException w:name="Table Grid 3" w:semiHidden="0" w:uiPriority="0" w:unhideWhenUsed="0"/>
+    <w:lsdException w:name="Table Grid 4" w:semiHidden="0" w:uiPriority="0" w:unhideWhenUsed="0"/>
+    <w:lsdException w:name="Table Grid 5" w:semiHidden="0" w:uiPriority="0" w:unhideWhenUsed="0"/>
+    <w:lsdException w:name="Table Grid 6" w:semiHidden="0" w:uiPriority="0" w:unhideWhenUsed="0"/>
+    <w:lsdException w:name="Table Grid 7" w:semiHidden="0" w:uiPriority="0" w:unhideWhenUsed="0"/>
+    <w:lsdException w:name="Table Grid 8" w:semiHidden="0" w:uiPriority="0" w:unhideWhenUsed="0"/>
+    <w:lsdException w:name="Table List 1" w:semiHidden="0" w:uiPriority="0" w:unhideWhenUsed="0"/>
+    <w:lsdException w:name="Table List 2" w:semiHidden="0" w:uiPriority="0" w:unhideWhenUsed="0"/>
+    <w:lsdException w:name="Table List 3" w:semiHidden="0" w:uiPriority="0" w:unhideWhenUsed="0"/>
+    <w:lsdException w:name="Table List 4" w:semiHidden="0" w:uiPriority="0" w:unhideWhenUsed="0"/>
+    <w:lsdException w:name="Table List 5" w:semiHidden="0" w:uiPriority="0" w:unhideWhenUsed="0"/>
+    <w:lsdException w:name="Table List 6" w:semiHidden="0" w:uiPriority="0" w:unhideWhenUsed="0"/>
+    <w:lsdException w:name="Table List 7" w:semiHidden="0" w:uiPriority="0" w:unhideWhenUsed="0"/>
+    <w:lsdException w:name="Table List 8" w:semiHidden="0" w:uiPriority="0" w:unhideWhenUsed="0"/>
+    <w:lsdException w:name="Table 3D effects 1" w:semiHidden="0" w:uiPriority="0" w:unhideWhenUsed="0"/>
+    <w:lsdException w:name="Table 3D effects 2" w:semiHidden="0" w:uiPriority="0" w:unhideWhenUsed="0"/>
+    <w:lsdException w:name="Table 3D effects 3" w:semiHidden="0" w:uiPriority="0" w:unhideWhenUsed="0"/>
+    <w:lsdException w:name="Table Contemporary" w:semiHidden="0" w:uiPriority="0" w:unhideWhenUsed="0"/>
+    <w:lsdException w:name="Table Elegant" w:semiHidden="0" w:uiPriority="0" w:unhideWhenUsed="0"/>
+    <w:lsdException w:name="Table Professional" w:semiHidden="0" w:uiPriority="0" w:unhideWhenUsed="0"/>
+    <w:lsdException w:name="Table Subtle 1" w:semiHidden="0" w:uiPriority="0" w:unhideWhenUsed="0"/>
+    <w:lsdException w:name="Table Subtle 2" w:semiHidden="0" w:uiPriority="0" w:unhideWhenUsed="0"/>
+    <w:lsdException w:name="Table Web 1" w:semiHidden="0" w:uiPriority="0" w:unhideWhenUsed="0"/>
+    <w:lsdException w:name="Table Web 2" w:semiHidden="0" w:uiPriority="0" w:unhideWhenUsed="0"/>
+    <w:lsdException w:name="Table Web 3" w:semiHidden="0" w:uiPriority="0" w:unhideWhenUsed="0"/>
+    <w:lsdException w:name="Balloon Text" w:semiHidden="0" w:uiPriority="0" w:unhideWhenUsed="0"/>
+    <w:lsdException w:name="Table Grid" w:semiHidden="0" w:uiPriority="0" w:unhideWhenUsed="0" w:qFormat="1"/>
+    <w:lsdException w:name="Table Theme" w:semiHidden="0" w:uiPriority="0" w:unhideWhenUsed="0"/>
+    <w:lsdException w:name="Light Shading" w:semiHidden="0" w:uiPriority="60" w:unhideWhenUsed="0"/>
+    <w:lsdException w:name="Light List" w:semiHidden="0" w:uiPriority="61" w:unhideWhenUsed="0"/>
+    <w:lsdException w:name="Light Grid" w:semiHidden="0" w:uiPriority="62" w:unhideWhenUsed="0"/>
+    <w:lsdException w:name="Medium Shading 1" w:semiHidden="0" w:uiPriority="63" w:unhideWhenUsed="0"/>
+    <w:lsdException w:name="Medium Shading 2" w:semiHidden="0" w:uiPriority="64" w:unhideWhenUsed="0"/>
+    <w:lsdException w:name="Medium List 1" w:semiHidden="0" w:uiPriority="65" w:unhideWhenUsed="0"/>
+    <w:lsdException w:name="Medium List 2" w:semiHidden="0" w:uiPriority="66" w:unhideWhenUsed="0"/>
+    <w:lsdException w:name="Medium Grid 1" w:semiHidden="0" w:uiPriority="67" w:unhideWhenUsed="0"/>
+    <w:lsdException w:name="Medium Grid 2" w:semiHidden="0" w:uiPriority="68" w:unhideWhenUsed="0"/>
+    <w:lsdException w:name="Medium Grid 3" w:semiHidden="0" w:uiPriority="69" w:unhideWhenUsed="0"/>
+    <w:lsdException w:name="Dark List" w:semiHidden="0" w:uiPriority="70" w:unhideWhenUsed="0"/>
+    <w:lsdException w:name="Colorful Shading" w:semiHidden="0" w:uiPriority="71" w:unhideWhenUsed="0"/>
+    <w:lsdException w:name="Colorful List" w:semiHidden="0" w:uiPriority="72" w:unhideWhenUsed="0"/>
+    <w:lsdException w:name="Colorful Grid" w:semiHidden="0" w:uiPriority="73" w:unhideWhenUsed="0"/>
+    <w:lsdException w:name="Light Shading Accent 1" w:semiHidden="0" w:uiPriority="60" w:unhideWhenUsed="0"/>
+    <w:lsdException w:name="Light List Accent 1" w:semiHidden="0" w:uiPriority="61" w:unhideWhenUsed="0"/>
+    <w:lsdException w:name="Light Grid Accent 1" w:semiHidden="0" w:uiPriority="62" w:unhideWhenUsed="0"/>
+    <w:lsdException w:name="Medium Shading 1 Accent 1" w:semiHidden="0" w:uiPriority="63" w:unhideWhenUsed="0"/>
+    <w:lsdException w:name="Medium Shading 2 Accent 1" w:semiHidden="0" w:uiPriority="64" w:unhideWhenUsed="0"/>
+    <w:lsdException w:name="Medium List 1 Accent 1" w:semiHidden="0" w:uiPriority="65" w:unhideWhenUsed="0"/>
+    <w:lsdException w:name="Medium List 2 Accent 1" w:semiHidden="0" w:uiPriority="66" w:unhideWhenUsed="0"/>
+    <w:lsdException w:name="Medium Grid 1 Accent 1" w:semiHidden="0" w:uiPriority="67" w:unhideWhenUsed="0"/>
+    <w:lsdException w:name="Medium Grid 2 Accent 1" w:semiHidden="0" w:uiPriority="68" w:unhideWhenUsed="0"/>
+    <w:lsdException w:name="Medium Grid 3 Accent 1" w:semiHidden="0" w:uiPriority="69" w:unhideWhenUsed="0"/>
+    <w:lsdException w:name="Dark List Accent 1" w:semiHidden="0" w:uiPriority="70" w:unhideWhenUsed="0"/>
+    <w:lsdException w:name="Colorful Shading Accent 1" w:semiHidden="0" w:uiPriority="71" w:unhideWhenUsed="0"/>
+    <w:lsdException w:name="Colorful List Accent 1" w:semiHidden="0" w:uiPriority="72" w:unhideWhenUsed="0"/>
+    <w:lsdException w:name="Colorful Grid Accent 1" w:semiHidden="0" w:uiPriority="73" w:unhideWhenUsed="0"/>
+    <w:lsdException w:name="Light Shading Accent 2" w:semiHidden="0" w:uiPriority="60" w:unhideWhenUsed="0"/>
+    <w:lsdException w:name="Light List Accent 2" w:semiHidden="0" w:uiPriority="61" w:unhideWhenUsed="0"/>
+    <w:lsdException w:name="Light Grid Accent 2" w:semiHidden="0" w:uiPriority="62" w:unhideWhenUsed="0"/>
+    <w:lsdException w:name="Medium Shading 1 Accent 2" w:semiHidden="0" w:uiPriority="63" w:unhideWhenUsed="0"/>
+    <w:lsdException w:name="Medium Shading 2 Accent 2" w:semiHidden="0" w:uiPriority="64" w:unhideWhenUsed="0"/>
+    <w:lsdException w:name="Medium List 1 Accent 2" w:semiHidden="0" w:uiPriority="65" w:unhideWhenUsed="0"/>
+    <w:lsdException w:name="Medium List 2 Accent 2" w:semiHidden="0" w:uiPriority="66" w:unhideWhenUsed="0"/>
+    <w:lsdException w:name="Medium Grid 1 Accent 2" w:semiHidden="0" w:uiPriority="67" w:unhideWhenUsed="0"/>
+    <w:lsdException w:name="Medium Grid 2 Accent 2" w:semiHidden="0" w:uiPriority="68" w:unhideWhenUsed="0"/>
+    <w:lsdException w:name="Medium Grid 3 Accent 2" w:semiHidden="0" w:uiPriority="69" w:unhideWhenUsed="0"/>
+    <w:lsdException w:name="Dark List Accent 2" w:semiHidden="0" w:uiPriority="70" w:unhideWhenUsed="0"/>
+    <w:lsdException w:name="Colorful Shading Accent 2" w:semiHidden="0" w:uiPriority="71" w:unhideWhenUsed="0"/>
+    <w:lsdException w:name="Colorful List Accent 2" w:semiHidden="0" w:uiPriority="72" w:unhideWhenUsed="0"/>
+    <w:lsdException w:name="Colorful Grid Accent 2" w:semiHidden="0" w:uiPriority="73" w:unhideWhenUsed="0"/>
+    <w:lsdException w:name="Light Shading Accent 3" w:semiHidden="0" w:uiPriority="60" w:unhideWhenUsed="0"/>
+    <w:lsdException w:name="Light List Accent 3" w:semiHidden="0" w:uiPriority="61" w:unhideWhenUsed="0"/>
+    <w:lsdException w:name="Light Grid Accent 3" w:semiHidden="0" w:uiPriority="62" w:unhideWhenUsed="0"/>
+    <w:lsdException w:name="Medium Shading 1 Accent 3" w:semiHidden="0" w:uiPriority="63" w:unhideWhenUsed="0"/>
+    <w:lsdException w:name="Medium Shading 2 Accent 3" w:semiHidden="0" w:uiPriority="64" w:unhideWhenUsed="0"/>
+    <w:lsdException w:name="Medium List 1 Accent 3" w:semiHidden="0" w:uiPriority="65" w:unhideWhenUsed="0"/>
+    <w:lsdException w:name="Medium List 2 Accent 3" w:semiHidden="0" w:uiPriority="66" w:unhideWhenUsed="0"/>
+    <w:lsdException w:name="Medium Grid 1 Accent 3" w:semiHidden="0" w:uiPriority="67" w:unhideWhenUsed="0"/>
+    <w:lsdException w:name="Medium Grid 2 Accent 3" w:semiHidden="0" w:uiPriority="68" w:unhideWhenUsed="0"/>
+    <w:lsdException w:name="Medium Grid 3 Accent 3" w:semiHidden="0" w:uiPriority="69" w:unhideWhenUsed="0"/>
+    <w:lsdException w:name="Dark List Accent 3" w:semiHidden="0" w:uiPriority="70" w:unhideWhenUsed="0"/>
+    <w:lsdException w:name="Colorful Shading Accent 3" w:semiHidden="0" w:uiPriority="71" w:unhideWhenUsed="0"/>
+    <w:lsdException w:name="Colorful List Accent 3" w:semiHidden="0" w:uiPriority="72" w:unhideWhenUsed="0"/>
+    <w:lsdException w:name="Colorful Grid Accent 3" w:semiHidden="0" w:uiPriority="73" w:unhideWhenUsed="0"/>
+    <w:lsdException w:name="Light Shading Accent 4" w:semiHidden="0" w:uiPriority="60" w:unhideWhenUsed="0"/>
+    <w:lsdException w:name="Light List Accent 4" w:semiHidden="0" w:uiPriority="61" w:unhideWhenUsed="0"/>
+    <w:lsdException w:name="Light Grid Accent 4" w:semiHidden="0" w:uiPriority="62" w:unhideWhenUsed="0"/>
+    <w:lsdException w:name="Medium Shading 1 Accent 4" w:semiHidden="0" w:uiPriority="63" w:unhideWhenUsed="0"/>
+    <w:lsdException w:name="Medium Shading 2 Accent 4" w:semiHidden="0" w:uiPriority="64" w:unhideWhenUsed="0"/>
+    <w:lsdException w:name="Medium List 1 Accent 4" w:semiHidden="0" w:uiPriority="65" w:unhideWhenUsed="0"/>
+    <w:lsdException w:name="Medium List 2 Accent 4" w:semiHidden="0" w:uiPriority="66" w:unhideWhenUsed="0"/>
+    <w:lsdException w:name="Medium Grid 1 Accent 4" w:semiHidden="0" w:uiPriority="67" w:unhideWhenUsed="0"/>
+    <w:lsdException w:name="Medium Grid 2 Accent 4" w:semiHidden="0" w:uiPriority="68" w:unhideWhenUsed="0"/>
+    <w:lsdException w:name="Medium Grid 3 Accent 4" w:semiHidden="0" w:uiPriority="69" w:unhideWhenUsed="0"/>
+    <w:lsdException w:name="Dark List Accent 4" w:semiHidden="0" w:uiPriority="70" w:unhideWhenUsed="0"/>
+    <w:lsdException w:name="Colorful Shading Accent 4" w:semiHidden="0" w:uiPriority="71" w:unhideWhenUsed="0"/>
+    <w:lsdException w:name="Colorful List Accent 4" w:semiHidden="0" w:uiPriority="72" w:unhideWhenUsed="0"/>
+    <w:lsdException w:name="Colorful Grid Accent 4" w:semiHidden="0" w:uiPriority="73" w:unhideWhenUsed="0"/>
+    <w:lsdException w:name="Light Shading Accent 5" w:semiHidden="0" w:uiPriority="60" w:unhideWhenUsed="0"/>
+    <w:lsdException w:name="Light List Accent 5" w:semiHidden="0" w:uiPriority="61" w:unhideWhenUsed="0"/>
+    <w:lsdException w:name="Light Grid Accent 5" w:semiHidden="0" w:uiPriority="62" w:unhideWhenUsed="0"/>
+    <w:lsdException w:name="Medium Shading 1 Accent 5" w:semiHidden="0" w:uiPriority="63" w:unhideWhenUsed="0"/>
+    <w:lsdException w:name="Medium Shading 2 Accent 5" w:semiHidden="0" w:uiPriority="64" w:unhideWhenUsed="0"/>
+    <w:lsdException w:name="Medium List 1 Accent 5" w:semiHidden="0" w:uiPriority="65" w:unhideWhenUsed="0"/>
+    <w:lsdException w:name="Medium List 2 Accent 5" w:semiHidden="0" w:uiPriority="66" w:unhideWhenUsed="0"/>
+    <w:lsdException w:name="Medium Grid 1 Accent 5" w:semiHidden="0" w:uiPriority="67" w:unhideWhenUsed="0"/>
+    <w:lsdException w:name="Medium Grid 2 Accent 5" w:semiHidden="0" w:uiPriority="68" w:unhideWhenUsed="0"/>
+    <w:lsdException w:name="Medium Grid 3 Accent 5" w:semiHidden="0" w:uiPriority="69" w:unhideWhenUsed="0"/>
+    <w:lsdException w:name="Dark List Accent 5" w:semiHidden="0" w:uiPriority="70" w:unhideWhenUsed="0"/>
+    <w:lsdException w:name="Colorful Shading Accent 5" w:semiHidden="0" w:uiPriority="71" w:unhideWhenUsed="0"/>
+    <w:lsdException w:name="Colorful List Accent 5" w:semiHidden="0" w:uiPriority="72" w:unhideWhenUsed="0"/>
+    <w:lsdException w:name="Colorful Grid Accent 5" w:semiHidden="0" w:uiPriority="73" w:unhideWhenUsed="0"/>
+    <w:lsdException w:name="Light Shading Accent 6" w:semiHidden="0" w:uiPriority="60" w:unhideWhenUsed="0"/>
+    <w:lsdException w:name="Light List Accent 6" w:semiHidden="0" w:uiPriority="61" w:unhideWhenUsed="0"/>
+    <w:lsdException w:name="Light Grid Accent 6" w:semiHidden="0" w:uiPriority="62" w:unhideWhenUsed="0"/>
+    <w:lsdException w:name="Medium Shading 1 Accent 6" w:semiHidden="0" w:uiPriority="63" w:unhideWhenUsed="0"/>
+    <w:lsdException w:name="Medium Shading 2 Accent 6" w:semiHidden="0" w:uiPriority="64" w:unhideWhenUsed="0"/>
+    <w:lsdException w:name="Medium List 1 Accent 6" w:semiHidden="0" w:uiPriority="65" w:unhideWhenUsed="0"/>
+    <w:lsdException w:name="Medium List 2 Accent 6" w:semiHidden="0" w:uiPriority="66" w:unhideWhenUsed="0"/>
+    <w:lsdException w:name="Medium Grid 1 Accent 6" w:semiHidden="0" w:uiPriority="67" w:unhideWhenUsed="0"/>
+    <w:lsdException w:name="Medium Grid 2 Accent 6" w:semiHidden="0" w:uiPriority="68" w:unhideWhenUsed="0"/>
+    <w:lsdException w:name="Medium Grid 3 Accent 6" w:semiHidden="0" w:uiPriority="69" w:unhideWhenUsed="0"/>
+    <w:lsdException w:name="Dark List Accent 6" w:semiHidden="0" w:uiPriority="70" w:unhideWhenUsed="0"/>
+    <w:lsdException w:name="Colorful Shading Accent 6" w:semiHidden="0" w:uiPriority="71" w:unhideWhenUsed="0"/>
+    <w:lsdException w:name="Colorful List Accent 6" w:semiHidden="0" w:uiPriority="72" w:unhideWhenUsed="0"/>
+    <w:lsdException w:name="Colorful Grid Accent 6" w:semiHidden="0" w:uiPriority="73" w:unhideWhenUsed="0"/>
   </w:latentStyles>
-  <w:style w:type="paragraph" w:default="1" w:styleId="1">
+  <w:style w:type="paragraph" w:default="1" w:styleId="Normal">
     <w:name w:val="Normal"/>
     <w:qFormat/>
-    <w:uiPriority w:val="0"/>
     <w:pPr>
       <w:kinsoku w:val="0"/>
       <w:autoSpaceDE w:val="0"/>
@@ -6907,7 +6684,7 @@
       <w:textAlignment w:val="baseline"/>
     </w:pPr>
     <w:rPr>
-      <w:rFonts w:ascii="Arial" w:hAnsi="Arial" w:eastAsia="宋体" w:cs="Arial"/>
+      <w:rFonts w:ascii="Arial" w:eastAsia="宋体" w:hAnsi="Arial" w:cs="Arial"/>
       <w:snapToGrid w:val="0"/>
       <w:color w:val="000000"/>
       <w:kern w:val="0"/>
@@ -6916,12 +6693,11 @@
       <w:lang w:val="en-US" w:eastAsia="en-US" w:bidi="ar-SA"/>
     </w:rPr>
   </w:style>
-  <w:style w:type="paragraph" w:styleId="2">
+  <w:style w:type="paragraph" w:styleId="Heading1">
     <w:name w:val="heading 1"/>
-    <w:basedOn w:val="1"/>
-    <w:next w:val="1"/>
+    <w:basedOn w:val="Normal"/>
+    <w:next w:val="Normal"/>
     <w:qFormat/>
-    <w:uiPriority w:val="0"/>
     <w:pPr>
       <w:keepNext/>
       <w:keepLines/>
@@ -6939,13 +6715,12 @@
       <w:sz w:val="44"/>
     </w:rPr>
   </w:style>
-  <w:style w:type="paragraph" w:styleId="3">
+  <w:style w:type="paragraph" w:styleId="Heading2">
     <w:name w:val="heading 2"/>
-    <w:basedOn w:val="1"/>
-    <w:next w:val="1"/>
+    <w:basedOn w:val="Normal"/>
+    <w:next w:val="Normal"/>
     <w:unhideWhenUsed/>
     <w:qFormat/>
-    <w:uiPriority w:val="0"/>
     <w:pPr>
       <w:keepNext/>
       <w:keepLines/>
@@ -6958,19 +6733,18 @@
       <w:outlineLvl w:val="1"/>
     </w:pPr>
     <w:rPr>
-      <w:rFonts w:ascii="Arial" w:hAnsi="Arial" w:eastAsia="黑体"/>
+      <w:rFonts w:ascii="Arial" w:eastAsia="黑体" w:hAnsi="Arial"/>
       <w:b/>
       <w:sz w:val="32"/>
     </w:rPr>
   </w:style>
-  <w:style w:type="paragraph" w:styleId="4">
+  <w:style w:type="paragraph" w:styleId="Heading3">
     <w:name w:val="heading 3"/>
-    <w:basedOn w:val="1"/>
-    <w:next w:val="1"/>
+    <w:basedOn w:val="Normal"/>
+    <w:next w:val="Normal"/>
     <w:semiHidden/>
     <w:unhideWhenUsed/>
     <w:qFormat/>
-    <w:uiPriority w:val="0"/>
     <w:pPr>
       <w:keepNext/>
       <w:keepLines/>
@@ -6987,13 +6761,12 @@
       <w:sz w:val="32"/>
     </w:rPr>
   </w:style>
-  <w:style w:type="paragraph" w:styleId="5">
+  <w:style w:type="paragraph" w:styleId="Heading4">
     <w:name w:val="heading 4"/>
-    <w:basedOn w:val="1"/>
-    <w:next w:val="1"/>
+    <w:basedOn w:val="Normal"/>
+    <w:next w:val="Normal"/>
     <w:unhideWhenUsed/>
     <w:qFormat/>
-    <w:uiPriority w:val="0"/>
     <w:pPr>
       <w:keepNext/>
       <w:keepLines/>
@@ -7006,19 +6779,18 @@
       <w:outlineLvl w:val="3"/>
     </w:pPr>
     <w:rPr>
-      <w:rFonts w:ascii="Arial" w:hAnsi="Arial" w:eastAsia="黑体"/>
+      <w:rFonts w:ascii="Arial" w:eastAsia="黑体" w:hAnsi="Arial"/>
       <w:b/>
       <w:sz w:val="28"/>
     </w:rPr>
   </w:style>
-  <w:style w:type="paragraph" w:styleId="6">
+  <w:style w:type="paragraph" w:styleId="Heading5">
     <w:name w:val="heading 5"/>
-    <w:basedOn w:val="1"/>
-    <w:next w:val="1"/>
+    <w:basedOn w:val="Normal"/>
+    <w:next w:val="Normal"/>
     <w:semiHidden/>
     <w:unhideWhenUsed/>
     <w:qFormat/>
-    <w:uiPriority w:val="0"/>
     <w:pPr>
       <w:keepNext/>
       <w:keepLines/>
@@ -7035,14 +6807,13 @@
       <w:sz w:val="28"/>
     </w:rPr>
   </w:style>
-  <w:style w:type="paragraph" w:styleId="7">
+  <w:style w:type="paragraph" w:styleId="Heading6">
     <w:name w:val="heading 6"/>
-    <w:basedOn w:val="1"/>
-    <w:next w:val="1"/>
+    <w:basedOn w:val="Normal"/>
+    <w:next w:val="Normal"/>
     <w:semiHidden/>
     <w:unhideWhenUsed/>
     <w:qFormat/>
-    <w:uiPriority w:val="0"/>
     <w:pPr>
       <w:keepNext/>
       <w:keepLines/>
@@ -7055,19 +6826,18 @@
       <w:outlineLvl w:val="5"/>
     </w:pPr>
     <w:rPr>
-      <w:rFonts w:ascii="Arial" w:hAnsi="Arial" w:eastAsia="黑体"/>
+      <w:rFonts w:ascii="Arial" w:eastAsia="黑体" w:hAnsi="Arial"/>
       <w:b/>
       <w:sz w:val="24"/>
     </w:rPr>
   </w:style>
-  <w:style w:type="paragraph" w:styleId="8">
+  <w:style w:type="paragraph" w:styleId="Heading7">
     <w:name w:val="heading 7"/>
-    <w:basedOn w:val="1"/>
-    <w:next w:val="1"/>
+    <w:basedOn w:val="Normal"/>
+    <w:next w:val="Normal"/>
     <w:semiHidden/>
     <w:unhideWhenUsed/>
     <w:qFormat/>
-    <w:uiPriority w:val="0"/>
     <w:pPr>
       <w:keepNext/>
       <w:keepLines/>
@@ -7084,14 +6854,13 @@
       <w:sz w:val="24"/>
     </w:rPr>
   </w:style>
-  <w:style w:type="paragraph" w:styleId="9">
+  <w:style w:type="paragraph" w:styleId="Heading8">
     <w:name w:val="heading 8"/>
-    <w:basedOn w:val="1"/>
-    <w:next w:val="1"/>
+    <w:basedOn w:val="Normal"/>
+    <w:next w:val="Normal"/>
     <w:semiHidden/>
     <w:unhideWhenUsed/>
     <w:qFormat/>
-    <w:uiPriority w:val="0"/>
     <w:pPr>
       <w:keepNext/>
       <w:keepLines/>
@@ -7104,18 +6873,17 @@
       <w:outlineLvl w:val="7"/>
     </w:pPr>
     <w:rPr>
-      <w:rFonts w:ascii="Arial" w:hAnsi="Arial" w:eastAsia="黑体"/>
+      <w:rFonts w:ascii="Arial" w:eastAsia="黑体" w:hAnsi="Arial"/>
       <w:sz w:val="24"/>
     </w:rPr>
   </w:style>
-  <w:style w:type="paragraph" w:styleId="10">
+  <w:style w:type="paragraph" w:styleId="Heading9">
     <w:name w:val="heading 9"/>
-    <w:basedOn w:val="1"/>
-    <w:next w:val="1"/>
+    <w:basedOn w:val="Normal"/>
+    <w:next w:val="Normal"/>
     <w:semiHidden/>
     <w:unhideWhenUsed/>
     <w:qFormat/>
-    <w:uiPriority w:val="0"/>
     <w:pPr>
       <w:keepNext/>
       <w:keepLines/>
@@ -7128,21 +6896,19 @@
       <w:outlineLvl w:val="8"/>
     </w:pPr>
     <w:rPr>
-      <w:rFonts w:ascii="Arial" w:hAnsi="Arial" w:eastAsia="黑体"/>
+      <w:rFonts w:ascii="Arial" w:eastAsia="黑体" w:hAnsi="Arial"/>
       <w:sz w:val="21"/>
     </w:rPr>
   </w:style>
-  <w:style w:type="character" w:default="1" w:styleId="22">
+  <w:style w:type="character" w:default="1" w:styleId="DefaultParagraphFont">
     <w:name w:val="Default Paragraph Font"/>
     <w:semiHidden/>
     <w:qFormat/>
-    <w:uiPriority w:val="0"/>
   </w:style>
-  <w:style w:type="table" w:default="1" w:styleId="20">
+  <w:style w:type="table" w:default="1" w:styleId="TableNormal">
     <w:name w:val="Normal Table"/>
     <w:semiHidden/>
     <w:qFormat/>
-    <w:uiPriority w:val="0"/>
     <w:tblPr>
       <w:tblCellMar>
         <w:top w:w="0" w:type="dxa"/>
@@ -7152,43 +6918,39 @@
       </w:tblCellMar>
     </w:tblPr>
   </w:style>
-  <w:style w:type="paragraph" w:styleId="11">
+  <w:style w:type="paragraph" w:styleId="CommentText">
     <w:name w:val="annotation text"/>
-    <w:basedOn w:val="1"/>
+    <w:basedOn w:val="Normal"/>
     <w:qFormat/>
-    <w:uiPriority w:val="0"/>
     <w:pPr>
       <w:jc w:val="left"/>
     </w:pPr>
   </w:style>
-  <w:style w:type="paragraph" w:styleId="12">
+  <w:style w:type="paragraph" w:styleId="BodyText">
     <w:name w:val="Body Text"/>
-    <w:basedOn w:val="1"/>
+    <w:basedOn w:val="Normal"/>
     <w:semiHidden/>
     <w:qFormat/>
-    <w:uiPriority w:val="0"/>
     <w:rPr>
-      <w:rFonts w:ascii="Arial" w:hAnsi="Arial" w:eastAsia="Arial" w:cs="Arial"/>
+      <w:rFonts w:ascii="Arial" w:eastAsia="Arial" w:hAnsi="Arial" w:cs="Arial"/>
       <w:sz w:val="21"/>
       <w:szCs w:val="21"/>
       <w:lang w:val="en-US" w:eastAsia="en-US" w:bidi="ar-SA"/>
     </w:rPr>
   </w:style>
-  <w:style w:type="paragraph" w:styleId="13">
+  <w:style w:type="paragraph" w:styleId="TOC3">
     <w:name w:val="toc 3"/>
-    <w:basedOn w:val="1"/>
-    <w:next w:val="1"/>
+    <w:basedOn w:val="Normal"/>
+    <w:next w:val="Normal"/>
     <w:qFormat/>
-    <w:uiPriority w:val="0"/>
     <w:pPr>
       <w:ind w:left="840" w:leftChars="400"/>
     </w:pPr>
   </w:style>
-  <w:style w:type="paragraph" w:styleId="14">
+  <w:style w:type="paragraph" w:styleId="Footer">
     <w:name w:val="footer"/>
-    <w:basedOn w:val="1"/>
+    <w:basedOn w:val="Normal"/>
     <w:qFormat/>
-    <w:uiPriority w:val="0"/>
     <w:pPr>
       <w:tabs>
         <w:tab w:val="center" w:pos="4153"/>
@@ -7201,17 +6963,16 @@
       <w:sz w:val="18"/>
     </w:rPr>
   </w:style>
-  <w:style w:type="paragraph" w:styleId="15">
+  <w:style w:type="paragraph" w:styleId="Header">
     <w:name w:val="header"/>
-    <w:basedOn w:val="1"/>
+    <w:basedOn w:val="Normal"/>
     <w:qFormat/>
-    <w:uiPriority w:val="0"/>
     <w:pPr>
       <w:pBdr>
-        <w:top w:val="none" w:color="auto" w:sz="0" w:space="0"/>
-        <w:left w:val="none" w:color="auto" w:sz="0" w:space="0"/>
-        <w:bottom w:val="none" w:color="auto" w:sz="0" w:space="0"/>
-        <w:right w:val="none" w:color="auto" w:sz="0" w:space="0"/>
+        <w:top w:val="nil"/>
+        <w:left w:val="nil"/>
+        <w:bottom w:val="nil"/>
+        <w:right w:val="nil"/>
       </w:pBdr>
       <w:tabs>
         <w:tab w:val="center" w:pos="4153"/>
@@ -7226,41 +6987,37 @@
       <w:sz w:val="18"/>
     </w:rPr>
   </w:style>
-  <w:style w:type="paragraph" w:styleId="16">
+  <w:style w:type="paragraph" w:styleId="TOC1">
     <w:name w:val="toc 1"/>
-    <w:basedOn w:val="1"/>
-    <w:next w:val="1"/>
+    <w:basedOn w:val="Normal"/>
+    <w:next w:val="Normal"/>
     <w:qFormat/>
-    <w:uiPriority w:val="0"/>
     <w:rPr>
-      <w:rFonts w:ascii="Arial" w:hAnsi="Arial" w:eastAsia="Microsoft JhengHei"/>
+      <w:rFonts w:ascii="Arial" w:eastAsia="Microsoft JhengHei" w:hAnsi="Arial"/>
       <w:sz w:val="24"/>
     </w:rPr>
   </w:style>
-  <w:style w:type="paragraph" w:styleId="17">
+  <w:style w:type="paragraph" w:styleId="TOC2">
     <w:name w:val="toc 2"/>
-    <w:basedOn w:val="1"/>
-    <w:next w:val="1"/>
+    <w:basedOn w:val="Normal"/>
+    <w:next w:val="Normal"/>
     <w:qFormat/>
-    <w:uiPriority w:val="0"/>
     <w:pPr>
       <w:ind w:left="420" w:leftChars="200"/>
     </w:pPr>
   </w:style>
-  <w:style w:type="paragraph" w:styleId="18">
+  <w:style w:type="paragraph" w:styleId="NormalWeb">
     <w:name w:val="Normal (Web)"/>
-    <w:basedOn w:val="1"/>
+    <w:basedOn w:val="Normal"/>
     <w:qFormat/>
-    <w:uiPriority w:val="0"/>
     <w:rPr>
       <w:sz w:val="24"/>
     </w:rPr>
   </w:style>
-  <w:style w:type="paragraph" w:styleId="19">
+  <w:style w:type="paragraph" w:styleId="Title">
     <w:name w:val="Title"/>
-    <w:basedOn w:val="1"/>
+    <w:basedOn w:val="Normal"/>
     <w:qFormat/>
-    <w:uiPriority w:val="0"/>
     <w:pPr>
       <w:spacing w:before="240" w:beforeLines="0" w:beforeAutospacing="0" w:after="60" w:afterLines="0" w:afterAutospacing="0"/>
       <w:jc w:val="center"/>
@@ -7272,73 +7029,68 @@
       <w:sz w:val="32"/>
     </w:rPr>
   </w:style>
-  <w:style w:type="table" w:styleId="21">
+  <w:style w:type="table" w:styleId="TableGrid">
     <w:name w:val="Table Grid"/>
-    <w:basedOn w:val="20"/>
+    <w:basedOn w:val="TableNormal"/>
     <w:qFormat/>
-    <w:uiPriority w:val="0"/>
     <w:pPr>
       <w:widowControl w:val="0"/>
       <w:jc w:val="both"/>
     </w:pPr>
     <w:tblPr>
       <w:tblBorders>
-        <w:top w:val="single" w:color="auto" w:sz="4" w:space="0"/>
-        <w:left w:val="single" w:color="auto" w:sz="4" w:space="0"/>
-        <w:bottom w:val="single" w:color="auto" w:sz="4" w:space="0"/>
-        <w:right w:val="single" w:color="auto" w:sz="4" w:space="0"/>
-        <w:insideH w:val="single" w:color="auto" w:sz="4" w:space="0"/>
-        <w:insideV w:val="single" w:color="auto" w:sz="4" w:space="0"/>
+        <w:top w:val="single" w:sz="4" w:space="0" w:color="auto"/>
+        <w:left w:val="single" w:sz="4" w:space="0" w:color="auto"/>
+        <w:bottom w:val="single" w:sz="4" w:space="0" w:color="auto"/>
+        <w:right w:val="single" w:sz="4" w:space="0" w:color="auto"/>
+        <w:insideH w:val="single" w:sz="4" w:space="0" w:color="auto"/>
+        <w:insideV w:val="single" w:sz="4" w:space="0" w:color="auto"/>
       </w:tblBorders>
     </w:tblPr>
   </w:style>
-  <w:style w:type="character" w:styleId="23">
+  <w:style w:type="character" w:styleId="Strong">
     <w:name w:val="Strong"/>
-    <w:basedOn w:val="22"/>
+    <w:basedOn w:val="DefaultParagraphFont"/>
     <w:qFormat/>
-    <w:uiPriority w:val="0"/>
     <w:rPr>
       <w:b/>
     </w:rPr>
   </w:style>
-  <w:style w:type="paragraph" w:customStyle="1" w:styleId="24">
+  <w:style w:type="paragraph" w:customStyle="1" w:styleId="a">
     <w:name w:val="柴_公司名"/>
-    <w:basedOn w:val="19"/>
+    <w:basedOn w:val="Title"/>
     <w:qFormat/>
-    <w:uiPriority w:val="0"/>
     <w:pPr>
       <w:spacing w:after="600" w:afterLines="600"/>
     </w:pPr>
     <w:rPr>
-      <w:rFonts w:hint="eastAsia" w:ascii="宋体" w:hAnsi="宋体" w:eastAsia="宋体" w:cs="宋体"/>
+      <w:rFonts w:ascii="宋体" w:eastAsia="宋体" w:hAnsi="宋体" w:cs="宋体" w:hint="eastAsia"/>
       <w:bCs/>
       <w:spacing w:val="-6"/>
       <w:sz w:val="52"/>
       <w:szCs w:val="52"/>
     </w:rPr>
   </w:style>
-  <w:style w:type="paragraph" w:customStyle="1" w:styleId="25">
+  <w:style w:type="paragraph" w:customStyle="1" w:styleId="a0">
     <w:name w:val="柴_文档名"/>
-    <w:basedOn w:val="19"/>
+    <w:basedOn w:val="Title"/>
     <w:qFormat/>
-    <w:uiPriority w:val="0"/>
     <w:pPr>
       <w:spacing w:after="900" w:afterLines="900"/>
     </w:pPr>
     <w:rPr>
-      <w:rFonts w:ascii="黑体" w:hAnsi="黑体" w:eastAsia="黑体" w:cs="黑体"/>
+      <w:rFonts w:ascii="黑体" w:eastAsia="黑体" w:hAnsi="黑体" w:cs="黑体"/>
       <w:bCs/>
       <w:spacing w:val="-7"/>
       <w:sz w:val="52"/>
       <w:szCs w:val="52"/>
     </w:rPr>
   </w:style>
-  <w:style w:type="table" w:customStyle="1" w:styleId="26">
+  <w:style w:type="table" w:customStyle="1" w:styleId="TableNormal0">
     <w:name w:val="Table Normal_0"/>
     <w:semiHidden/>
     <w:unhideWhenUsed/>
     <w:qFormat/>
-    <w:uiPriority w:val="0"/>
     <w:tblPr>
       <w:tblCellMar>
         <w:top w:w="0" w:type="dxa"/>
@@ -7348,87 +7100,81 @@
       </w:tblCellMar>
     </w:tblPr>
   </w:style>
-  <w:style w:type="paragraph" w:customStyle="1" w:styleId="27">
+  <w:style w:type="paragraph" w:customStyle="1" w:styleId="TableText">
     <w:name w:val="Table Text"/>
-    <w:basedOn w:val="1"/>
+    <w:basedOn w:val="Normal"/>
     <w:semiHidden/>
     <w:qFormat/>
-    <w:uiPriority w:val="0"/>
     <w:rPr>
-      <w:rFonts w:ascii="宋体" w:hAnsi="宋体" w:eastAsia="宋体" w:cs="宋体"/>
+      <w:rFonts w:ascii="宋体" w:eastAsia="宋体" w:hAnsi="宋体" w:cs="宋体"/>
       <w:sz w:val="21"/>
       <w:szCs w:val="21"/>
       <w:lang w:val="en-US" w:eastAsia="en-US" w:bidi="ar-SA"/>
     </w:rPr>
   </w:style>
-  <w:style w:type="paragraph" w:customStyle="1" w:styleId="28">
+  <w:style w:type="paragraph" w:customStyle="1" w:styleId="1">
     <w:name w:val="柴_标题1"/>
-    <w:basedOn w:val="2"/>
-    <w:next w:val="29"/>
-    <w:link w:val="38"/>
+    <w:basedOn w:val="Heading1"/>
+    <w:next w:val="a1"/>
+    <w:link w:val="1Char"/>
     <w:qFormat/>
-    <w:uiPriority w:val="0"/>
     <w:pPr>
       <w:spacing w:before="100" w:after="90" w:line="360" w:lineRule="auto"/>
     </w:pPr>
     <w:rPr>
-      <w:rFonts w:ascii="Arial" w:hAnsi="Arial" w:eastAsia="宋体"/>
+      <w:rFonts w:ascii="Arial" w:eastAsia="宋体" w:hAnsi="Arial"/>
       <w:sz w:val="32"/>
     </w:rPr>
   </w:style>
-  <w:style w:type="paragraph" w:customStyle="1" w:styleId="29">
+  <w:style w:type="paragraph" w:customStyle="1" w:styleId="a1">
     <w:name w:val="柴_正文"/>
-    <w:basedOn w:val="12"/>
-    <w:link w:val="42"/>
+    <w:basedOn w:val="BodyText"/>
+    <w:link w:val="Char"/>
     <w:qFormat/>
-    <w:uiPriority w:val="0"/>
     <w:pPr>
       <w:spacing w:line="360" w:lineRule="auto"/>
       <w:ind w:firstLine="470" w:firstLineChars="200"/>
     </w:pPr>
     <w:rPr>
-      <w:rFonts w:ascii="Arial" w:hAnsi="Arial" w:eastAsia="宋体"/>
+      <w:rFonts w:ascii="Arial" w:eastAsia="宋体" w:hAnsi="Arial"/>
       <w:sz w:val="24"/>
       <w:lang w:eastAsia="zh-CN"/>
     </w:rPr>
   </w:style>
-  <w:style w:type="paragraph" w:customStyle="1" w:styleId="30">
+  <w:style w:type="paragraph" w:customStyle="1" w:styleId="2">
     <w:name w:val="柴_标题2"/>
-    <w:basedOn w:val="3"/>
-    <w:next w:val="29"/>
+    <w:basedOn w:val="Heading2"/>
+    <w:next w:val="a1"/>
     <w:qFormat/>
-    <w:uiPriority w:val="0"/>
     <w:pPr>
       <w:spacing w:line="360" w:lineRule="auto"/>
     </w:pPr>
     <w:rPr>
-      <w:rFonts w:ascii="Arial" w:hAnsi="Arial" w:eastAsia="宋体"/>
+      <w:rFonts w:ascii="Arial" w:eastAsia="宋体" w:hAnsi="Arial"/>
       <w:sz w:val="28"/>
     </w:rPr>
   </w:style>
-  <w:style w:type="paragraph" w:customStyle="1" w:styleId="31">
+  <w:style w:type="paragraph" w:customStyle="1" w:styleId="3">
     <w:name w:val="柴_标题3"/>
-    <w:basedOn w:val="4"/>
-    <w:next w:val="29"/>
+    <w:basedOn w:val="Heading3"/>
+    <w:next w:val="a1"/>
     <w:qFormat/>
-    <w:uiPriority w:val="0"/>
     <w:pPr>
       <w:spacing w:line="360" w:lineRule="auto"/>
       <w:ind w:left="0" w:firstLine="472" w:firstLineChars="200"/>
     </w:pPr>
     <w:rPr>
-      <w:rFonts w:ascii="宋体" w:hAnsi="宋体" w:eastAsia="宋体" w:cs="宋体"/>
+      <w:rFonts w:ascii="宋体" w:eastAsia="宋体" w:hAnsi="宋体" w:cs="宋体"/>
       <w:spacing w:val="-2"/>
       <w:sz w:val="24"/>
       <w:szCs w:val="24"/>
     </w:rPr>
   </w:style>
-  <w:style w:type="paragraph" w:customStyle="1" w:styleId="32">
+  <w:style w:type="paragraph" w:customStyle="1" w:styleId="a2">
     <w:name w:val="柴_目录"/>
-    <w:basedOn w:val="1"/>
-    <w:next w:val="12"/>
+    <w:basedOn w:val="Normal"/>
+    <w:next w:val="BodyText"/>
     <w:qFormat/>
-    <w:uiPriority w:val="0"/>
     <w:pPr>
       <w:tabs>
         <w:tab w:val="right" w:leader="dot" w:pos="8442"/>
@@ -7436,64 +7182,59 @@
       <w:ind w:left="0" w:leftChars="0"/>
     </w:pPr>
     <w:rPr>
-      <w:rFonts w:ascii="Arial" w:hAnsi="Arial" w:eastAsia="Microsoft JhengHei"/>
+      <w:rFonts w:ascii="Arial" w:eastAsia="Microsoft JhengHei" w:hAnsi="Arial"/>
       <w:sz w:val="24"/>
     </w:rPr>
   </w:style>
-  <w:style w:type="paragraph" w:customStyle="1" w:styleId="33">
+  <w:style w:type="paragraph" w:customStyle="1" w:styleId="WPSOffice1">
     <w:name w:val="WPSOffice手动目录 1"/>
     <w:qFormat/>
-    <w:uiPriority w:val="0"/>
     <w:pPr>
       <w:ind w:leftChars="0"/>
     </w:pPr>
     <w:rPr>
-      <w:rFonts w:ascii="Times New Roman" w:hAnsi="Times New Roman" w:eastAsia="宋体" w:cs="Times New Roman"/>
+      <w:rFonts w:ascii="Times New Roman" w:eastAsia="宋体" w:hAnsi="Times New Roman" w:cs="Times New Roman"/>
       <w:sz w:val="20"/>
       <w:szCs w:val="20"/>
     </w:rPr>
   </w:style>
-  <w:style w:type="paragraph" w:customStyle="1" w:styleId="34">
+  <w:style w:type="paragraph" w:customStyle="1" w:styleId="WPSOffice2">
     <w:name w:val="WPSOffice手动目录 2"/>
     <w:qFormat/>
-    <w:uiPriority w:val="0"/>
     <w:pPr>
       <w:ind w:leftChars="200"/>
     </w:pPr>
     <w:rPr>
-      <w:rFonts w:ascii="Times New Roman" w:hAnsi="Times New Roman" w:eastAsia="宋体" w:cs="Times New Roman"/>
+      <w:rFonts w:ascii="Times New Roman" w:eastAsia="宋体" w:hAnsi="Times New Roman" w:cs="Times New Roman"/>
       <w:sz w:val="20"/>
       <w:szCs w:val="20"/>
     </w:rPr>
   </w:style>
-  <w:style w:type="paragraph" w:customStyle="1" w:styleId="35">
+  <w:style w:type="paragraph" w:customStyle="1" w:styleId="WPSOffice3">
     <w:name w:val="WPSOffice手动目录 3"/>
     <w:qFormat/>
-    <w:uiPriority w:val="0"/>
     <w:pPr>
       <w:ind w:leftChars="400"/>
     </w:pPr>
     <w:rPr>
-      <w:rFonts w:ascii="Times New Roman" w:hAnsi="Times New Roman" w:eastAsia="宋体" w:cs="Times New Roman"/>
+      <w:rFonts w:ascii="Times New Roman" w:eastAsia="宋体" w:hAnsi="Times New Roman" w:cs="Times New Roman"/>
       <w:sz w:val="20"/>
       <w:szCs w:val="20"/>
     </w:rPr>
   </w:style>
-  <w:style w:type="paragraph" w:customStyle="1" w:styleId="36">
+  <w:style w:type="paragraph" w:customStyle="1" w:styleId="Compact">
     <w:name w:val="Compact"/>
-    <w:basedOn w:val="12"/>
+    <w:basedOn w:val="BodyText"/>
     <w:qFormat/>
-    <w:uiPriority w:val="0"/>
     <w:pPr>
       <w:spacing w:before="36" w:after="36"/>
     </w:pPr>
   </w:style>
-  <w:style w:type="table" w:customStyle="1" w:styleId="37">
+  <w:style w:type="table" w:customStyle="1" w:styleId="Table">
     <w:name w:val="Table"/>
     <w:semiHidden/>
     <w:unhideWhenUsed/>
     <w:qFormat/>
-    <w:uiPriority w:val="0"/>
     <w:tblPr>
       <w:tblCellMar>
         <w:top w:w="0" w:type="dxa"/>
@@ -7505,28 +7246,26 @@
     <w:tblStylePr w:type="firstRow">
       <w:tcPr>
         <w:tcBorders>
-          <w:bottom w:val="single" w:color="auto" w:sz="0" w:space="0"/>
+          <w:bottom w:val="single" w:sz="0" w:space="0" w:color="auto"/>
         </w:tcBorders>
         <w:vAlign w:val="bottom"/>
       </w:tcPr>
     </w:tblStylePr>
   </w:style>
-  <w:style w:type="character" w:customStyle="1" w:styleId="38">
+  <w:style w:type="character" w:customStyle="1" w:styleId="1Char">
     <w:name w:val="柴_标题1 Char"/>
-    <w:link w:val="28"/>
+    <w:link w:val="1"/>
     <w:qFormat/>
-    <w:uiPriority w:val="0"/>
     <w:rPr>
-      <w:rFonts w:ascii="Arial" w:hAnsi="Arial" w:eastAsia="宋体"/>
+      <w:rFonts w:ascii="Arial" w:eastAsia="宋体" w:hAnsi="Arial"/>
       <w:sz w:val="32"/>
     </w:rPr>
   </w:style>
-  <w:style w:type="table" w:customStyle="1" w:styleId="39">
+  <w:style w:type="table" w:customStyle="1" w:styleId="TableNormal1">
     <w:name w:val="Table Normal_1"/>
     <w:semiHidden/>
     <w:unhideWhenUsed/>
     <w:qFormat/>
-    <w:uiPriority w:val="0"/>
     <w:tblPr>
       <w:tblCellMar>
         <w:top w:w="0" w:type="dxa"/>
@@ -7536,11 +7275,10 @@
       </w:tblCellMar>
     </w:tblPr>
   </w:style>
-  <w:style w:type="paragraph" w:customStyle="1" w:styleId="40">
+  <w:style w:type="paragraph" w:customStyle="1" w:styleId="a3">
     <w:name w:val="柴_正文_无缩进"/>
-    <w:basedOn w:val="1"/>
+    <w:basedOn w:val="Normal"/>
     <w:qFormat/>
-    <w:uiPriority w:val="0"/>
     <w:pPr>
       <w:ind w:firstLine="0" w:firstLineChars="0"/>
     </w:pPr>
@@ -7550,31 +7288,29 @@
       <w:lang w:eastAsia="zh-CN"/>
     </w:rPr>
   </w:style>
-  <w:style w:type="paragraph" w:customStyle="1" w:styleId="41">
+  <w:style w:type="paragraph" w:customStyle="1" w:styleId="4">
     <w:name w:val="柴_标题4"/>
-    <w:basedOn w:val="5"/>
-    <w:next w:val="1"/>
+    <w:basedOn w:val="Heading4"/>
+    <w:next w:val="Normal"/>
     <w:qFormat/>
-    <w:uiPriority w:val="0"/>
     <w:pPr>
       <w:widowControl w:val="0"/>
       <w:spacing w:before="160" w:line="360" w:lineRule="auto"/>
-      <w:ind w:left="981" w:leftChars="300" w:hanging="862"/>
+      <w:ind w:left="981" w:hanging="862" w:leftChars="300"/>
     </w:pPr>
     <w:rPr>
-      <w:rFonts w:hint="eastAsia" w:ascii="Calibri" w:hAnsi="Calibri" w:eastAsia="宋体" w:cs="宋体"/>
+      <w:rFonts w:ascii="Calibri" w:eastAsia="宋体" w:hAnsi="Calibri" w:cs="宋体" w:hint="eastAsia"/>
       <w:sz w:val="24"/>
       <w:szCs w:val="24"/>
       <w:lang w:eastAsia="zh-CN" w:bidi="zh-CN"/>
     </w:rPr>
   </w:style>
-  <w:style w:type="character" w:customStyle="1" w:styleId="42">
+  <w:style w:type="character" w:customStyle="1" w:styleId="Char">
     <w:name w:val="柴_正文 Char"/>
-    <w:link w:val="29"/>
+    <w:link w:val="a1"/>
     <w:qFormat/>
-    <w:uiPriority w:val="0"/>
     <w:rPr>
-      <w:rFonts w:ascii="Arial" w:hAnsi="Arial" w:eastAsia="宋体"/>
+      <w:rFonts w:ascii="Arial" w:eastAsia="宋体" w:hAnsi="Arial"/>
       <w:sz w:val="24"/>
       <w:lang w:eastAsia="zh-CN"/>
     </w:rPr>
